--- a/docs/norms/质量管理部业务资料/昌兴程序/SYCXQMS-P5-10 不合格品控制管理程序/正文.docx
+++ b/docs/norms/质量管理部业务资料/昌兴程序/SYCXQMS-P5-10 不合格品控制管理程序/正文.docx
@@ -1,6 +1,6 @@
 
 <file path=word/document.xml><?xml version="1.0" encoding="utf-8"?>
-<w:document xmlns:wpc="http://schemas.microsoft.com/office/word/2010/wordprocessingCanvas" xmlns:cx="http://schemas.microsoft.com/office/drawing/2014/chartex" xmlns:mc="http://schemas.openxmlformats.org/markup-compatibility/2006" xmlns:o="urn:schemas-microsoft-com:office:office" xmlns:r="http://schemas.openxmlformats.org/officeDocument/2006/relationships" xmlns:m="http://schemas.openxmlformats.org/officeDocument/2006/math" xmlns:v="urn:schemas-microsoft-com:vml" xmlns:wp14="http://schemas.microsoft.com/office/word/2010/wordprocessingDrawing" xmlns:wp="http://schemas.openxmlformats.org/drawingml/2006/wordprocessingDrawing" xmlns:w10="urn:schemas-microsoft-com:office:word" xmlns:w="http://schemas.openxmlformats.org/wordprocessingml/2006/main" xmlns:w14="http://schemas.microsoft.com/office/word/2010/wordml" xmlns:w15="http://schemas.microsoft.com/office/word/2012/wordml" xmlns:w16se="http://schemas.microsoft.com/office/word/2015/wordml/symex" xmlns:wpg="http://schemas.microsoft.com/office/word/2010/wordprocessingGroup" xmlns:wpi="http://schemas.microsoft.com/office/word/2010/wordprocessingInk" xmlns:wne="http://schemas.microsoft.com/office/word/2006/wordml" xmlns:wps="http://schemas.microsoft.com/office/word/2010/wordprocessingShape" mc:Ignorable="w14 w15 w16se wp14">
+<w:document xmlns:wpc="http://schemas.microsoft.com/office/word/2010/wordprocessingCanvas" xmlns:cx="http://schemas.microsoft.com/office/drawing/2014/chartex" xmlns:cx1="http://schemas.microsoft.com/office/drawing/2015/9/8/chartex" xmlns:cx2="http://schemas.microsoft.com/office/drawing/2015/10/21/chartex" xmlns:cx3="http://schemas.microsoft.com/office/drawing/2016/5/9/chartex" xmlns:cx4="http://schemas.microsoft.com/office/drawing/2016/5/10/chartex" xmlns:cx5="http://schemas.microsoft.com/office/drawing/2016/5/11/chartex" xmlns:cx6="http://schemas.microsoft.com/office/drawing/2016/5/12/chartex" xmlns:cx7="http://schemas.microsoft.com/office/drawing/2016/5/13/chartex" xmlns:cx8="http://schemas.microsoft.com/office/drawing/2016/5/14/chartex" xmlns:mc="http://schemas.openxmlformats.org/markup-compatibility/2006" xmlns:aink="http://schemas.microsoft.com/office/drawing/2016/ink" xmlns:am3d="http://schemas.microsoft.com/office/drawing/2017/model3d" xmlns:o="urn:schemas-microsoft-com:office:office" xmlns:oel="http://schemas.microsoft.com/office/2019/extlst" xmlns:r="http://schemas.openxmlformats.org/officeDocument/2006/relationships" xmlns:m="http://schemas.openxmlformats.org/officeDocument/2006/math" xmlns:v="urn:schemas-microsoft-com:vml" xmlns:wp14="http://schemas.microsoft.com/office/word/2010/wordprocessingDrawing" xmlns:wp="http://schemas.openxmlformats.org/drawingml/2006/wordprocessingDrawing" xmlns:w10="urn:schemas-microsoft-com:office:word" xmlns:w="http://schemas.openxmlformats.org/wordprocessingml/2006/main" xmlns:w14="http://schemas.microsoft.com/office/word/2010/wordml" xmlns:w15="http://schemas.microsoft.com/office/word/2012/wordml" xmlns:w16cex="http://schemas.microsoft.com/office/word/2018/wordml/cex" xmlns:w16cid="http://schemas.microsoft.com/office/word/2016/wordml/cid" xmlns:w16="http://schemas.microsoft.com/office/word/2018/wordml" xmlns:w16sdtdh="http://schemas.microsoft.com/office/word/2020/wordml/sdtdatahash" xmlns:w16se="http://schemas.microsoft.com/office/word/2015/wordml/symex" xmlns:wpg="http://schemas.microsoft.com/office/word/2010/wordprocessingGroup" xmlns:wpi="http://schemas.microsoft.com/office/word/2010/wordprocessingInk" xmlns:wne="http://schemas.microsoft.com/office/word/2006/wordml" xmlns:wps="http://schemas.microsoft.com/office/word/2010/wordprocessingShape" mc:Ignorable="w14 w15 w16se w16cid w16 w16cex w16sdtdh wp14">
   <w:background w:color="FFFFFF" w:themeColor="background1"/>
   <w:body>
     <w:p>
@@ -10,7 +10,7 @@
         <w:spacing w:beforeLines="100" w:before="312" w:afterLines="100" w:after="312" w:line="440" w:lineRule="exact"/>
         <w:outlineLvl w:val="0"/>
         <w:rPr>
-          <w:rFonts w:asciiTheme="minorEastAsia" w:eastAsiaTheme="minorEastAsia" w:hAnsiTheme="minorEastAsia"/>
+          <w:rFonts w:asciiTheme="minorEastAsia" w:eastAsiaTheme="minorEastAsia" w:hAnsiTheme="minorEastAsia" w:hint="eastAsia"/>
           <w:b/>
           <w:sz w:val="28"/>
           <w:lang w:eastAsia="zh-CN"/>
@@ -34,7 +34,7 @@
         <w:ind w:firstLineChars="200" w:firstLine="560"/>
         <w:outlineLvl w:val="0"/>
         <w:rPr>
-          <w:rFonts w:asciiTheme="minorEastAsia" w:eastAsiaTheme="minorEastAsia" w:hAnsiTheme="minorEastAsia"/>
+          <w:rFonts w:asciiTheme="minorEastAsia" w:eastAsiaTheme="minorEastAsia" w:hAnsiTheme="minorEastAsia" w:hint="eastAsia"/>
           <w:sz w:val="28"/>
           <w:lang w:eastAsia="zh-CN"/>
         </w:rPr>
@@ -55,7 +55,7 @@
         <w:spacing w:beforeLines="100" w:before="312" w:afterLines="100" w:after="312" w:line="440" w:lineRule="exact"/>
         <w:outlineLvl w:val="0"/>
         <w:rPr>
-          <w:rFonts w:asciiTheme="minorEastAsia" w:eastAsiaTheme="minorEastAsia" w:hAnsiTheme="minorEastAsia"/>
+          <w:rFonts w:asciiTheme="minorEastAsia" w:eastAsiaTheme="minorEastAsia" w:hAnsiTheme="minorEastAsia" w:hint="eastAsia"/>
           <w:b/>
           <w:sz w:val="28"/>
           <w:lang w:eastAsia="zh-CN"/>
@@ -79,7 +79,7 @@
         <w:ind w:firstLineChars="200" w:firstLine="560"/>
         <w:outlineLvl w:val="0"/>
         <w:rPr>
-          <w:rFonts w:asciiTheme="minorEastAsia" w:eastAsiaTheme="minorEastAsia" w:hAnsiTheme="minorEastAsia"/>
+          <w:rFonts w:asciiTheme="minorEastAsia" w:eastAsiaTheme="minorEastAsia" w:hAnsiTheme="minorEastAsia" w:hint="eastAsia"/>
           <w:sz w:val="28"/>
           <w:lang w:eastAsia="zh-CN"/>
         </w:rPr>
@@ -100,7 +100,7 @@
         <w:spacing w:beforeLines="100" w:before="312" w:afterLines="100" w:after="312" w:line="440" w:lineRule="exact"/>
         <w:outlineLvl w:val="0"/>
         <w:rPr>
-          <w:rFonts w:asciiTheme="minorEastAsia" w:eastAsiaTheme="minorEastAsia" w:hAnsiTheme="minorEastAsia"/>
+          <w:rFonts w:asciiTheme="minorEastAsia" w:eastAsiaTheme="minorEastAsia" w:hAnsiTheme="minorEastAsia" w:hint="eastAsia"/>
           <w:b/>
           <w:sz w:val="28"/>
           <w:lang w:eastAsia="zh-CN"/>
@@ -118,7 +118,7 @@
     </w:p>
     <w:tbl>
       <w:tblPr>
-        <w:tblW w:w="8931" w:type="dxa"/>
+        <w:tblW w:w="8017" w:type="dxa"/>
         <w:tblBorders>
           <w:top w:val="single" w:sz="4" w:space="0" w:color="auto"/>
           <w:left w:val="single" w:sz="4" w:space="0" w:color="auto"/>
@@ -131,7 +131,6 @@
         <w:tblLook w:val="04A0" w:firstRow="1" w:lastRow="0" w:firstColumn="1" w:lastColumn="0" w:noHBand="0" w:noVBand="1"/>
       </w:tblPr>
       <w:tblGrid>
-        <w:gridCol w:w="914"/>
         <w:gridCol w:w="1365"/>
         <w:gridCol w:w="6652"/>
       </w:tblGrid>
@@ -141,33 +140,6 @@
         </w:trPr>
         <w:tc>
           <w:tcPr>
-            <w:tcW w:w="914" w:type="dxa"/>
-          </w:tcPr>
-          <w:p>
-            <w:pPr>
-              <w:widowControl w:val="0"/>
-              <w:spacing w:line="360" w:lineRule="auto"/>
-              <w:jc w:val="center"/>
-              <w:rPr>
-                <w:rFonts w:asciiTheme="minorEastAsia" w:eastAsiaTheme="minorEastAsia" w:hAnsiTheme="minorEastAsia"/>
-                <w:sz w:val="28"/>
-                <w:szCs w:val="28"/>
-                <w:lang w:eastAsia="zh-CN"/>
-              </w:rPr>
-            </w:pPr>
-            <w:r>
-              <w:rPr>
-                <w:rFonts w:asciiTheme="minorEastAsia" w:eastAsiaTheme="minorEastAsia" w:hAnsiTheme="minorEastAsia" w:hint="eastAsia"/>
-                <w:sz w:val="28"/>
-                <w:szCs w:val="28"/>
-                <w:lang w:eastAsia="zh-CN"/>
-              </w:rPr>
-              <w:t>序号</w:t>
-            </w:r>
-          </w:p>
-        </w:tc>
-        <w:tc>
-          <w:tcPr>
             <w:tcW w:w="1365" w:type="dxa"/>
           </w:tcPr>
           <w:p>
@@ -176,7 +148,7 @@
               <w:spacing w:line="360" w:lineRule="auto"/>
               <w:jc w:val="center"/>
               <w:rPr>
-                <w:rFonts w:asciiTheme="minorEastAsia" w:eastAsiaTheme="minorEastAsia" w:hAnsiTheme="minorEastAsia"/>
+                <w:rFonts w:asciiTheme="minorEastAsia" w:eastAsiaTheme="minorEastAsia" w:hAnsiTheme="minorEastAsia" w:hint="eastAsia"/>
                 <w:sz w:val="28"/>
                 <w:szCs w:val="28"/>
                 <w:lang w:eastAsia="zh-CN"/>
@@ -203,7 +175,7 @@
               <w:spacing w:line="360" w:lineRule="auto"/>
               <w:jc w:val="center"/>
               <w:rPr>
-                <w:rFonts w:asciiTheme="minorEastAsia" w:eastAsiaTheme="minorEastAsia" w:hAnsiTheme="minorEastAsia"/>
+                <w:rFonts w:asciiTheme="minorEastAsia" w:eastAsiaTheme="minorEastAsia" w:hAnsiTheme="minorEastAsia" w:hint="eastAsia"/>
                 <w:sz w:val="28"/>
                 <w:szCs w:val="28"/>
                 <w:lang w:eastAsia="zh-CN"/>
@@ -227,36 +199,13 @@
         </w:trPr>
         <w:tc>
           <w:tcPr>
-            <w:tcW w:w="914" w:type="dxa"/>
-          </w:tcPr>
-          <w:p>
-            <w:pPr>
-              <w:spacing w:line="440" w:lineRule="exact"/>
-              <w:rPr>
-                <w:rFonts w:asciiTheme="minorEastAsia" w:eastAsiaTheme="minorEastAsia" w:hAnsiTheme="minorEastAsia"/>
-                <w:sz w:val="28"/>
-                <w:szCs w:val="28"/>
-              </w:rPr>
-            </w:pPr>
-            <w:r>
-              <w:rPr>
-                <w:rFonts w:asciiTheme="minorEastAsia" w:eastAsiaTheme="minorEastAsia" w:hAnsiTheme="minorEastAsia"/>
-                <w:sz w:val="28"/>
-                <w:szCs w:val="28"/>
-              </w:rPr>
-              <w:t>1</w:t>
-            </w:r>
-          </w:p>
-        </w:tc>
-        <w:tc>
-          <w:tcPr>
             <w:tcW w:w="1365" w:type="dxa"/>
           </w:tcPr>
           <w:p>
             <w:pPr>
               <w:spacing w:line="440" w:lineRule="exact"/>
               <w:rPr>
-                <w:rFonts w:asciiTheme="minorEastAsia" w:eastAsiaTheme="minorEastAsia" w:hAnsiTheme="minorEastAsia"/>
+                <w:rFonts w:asciiTheme="minorEastAsia" w:eastAsiaTheme="minorEastAsia" w:hAnsiTheme="minorEastAsia" w:hint="eastAsia"/>
                 <w:sz w:val="28"/>
                 <w:szCs w:val="28"/>
                 <w:lang w:eastAsia="zh-CN"/>
@@ -283,7 +232,7 @@
             <w:pPr>
               <w:spacing w:line="440" w:lineRule="exact"/>
               <w:rPr>
-                <w:rFonts w:asciiTheme="minorEastAsia" w:eastAsiaTheme="minorEastAsia" w:hAnsiTheme="minorEastAsia"/>
+                <w:rFonts w:asciiTheme="minorEastAsia" w:eastAsiaTheme="minorEastAsia" w:hAnsiTheme="minorEastAsia" w:hint="eastAsia"/>
                 <w:sz w:val="28"/>
                 <w:szCs w:val="28"/>
                 <w:lang w:eastAsia="zh-CN"/>
@@ -307,38 +256,13 @@
         </w:trPr>
         <w:tc>
           <w:tcPr>
-            <w:tcW w:w="914" w:type="dxa"/>
-          </w:tcPr>
-          <w:p>
-            <w:pPr>
-              <w:spacing w:line="440" w:lineRule="exact"/>
-              <w:rPr>
-                <w:rFonts w:asciiTheme="minorEastAsia" w:eastAsiaTheme="minorEastAsia" w:hAnsiTheme="minorEastAsia"/>
-                <w:sz w:val="28"/>
-                <w:szCs w:val="28"/>
-                <w:lang w:eastAsia="zh-CN"/>
-              </w:rPr>
-            </w:pPr>
-            <w:r>
-              <w:rPr>
-                <w:rFonts w:asciiTheme="minorEastAsia" w:eastAsiaTheme="minorEastAsia" w:hAnsiTheme="minorEastAsia" w:hint="eastAsia"/>
-                <w:sz w:val="28"/>
-                <w:szCs w:val="28"/>
-                <w:lang w:eastAsia="zh-CN"/>
-              </w:rPr>
-              <w:t>2</w:t>
-            </w:r>
-          </w:p>
-        </w:tc>
-        <w:tc>
-          <w:tcPr>
             <w:tcW w:w="1365" w:type="dxa"/>
           </w:tcPr>
           <w:p>
             <w:pPr>
               <w:spacing w:line="440" w:lineRule="exact"/>
               <w:rPr>
-                <w:rFonts w:asciiTheme="minorEastAsia" w:eastAsiaTheme="minorEastAsia" w:hAnsiTheme="minorEastAsia" w:cs="Arial"/>
+                <w:rFonts w:asciiTheme="minorEastAsia" w:eastAsiaTheme="minorEastAsia" w:hAnsiTheme="minorEastAsia" w:cs="Arial" w:hint="eastAsia"/>
                 <w:sz w:val="28"/>
                 <w:szCs w:val="28"/>
                 <w:shd w:val="clear" w:color="auto" w:fill="FFFFFF"/>
@@ -365,7 +289,7 @@
             <w:pPr>
               <w:spacing w:line="440" w:lineRule="exact"/>
               <w:rPr>
-                <w:rFonts w:asciiTheme="minorEastAsia" w:eastAsiaTheme="minorEastAsia" w:hAnsiTheme="minorEastAsia"/>
+                <w:rFonts w:asciiTheme="minorEastAsia" w:eastAsiaTheme="minorEastAsia" w:hAnsiTheme="minorEastAsia" w:hint="eastAsia"/>
                 <w:sz w:val="28"/>
                 <w:szCs w:val="28"/>
                 <w:lang w:eastAsia="zh-CN"/>
@@ -409,38 +333,13 @@
         </w:trPr>
         <w:tc>
           <w:tcPr>
-            <w:tcW w:w="914" w:type="dxa"/>
-          </w:tcPr>
-          <w:p>
-            <w:pPr>
-              <w:spacing w:line="440" w:lineRule="exact"/>
-              <w:rPr>
-                <w:rFonts w:asciiTheme="minorEastAsia" w:eastAsiaTheme="minorEastAsia" w:hAnsiTheme="minorEastAsia"/>
-                <w:sz w:val="28"/>
-                <w:szCs w:val="28"/>
-                <w:lang w:eastAsia="zh-CN"/>
-              </w:rPr>
-            </w:pPr>
-            <w:r>
-              <w:rPr>
-                <w:rFonts w:asciiTheme="minorEastAsia" w:eastAsiaTheme="minorEastAsia" w:hAnsiTheme="minorEastAsia" w:hint="eastAsia"/>
-                <w:sz w:val="28"/>
-                <w:szCs w:val="28"/>
-                <w:lang w:eastAsia="zh-CN"/>
-              </w:rPr>
-              <w:t>3</w:t>
-            </w:r>
-          </w:p>
-        </w:tc>
-        <w:tc>
-          <w:tcPr>
             <w:tcW w:w="1365" w:type="dxa"/>
           </w:tcPr>
           <w:p>
             <w:pPr>
               <w:spacing w:line="440" w:lineRule="exact"/>
               <w:rPr>
-                <w:rFonts w:asciiTheme="minorEastAsia" w:eastAsiaTheme="minorEastAsia" w:hAnsiTheme="minorEastAsia" w:cs="Arial"/>
+                <w:rFonts w:asciiTheme="minorEastAsia" w:eastAsiaTheme="minorEastAsia" w:hAnsiTheme="minorEastAsia" w:cs="Arial" w:hint="eastAsia"/>
                 <w:sz w:val="28"/>
                 <w:szCs w:val="28"/>
                 <w:shd w:val="clear" w:color="auto" w:fill="FFFFFF"/>
@@ -467,7 +366,7 @@
             <w:pPr>
               <w:spacing w:line="440" w:lineRule="exact"/>
               <w:rPr>
-                <w:rFonts w:asciiTheme="minorEastAsia" w:eastAsiaTheme="minorEastAsia" w:hAnsiTheme="minorEastAsia"/>
+                <w:rFonts w:asciiTheme="minorEastAsia" w:eastAsiaTheme="minorEastAsia" w:hAnsiTheme="minorEastAsia" w:hint="eastAsia"/>
                 <w:sz w:val="28"/>
                 <w:szCs w:val="28"/>
                 <w:lang w:eastAsia="zh-CN"/>
@@ -491,38 +390,13 @@
         </w:trPr>
         <w:tc>
           <w:tcPr>
-            <w:tcW w:w="914" w:type="dxa"/>
-          </w:tcPr>
-          <w:p>
-            <w:pPr>
-              <w:spacing w:line="440" w:lineRule="exact"/>
-              <w:rPr>
-                <w:rFonts w:asciiTheme="minorEastAsia" w:eastAsiaTheme="minorEastAsia" w:hAnsiTheme="minorEastAsia"/>
-                <w:sz w:val="28"/>
-                <w:szCs w:val="28"/>
-                <w:lang w:eastAsia="zh-CN"/>
-              </w:rPr>
-            </w:pPr>
-            <w:r>
-              <w:rPr>
-                <w:rFonts w:asciiTheme="minorEastAsia" w:eastAsiaTheme="minorEastAsia" w:hAnsiTheme="minorEastAsia" w:hint="eastAsia"/>
-                <w:sz w:val="28"/>
-                <w:szCs w:val="28"/>
-                <w:lang w:eastAsia="zh-CN"/>
-              </w:rPr>
-              <w:t>4</w:t>
-            </w:r>
-          </w:p>
-        </w:tc>
-        <w:tc>
-          <w:tcPr>
             <w:tcW w:w="1365" w:type="dxa"/>
           </w:tcPr>
           <w:p>
             <w:pPr>
               <w:spacing w:line="440" w:lineRule="exact"/>
               <w:rPr>
-                <w:rFonts w:asciiTheme="minorEastAsia" w:eastAsiaTheme="minorEastAsia" w:hAnsiTheme="minorEastAsia" w:cs="Arial"/>
+                <w:rFonts w:asciiTheme="minorEastAsia" w:eastAsiaTheme="minorEastAsia" w:hAnsiTheme="minorEastAsia" w:cs="Arial" w:hint="eastAsia"/>
                 <w:sz w:val="28"/>
                 <w:szCs w:val="28"/>
                 <w:shd w:val="clear" w:color="auto" w:fill="FFFFFF"/>
@@ -549,7 +423,7 @@
             <w:pPr>
               <w:spacing w:line="440" w:lineRule="exact"/>
               <w:rPr>
-                <w:rFonts w:asciiTheme="minorEastAsia" w:eastAsiaTheme="minorEastAsia" w:hAnsiTheme="minorEastAsia"/>
+                <w:rFonts w:asciiTheme="minorEastAsia" w:eastAsiaTheme="minorEastAsia" w:hAnsiTheme="minorEastAsia" w:hint="eastAsia"/>
                 <w:sz w:val="28"/>
                 <w:szCs w:val="28"/>
                 <w:lang w:eastAsia="zh-CN"/>
@@ -573,38 +447,13 @@
         </w:trPr>
         <w:tc>
           <w:tcPr>
-            <w:tcW w:w="914" w:type="dxa"/>
-          </w:tcPr>
-          <w:p>
-            <w:pPr>
-              <w:spacing w:line="440" w:lineRule="exact"/>
-              <w:rPr>
-                <w:rFonts w:asciiTheme="minorEastAsia" w:eastAsiaTheme="minorEastAsia" w:hAnsiTheme="minorEastAsia"/>
-                <w:sz w:val="28"/>
-                <w:szCs w:val="28"/>
-                <w:lang w:eastAsia="zh-CN"/>
-              </w:rPr>
-            </w:pPr>
-            <w:r>
-              <w:rPr>
-                <w:rFonts w:asciiTheme="minorEastAsia" w:eastAsiaTheme="minorEastAsia" w:hAnsiTheme="minorEastAsia" w:hint="eastAsia"/>
-                <w:sz w:val="28"/>
-                <w:szCs w:val="28"/>
-                <w:lang w:eastAsia="zh-CN"/>
-              </w:rPr>
-              <w:t>5</w:t>
-            </w:r>
-          </w:p>
-        </w:tc>
-        <w:tc>
-          <w:tcPr>
             <w:tcW w:w="1365" w:type="dxa"/>
           </w:tcPr>
           <w:p>
             <w:pPr>
               <w:spacing w:line="440" w:lineRule="exact"/>
               <w:rPr>
-                <w:rFonts w:asciiTheme="minorEastAsia" w:eastAsiaTheme="minorEastAsia" w:hAnsiTheme="minorEastAsia" w:cs="Arial"/>
+                <w:rFonts w:asciiTheme="minorEastAsia" w:eastAsiaTheme="minorEastAsia" w:hAnsiTheme="minorEastAsia" w:cs="Arial" w:hint="eastAsia"/>
                 <w:sz w:val="28"/>
                 <w:szCs w:val="28"/>
                 <w:shd w:val="clear" w:color="auto" w:fill="FFFFFF"/>
@@ -631,7 +480,7 @@
             <w:pPr>
               <w:spacing w:line="440" w:lineRule="exact"/>
               <w:rPr>
-                <w:rFonts w:asciiTheme="minorEastAsia" w:eastAsiaTheme="minorEastAsia" w:hAnsiTheme="minorEastAsia"/>
+                <w:rFonts w:asciiTheme="minorEastAsia" w:eastAsiaTheme="minorEastAsia" w:hAnsiTheme="minorEastAsia" w:hint="eastAsia"/>
                 <w:sz w:val="28"/>
                 <w:szCs w:val="28"/>
                 <w:lang w:eastAsia="zh-CN"/>
@@ -655,46 +504,32 @@
         </w:trPr>
         <w:tc>
           <w:tcPr>
-            <w:tcW w:w="914" w:type="dxa"/>
-          </w:tcPr>
-          <w:p>
-            <w:pPr>
-              <w:spacing w:line="440" w:lineRule="exact"/>
-              <w:rPr>
-                <w:rFonts w:asciiTheme="minorEastAsia" w:eastAsiaTheme="minorEastAsia" w:hAnsiTheme="minorEastAsia"/>
-                <w:sz w:val="28"/>
-                <w:szCs w:val="28"/>
-                <w:lang w:eastAsia="zh-CN"/>
-              </w:rPr>
-            </w:pPr>
-            <w:r>
-              <w:rPr>
-                <w:rFonts w:asciiTheme="minorEastAsia" w:eastAsiaTheme="minorEastAsia" w:hAnsiTheme="minorEastAsia"/>
-                <w:sz w:val="28"/>
-                <w:szCs w:val="28"/>
-                <w:lang w:eastAsia="zh-CN"/>
-              </w:rPr>
-              <w:lastRenderedPageBreak/>
-              <w:t>6</w:t>
-            </w:r>
-          </w:p>
-        </w:tc>
-        <w:tc>
-          <w:tcPr>
             <w:tcW w:w="1365" w:type="dxa"/>
           </w:tcPr>
           <w:p>
             <w:pPr>
               <w:spacing w:line="440" w:lineRule="exact"/>
               <w:rPr>
+                <w:rFonts w:asciiTheme="minorEastAsia" w:eastAsiaTheme="minorEastAsia" w:hAnsiTheme="minorEastAsia" w:cs="Arial" w:hint="eastAsia"/>
+                <w:sz w:val="28"/>
+                <w:szCs w:val="28"/>
+                <w:shd w:val="clear" w:color="auto" w:fill="FFFFFF"/>
+                <w:lang w:eastAsia="zh-CN"/>
+              </w:rPr>
+            </w:pPr>
+            <w:proofErr w:type="spellStart"/>
+            <w:proofErr w:type="gramStart"/>
+            <w:r>
+              <w:rPr>
                 <w:rFonts w:asciiTheme="minorEastAsia" w:eastAsiaTheme="minorEastAsia" w:hAnsiTheme="minorEastAsia" w:cs="Arial"/>
                 <w:sz w:val="28"/>
                 <w:szCs w:val="28"/>
                 <w:shd w:val="clear" w:color="auto" w:fill="FFFFFF"/>
-                <w:lang w:eastAsia="zh-CN"/>
-              </w:rPr>
-            </w:pPr>
-            <w:proofErr w:type="spellStart"/>
+              </w:rPr>
+              <w:lastRenderedPageBreak/>
+              <w:t>不合格品控制中心</w:t>
+            </w:r>
+            <w:proofErr w:type="spellEnd"/>
             <w:r>
               <w:rPr>
                 <w:rFonts w:asciiTheme="minorEastAsia" w:eastAsiaTheme="minorEastAsia" w:hAnsiTheme="minorEastAsia" w:cs="Arial"/>
@@ -702,9 +537,9 @@
                 <w:szCs w:val="28"/>
                 <w:shd w:val="clear" w:color="auto" w:fill="FFFFFF"/>
               </w:rPr>
-              <w:t>不合格品控制中心</w:t>
+              <w:t>(</w:t>
             </w:r>
-            <w:proofErr w:type="spellEnd"/>
+            <w:proofErr w:type="gramEnd"/>
             <w:r>
               <w:rPr>
                 <w:rFonts w:asciiTheme="minorEastAsia" w:eastAsiaTheme="minorEastAsia" w:hAnsiTheme="minorEastAsia" w:cs="Arial"/>
@@ -712,7 +547,7 @@
                 <w:szCs w:val="28"/>
                 <w:shd w:val="clear" w:color="auto" w:fill="FFFFFF"/>
               </w:rPr>
-              <w:t>(MRCC</w:t>
+              <w:t>MRCC</w:t>
             </w:r>
             <w:r>
               <w:rPr>
@@ -734,7 +569,7 @@
             <w:pPr>
               <w:spacing w:line="440" w:lineRule="exact"/>
               <w:rPr>
-                <w:rFonts w:asciiTheme="minorEastAsia" w:eastAsiaTheme="minorEastAsia" w:hAnsiTheme="minorEastAsia"/>
+                <w:rFonts w:asciiTheme="minorEastAsia" w:eastAsiaTheme="minorEastAsia" w:hAnsiTheme="minorEastAsia" w:hint="eastAsia"/>
                 <w:sz w:val="28"/>
                 <w:szCs w:val="28"/>
                 <w:lang w:eastAsia="zh-CN"/>
@@ -759,38 +594,13 @@
         </w:trPr>
         <w:tc>
           <w:tcPr>
-            <w:tcW w:w="914" w:type="dxa"/>
-          </w:tcPr>
-          <w:p>
-            <w:pPr>
-              <w:spacing w:line="440" w:lineRule="exact"/>
-              <w:rPr>
-                <w:rFonts w:asciiTheme="minorEastAsia" w:eastAsiaTheme="minorEastAsia" w:hAnsiTheme="minorEastAsia"/>
-                <w:sz w:val="28"/>
-                <w:szCs w:val="28"/>
-                <w:lang w:eastAsia="zh-CN"/>
-              </w:rPr>
-            </w:pPr>
-            <w:r>
-              <w:rPr>
-                <w:rFonts w:asciiTheme="minorEastAsia" w:eastAsiaTheme="minorEastAsia" w:hAnsiTheme="minorEastAsia" w:hint="eastAsia"/>
-                <w:sz w:val="28"/>
-                <w:szCs w:val="28"/>
-                <w:lang w:eastAsia="zh-CN"/>
-              </w:rPr>
-              <w:t>7</w:t>
-            </w:r>
-          </w:p>
-        </w:tc>
-        <w:tc>
-          <w:tcPr>
             <w:tcW w:w="1365" w:type="dxa"/>
           </w:tcPr>
           <w:p>
             <w:pPr>
               <w:spacing w:line="440" w:lineRule="exact"/>
               <w:rPr>
-                <w:rFonts w:asciiTheme="minorEastAsia" w:eastAsiaTheme="minorEastAsia" w:hAnsiTheme="minorEastAsia" w:cs="Arial"/>
+                <w:rFonts w:asciiTheme="minorEastAsia" w:eastAsiaTheme="minorEastAsia" w:hAnsiTheme="minorEastAsia" w:cs="Arial" w:hint="eastAsia"/>
                 <w:sz w:val="28"/>
                 <w:szCs w:val="28"/>
                 <w:shd w:val="clear" w:color="auto" w:fill="FFFFFF"/>
@@ -818,7 +628,7 @@
             <w:pPr>
               <w:spacing w:line="440" w:lineRule="exact"/>
               <w:rPr>
-                <w:rFonts w:asciiTheme="minorEastAsia" w:eastAsiaTheme="minorEastAsia" w:hAnsiTheme="minorEastAsia"/>
+                <w:rFonts w:asciiTheme="minorEastAsia" w:eastAsiaTheme="minorEastAsia" w:hAnsiTheme="minorEastAsia" w:hint="eastAsia"/>
                 <w:sz w:val="28"/>
                 <w:szCs w:val="28"/>
                 <w:lang w:eastAsia="zh-CN"/>
@@ -842,38 +652,13 @@
         </w:trPr>
         <w:tc>
           <w:tcPr>
-            <w:tcW w:w="914" w:type="dxa"/>
-          </w:tcPr>
-          <w:p>
-            <w:pPr>
-              <w:spacing w:line="440" w:lineRule="exact"/>
-              <w:rPr>
-                <w:rFonts w:asciiTheme="minorEastAsia" w:eastAsiaTheme="minorEastAsia" w:hAnsiTheme="minorEastAsia"/>
-                <w:sz w:val="28"/>
-                <w:szCs w:val="28"/>
-                <w:lang w:eastAsia="zh-CN"/>
-              </w:rPr>
-            </w:pPr>
-            <w:r>
-              <w:rPr>
-                <w:rFonts w:asciiTheme="minorEastAsia" w:eastAsiaTheme="minorEastAsia" w:hAnsiTheme="minorEastAsia" w:hint="eastAsia"/>
-                <w:sz w:val="28"/>
-                <w:szCs w:val="28"/>
-                <w:lang w:eastAsia="zh-CN"/>
-              </w:rPr>
-              <w:t>8</w:t>
-            </w:r>
-          </w:p>
-        </w:tc>
-        <w:tc>
-          <w:tcPr>
             <w:tcW w:w="1365" w:type="dxa"/>
           </w:tcPr>
           <w:p>
             <w:pPr>
               <w:spacing w:line="440" w:lineRule="exact"/>
               <w:rPr>
-                <w:rFonts w:asciiTheme="minorEastAsia" w:eastAsiaTheme="minorEastAsia" w:hAnsiTheme="minorEastAsia" w:cs="Arial"/>
+                <w:rFonts w:asciiTheme="minorEastAsia" w:eastAsiaTheme="minorEastAsia" w:hAnsiTheme="minorEastAsia" w:cs="Arial" w:hint="eastAsia"/>
                 <w:sz w:val="28"/>
                 <w:szCs w:val="28"/>
                 <w:shd w:val="clear" w:color="auto" w:fill="FFFFFF"/>
@@ -900,7 +685,7 @@
             <w:pPr>
               <w:spacing w:line="440" w:lineRule="exact"/>
               <w:rPr>
-                <w:rFonts w:asciiTheme="minorEastAsia" w:eastAsiaTheme="minorEastAsia" w:hAnsiTheme="minorEastAsia"/>
+                <w:rFonts w:asciiTheme="minorEastAsia" w:eastAsiaTheme="minorEastAsia" w:hAnsiTheme="minorEastAsia" w:hint="eastAsia"/>
                 <w:sz w:val="28"/>
                 <w:szCs w:val="28"/>
                 <w:lang w:eastAsia="zh-CN"/>
@@ -944,38 +729,13 @@
         </w:trPr>
         <w:tc>
           <w:tcPr>
-            <w:tcW w:w="914" w:type="dxa"/>
-          </w:tcPr>
-          <w:p>
-            <w:pPr>
-              <w:spacing w:line="440" w:lineRule="exact"/>
-              <w:rPr>
-                <w:rFonts w:asciiTheme="minorEastAsia" w:eastAsiaTheme="minorEastAsia" w:hAnsiTheme="minorEastAsia"/>
-                <w:sz w:val="28"/>
-                <w:szCs w:val="28"/>
-                <w:lang w:eastAsia="zh-CN"/>
-              </w:rPr>
-            </w:pPr>
-            <w:r>
-              <w:rPr>
-                <w:rFonts w:asciiTheme="minorEastAsia" w:eastAsiaTheme="minorEastAsia" w:hAnsiTheme="minorEastAsia" w:hint="eastAsia"/>
-                <w:sz w:val="28"/>
-                <w:szCs w:val="28"/>
-                <w:lang w:eastAsia="zh-CN"/>
-              </w:rPr>
-              <w:t>9</w:t>
-            </w:r>
-          </w:p>
-        </w:tc>
-        <w:tc>
-          <w:tcPr>
             <w:tcW w:w="1365" w:type="dxa"/>
           </w:tcPr>
           <w:p>
             <w:pPr>
               <w:spacing w:line="440" w:lineRule="exact"/>
               <w:rPr>
-                <w:rFonts w:asciiTheme="minorEastAsia" w:eastAsiaTheme="minorEastAsia" w:hAnsiTheme="minorEastAsia" w:cs="Arial"/>
+                <w:rFonts w:asciiTheme="minorEastAsia" w:eastAsiaTheme="minorEastAsia" w:hAnsiTheme="minorEastAsia" w:cs="Arial" w:hint="eastAsia"/>
                 <w:sz w:val="28"/>
                 <w:szCs w:val="28"/>
                 <w:shd w:val="clear" w:color="auto" w:fill="FFFFFF"/>
@@ -1002,7 +762,7 @@
             <w:pPr>
               <w:spacing w:line="440" w:lineRule="exact"/>
               <w:rPr>
-                <w:rFonts w:asciiTheme="minorEastAsia" w:eastAsiaTheme="minorEastAsia" w:hAnsiTheme="minorEastAsia"/>
+                <w:rFonts w:asciiTheme="minorEastAsia" w:eastAsiaTheme="minorEastAsia" w:hAnsiTheme="minorEastAsia" w:hint="eastAsia"/>
                 <w:sz w:val="28"/>
                 <w:szCs w:val="28"/>
                 <w:lang w:eastAsia="zh-CN"/>
@@ -1027,47 +787,13 @@
         </w:trPr>
         <w:tc>
           <w:tcPr>
-            <w:tcW w:w="914" w:type="dxa"/>
-          </w:tcPr>
-          <w:p>
-            <w:pPr>
-              <w:spacing w:line="440" w:lineRule="exact"/>
-              <w:rPr>
-                <w:rFonts w:asciiTheme="minorEastAsia" w:eastAsiaTheme="minorEastAsia" w:hAnsiTheme="minorEastAsia"/>
-                <w:sz w:val="28"/>
-                <w:szCs w:val="28"/>
-                <w:lang w:eastAsia="zh-CN"/>
-              </w:rPr>
-            </w:pPr>
-            <w:r>
-              <w:rPr>
-                <w:rFonts w:asciiTheme="minorEastAsia" w:eastAsiaTheme="minorEastAsia" w:hAnsiTheme="minorEastAsia" w:hint="eastAsia"/>
-                <w:sz w:val="28"/>
-                <w:szCs w:val="28"/>
-                <w:lang w:eastAsia="zh-CN"/>
-              </w:rPr>
-              <w:t>1</w:t>
-            </w:r>
-            <w:r>
-              <w:rPr>
-                <w:rFonts w:asciiTheme="minorEastAsia" w:eastAsiaTheme="minorEastAsia" w:hAnsiTheme="minorEastAsia"/>
-                <w:sz w:val="28"/>
-                <w:szCs w:val="28"/>
-                <w:lang w:eastAsia="zh-CN"/>
-              </w:rPr>
-              <w:t>0</w:t>
-            </w:r>
-          </w:p>
-        </w:tc>
-        <w:tc>
-          <w:tcPr>
             <w:tcW w:w="1365" w:type="dxa"/>
           </w:tcPr>
           <w:p>
             <w:pPr>
               <w:spacing w:line="440" w:lineRule="exact"/>
               <w:rPr>
-                <w:rFonts w:asciiTheme="minorEastAsia" w:eastAsiaTheme="minorEastAsia" w:hAnsiTheme="minorEastAsia" w:cs="Arial"/>
+                <w:rFonts w:asciiTheme="minorEastAsia" w:eastAsiaTheme="minorEastAsia" w:hAnsiTheme="minorEastAsia" w:cs="Arial" w:hint="eastAsia"/>
                 <w:sz w:val="28"/>
                 <w:szCs w:val="28"/>
                 <w:shd w:val="clear" w:color="auto" w:fill="FFFFFF"/>
@@ -1095,7 +821,7 @@
             <w:pPr>
               <w:spacing w:line="440" w:lineRule="exact"/>
               <w:rPr>
-                <w:rFonts w:asciiTheme="minorEastAsia" w:eastAsiaTheme="minorEastAsia" w:hAnsiTheme="minorEastAsia"/>
+                <w:rFonts w:asciiTheme="minorEastAsia" w:eastAsiaTheme="minorEastAsia" w:hAnsiTheme="minorEastAsia" w:hint="eastAsia"/>
                 <w:sz w:val="28"/>
                 <w:szCs w:val="28"/>
                 <w:lang w:eastAsia="zh-CN"/>
@@ -1119,38 +845,13 @@
         </w:trPr>
         <w:tc>
           <w:tcPr>
-            <w:tcW w:w="914" w:type="dxa"/>
-          </w:tcPr>
-          <w:p>
-            <w:pPr>
-              <w:spacing w:line="440" w:lineRule="exact"/>
-              <w:rPr>
-                <w:rFonts w:asciiTheme="minorEastAsia" w:eastAsiaTheme="minorEastAsia" w:hAnsiTheme="minorEastAsia"/>
-                <w:sz w:val="28"/>
-                <w:szCs w:val="28"/>
-                <w:lang w:eastAsia="zh-CN"/>
-              </w:rPr>
-            </w:pPr>
-            <w:r>
-              <w:rPr>
-                <w:rFonts w:asciiTheme="minorEastAsia" w:eastAsiaTheme="minorEastAsia" w:hAnsiTheme="minorEastAsia"/>
-                <w:sz w:val="28"/>
-                <w:szCs w:val="28"/>
-                <w:lang w:eastAsia="zh-CN"/>
-              </w:rPr>
-              <w:t>11</w:t>
-            </w:r>
-          </w:p>
-        </w:tc>
-        <w:tc>
-          <w:tcPr>
             <w:tcW w:w="1365" w:type="dxa"/>
           </w:tcPr>
           <w:p>
             <w:pPr>
               <w:spacing w:line="440" w:lineRule="exact"/>
               <w:rPr>
-                <w:rFonts w:asciiTheme="minorEastAsia" w:eastAsiaTheme="minorEastAsia" w:hAnsiTheme="minorEastAsia" w:cs="Arial"/>
+                <w:rFonts w:asciiTheme="minorEastAsia" w:eastAsiaTheme="minorEastAsia" w:hAnsiTheme="minorEastAsia" w:cs="Arial" w:hint="eastAsia"/>
                 <w:sz w:val="28"/>
                 <w:szCs w:val="28"/>
                 <w:shd w:val="clear" w:color="auto" w:fill="FFFFFF"/>
@@ -1178,7 +879,7 @@
             <w:pPr>
               <w:spacing w:line="440" w:lineRule="exact"/>
               <w:rPr>
-                <w:rFonts w:asciiTheme="minorEastAsia" w:eastAsiaTheme="minorEastAsia" w:hAnsiTheme="minorEastAsia"/>
+                <w:rFonts w:asciiTheme="minorEastAsia" w:eastAsiaTheme="minorEastAsia" w:hAnsiTheme="minorEastAsia" w:hint="eastAsia"/>
                 <w:sz w:val="28"/>
                 <w:szCs w:val="28"/>
                 <w:lang w:eastAsia="zh-CN"/>
@@ -1202,47 +903,13 @@
         </w:trPr>
         <w:tc>
           <w:tcPr>
-            <w:tcW w:w="914" w:type="dxa"/>
-          </w:tcPr>
-          <w:p>
-            <w:pPr>
-              <w:spacing w:line="440" w:lineRule="exact"/>
-              <w:rPr>
-                <w:rFonts w:asciiTheme="minorEastAsia" w:eastAsiaTheme="minorEastAsia" w:hAnsiTheme="minorEastAsia"/>
-                <w:sz w:val="28"/>
-                <w:szCs w:val="28"/>
-                <w:lang w:eastAsia="zh-CN"/>
-              </w:rPr>
-            </w:pPr>
-            <w:r>
-              <w:rPr>
-                <w:rFonts w:asciiTheme="minorEastAsia" w:eastAsiaTheme="minorEastAsia" w:hAnsiTheme="minorEastAsia" w:hint="eastAsia"/>
-                <w:sz w:val="28"/>
-                <w:szCs w:val="28"/>
-                <w:lang w:eastAsia="zh-CN"/>
-              </w:rPr>
-              <w:t>1</w:t>
-            </w:r>
-            <w:r>
-              <w:rPr>
-                <w:rFonts w:asciiTheme="minorEastAsia" w:eastAsiaTheme="minorEastAsia" w:hAnsiTheme="minorEastAsia"/>
-                <w:sz w:val="28"/>
-                <w:szCs w:val="28"/>
-                <w:lang w:eastAsia="zh-CN"/>
-              </w:rPr>
-              <w:t>2</w:t>
-            </w:r>
-          </w:p>
-        </w:tc>
-        <w:tc>
-          <w:tcPr>
             <w:tcW w:w="1365" w:type="dxa"/>
           </w:tcPr>
           <w:p>
             <w:pPr>
               <w:spacing w:line="440" w:lineRule="exact"/>
               <w:rPr>
-                <w:rFonts w:asciiTheme="minorEastAsia" w:eastAsiaTheme="minorEastAsia" w:hAnsiTheme="minorEastAsia" w:cs="Arial"/>
+                <w:rFonts w:asciiTheme="minorEastAsia" w:eastAsiaTheme="minorEastAsia" w:hAnsiTheme="minorEastAsia" w:cs="Arial" w:hint="eastAsia"/>
                 <w:sz w:val="28"/>
                 <w:szCs w:val="28"/>
                 <w:shd w:val="clear" w:color="auto" w:fill="FFFFFF"/>
@@ -1270,7 +937,7 @@
             <w:pPr>
               <w:spacing w:line="440" w:lineRule="exact"/>
               <w:rPr>
-                <w:rFonts w:asciiTheme="minorEastAsia" w:eastAsiaTheme="minorEastAsia" w:hAnsiTheme="minorEastAsia"/>
+                <w:rFonts w:asciiTheme="minorEastAsia" w:eastAsiaTheme="minorEastAsia" w:hAnsiTheme="minorEastAsia" w:hint="eastAsia"/>
                 <w:sz w:val="28"/>
                 <w:szCs w:val="28"/>
                 <w:lang w:eastAsia="zh-CN"/>
@@ -1295,47 +962,13 @@
         </w:trPr>
         <w:tc>
           <w:tcPr>
-            <w:tcW w:w="914" w:type="dxa"/>
-          </w:tcPr>
-          <w:p>
-            <w:pPr>
-              <w:spacing w:line="440" w:lineRule="exact"/>
-              <w:rPr>
-                <w:rFonts w:asciiTheme="minorEastAsia" w:eastAsiaTheme="minorEastAsia" w:hAnsiTheme="minorEastAsia"/>
-                <w:sz w:val="28"/>
-                <w:szCs w:val="28"/>
-                <w:lang w:eastAsia="zh-CN"/>
-              </w:rPr>
-            </w:pPr>
-            <w:r>
-              <w:rPr>
-                <w:rFonts w:asciiTheme="minorEastAsia" w:eastAsiaTheme="minorEastAsia" w:hAnsiTheme="minorEastAsia" w:hint="eastAsia"/>
-                <w:sz w:val="28"/>
-                <w:szCs w:val="28"/>
-                <w:lang w:eastAsia="zh-CN"/>
-              </w:rPr>
-              <w:t>1</w:t>
-            </w:r>
-            <w:r>
-              <w:rPr>
-                <w:rFonts w:asciiTheme="minorEastAsia" w:eastAsiaTheme="minorEastAsia" w:hAnsiTheme="minorEastAsia"/>
-                <w:sz w:val="28"/>
-                <w:szCs w:val="28"/>
-                <w:lang w:eastAsia="zh-CN"/>
-              </w:rPr>
-              <w:t>3</w:t>
-            </w:r>
-          </w:p>
-        </w:tc>
-        <w:tc>
-          <w:tcPr>
             <w:tcW w:w="1365" w:type="dxa"/>
           </w:tcPr>
           <w:p>
             <w:pPr>
               <w:spacing w:line="440" w:lineRule="exact"/>
               <w:rPr>
-                <w:rFonts w:asciiTheme="minorEastAsia" w:eastAsiaTheme="minorEastAsia" w:hAnsiTheme="minorEastAsia" w:cs="Arial"/>
+                <w:rFonts w:asciiTheme="minorEastAsia" w:eastAsiaTheme="minorEastAsia" w:hAnsiTheme="minorEastAsia" w:cs="Arial" w:hint="eastAsia"/>
                 <w:sz w:val="28"/>
                 <w:szCs w:val="28"/>
                 <w:shd w:val="clear" w:color="auto" w:fill="FFFFFF"/>
@@ -1362,7 +995,7 @@
             <w:pPr>
               <w:spacing w:line="440" w:lineRule="exact"/>
               <w:rPr>
-                <w:rFonts w:asciiTheme="minorEastAsia" w:eastAsiaTheme="minorEastAsia" w:hAnsiTheme="minorEastAsia" w:cs="Arial"/>
+                <w:rFonts w:asciiTheme="minorEastAsia" w:eastAsiaTheme="minorEastAsia" w:hAnsiTheme="minorEastAsia" w:cs="Arial" w:hint="eastAsia"/>
                 <w:sz w:val="28"/>
                 <w:szCs w:val="28"/>
                 <w:shd w:val="clear" w:color="auto" w:fill="FFFFFF"/>
@@ -1388,47 +1021,13 @@
         </w:trPr>
         <w:tc>
           <w:tcPr>
-            <w:tcW w:w="914" w:type="dxa"/>
-          </w:tcPr>
-          <w:p>
-            <w:pPr>
-              <w:spacing w:line="440" w:lineRule="exact"/>
-              <w:rPr>
-                <w:rFonts w:asciiTheme="minorEastAsia" w:eastAsiaTheme="minorEastAsia" w:hAnsiTheme="minorEastAsia"/>
-                <w:sz w:val="28"/>
-                <w:szCs w:val="28"/>
-                <w:lang w:eastAsia="zh-CN"/>
-              </w:rPr>
-            </w:pPr>
-            <w:r>
-              <w:rPr>
-                <w:rFonts w:asciiTheme="minorEastAsia" w:eastAsiaTheme="minorEastAsia" w:hAnsiTheme="minorEastAsia" w:hint="eastAsia"/>
-                <w:sz w:val="28"/>
-                <w:szCs w:val="28"/>
-                <w:lang w:eastAsia="zh-CN"/>
-              </w:rPr>
-              <w:t>1</w:t>
-            </w:r>
-            <w:r>
-              <w:rPr>
-                <w:rFonts w:asciiTheme="minorEastAsia" w:eastAsiaTheme="minorEastAsia" w:hAnsiTheme="minorEastAsia"/>
-                <w:sz w:val="28"/>
-                <w:szCs w:val="28"/>
-                <w:lang w:eastAsia="zh-CN"/>
-              </w:rPr>
-              <w:t>4</w:t>
-            </w:r>
-          </w:p>
-        </w:tc>
-        <w:tc>
-          <w:tcPr>
             <w:tcW w:w="1365" w:type="dxa"/>
           </w:tcPr>
           <w:p>
             <w:pPr>
               <w:spacing w:line="440" w:lineRule="exact"/>
               <w:rPr>
-                <w:rFonts w:asciiTheme="minorEastAsia" w:eastAsiaTheme="minorEastAsia" w:hAnsiTheme="minorEastAsia" w:cs="Arial"/>
+                <w:rFonts w:asciiTheme="minorEastAsia" w:eastAsiaTheme="minorEastAsia" w:hAnsiTheme="minorEastAsia" w:cs="Arial" w:hint="eastAsia"/>
                 <w:sz w:val="28"/>
                 <w:szCs w:val="28"/>
                 <w:shd w:val="clear" w:color="auto" w:fill="FFFFFF"/>
@@ -1455,7 +1054,7 @@
             <w:pPr>
               <w:spacing w:line="440" w:lineRule="exact"/>
               <w:rPr>
-                <w:rFonts w:asciiTheme="minorEastAsia" w:eastAsiaTheme="minorEastAsia" w:hAnsiTheme="minorEastAsia" w:cs="Arial"/>
+                <w:rFonts w:asciiTheme="minorEastAsia" w:eastAsiaTheme="minorEastAsia" w:hAnsiTheme="minorEastAsia" w:cs="Arial" w:hint="eastAsia"/>
                 <w:sz w:val="28"/>
                 <w:szCs w:val="28"/>
                 <w:shd w:val="clear" w:color="auto" w:fill="FFFFFF"/>
@@ -1481,47 +1080,13 @@
         </w:trPr>
         <w:tc>
           <w:tcPr>
-            <w:tcW w:w="914" w:type="dxa"/>
-          </w:tcPr>
-          <w:p>
-            <w:pPr>
-              <w:spacing w:line="440" w:lineRule="exact"/>
-              <w:rPr>
-                <w:rFonts w:asciiTheme="minorEastAsia" w:eastAsiaTheme="minorEastAsia" w:hAnsiTheme="minorEastAsia"/>
-                <w:sz w:val="28"/>
-                <w:szCs w:val="28"/>
-                <w:lang w:eastAsia="zh-CN"/>
-              </w:rPr>
-            </w:pPr>
-            <w:r>
-              <w:rPr>
-                <w:rFonts w:asciiTheme="minorEastAsia" w:eastAsiaTheme="minorEastAsia" w:hAnsiTheme="minorEastAsia" w:hint="eastAsia"/>
-                <w:sz w:val="28"/>
-                <w:szCs w:val="28"/>
-                <w:lang w:eastAsia="zh-CN"/>
-              </w:rPr>
-              <w:t>1</w:t>
-            </w:r>
-            <w:r>
-              <w:rPr>
-                <w:rFonts w:asciiTheme="minorEastAsia" w:eastAsiaTheme="minorEastAsia" w:hAnsiTheme="minorEastAsia"/>
-                <w:sz w:val="28"/>
-                <w:szCs w:val="28"/>
-                <w:lang w:eastAsia="zh-CN"/>
-              </w:rPr>
-              <w:t>5</w:t>
-            </w:r>
-          </w:p>
-        </w:tc>
-        <w:tc>
-          <w:tcPr>
             <w:tcW w:w="1365" w:type="dxa"/>
           </w:tcPr>
           <w:p>
             <w:pPr>
               <w:spacing w:line="440" w:lineRule="exact"/>
               <w:rPr>
-                <w:rFonts w:asciiTheme="minorEastAsia" w:eastAsiaTheme="minorEastAsia" w:hAnsiTheme="minorEastAsia" w:cs="Arial"/>
+                <w:rFonts w:asciiTheme="minorEastAsia" w:eastAsiaTheme="minorEastAsia" w:hAnsiTheme="minorEastAsia" w:cs="Arial" w:hint="eastAsia"/>
                 <w:sz w:val="28"/>
                 <w:szCs w:val="28"/>
                 <w:shd w:val="clear" w:color="auto" w:fill="FFFFFF"/>
@@ -1548,7 +1113,7 @@
             <w:pPr>
               <w:spacing w:line="440" w:lineRule="exact"/>
               <w:rPr>
-                <w:rFonts w:asciiTheme="minorEastAsia" w:eastAsiaTheme="minorEastAsia" w:hAnsiTheme="minorEastAsia" w:cs="Arial"/>
+                <w:rFonts w:asciiTheme="minorEastAsia" w:eastAsiaTheme="minorEastAsia" w:hAnsiTheme="minorEastAsia" w:cs="Arial" w:hint="eastAsia"/>
                 <w:sz w:val="28"/>
                 <w:szCs w:val="28"/>
                 <w:shd w:val="clear" w:color="auto" w:fill="FFFFFF"/>
@@ -1574,47 +1139,13 @@
         </w:trPr>
         <w:tc>
           <w:tcPr>
-            <w:tcW w:w="914" w:type="dxa"/>
-          </w:tcPr>
-          <w:p>
-            <w:pPr>
-              <w:spacing w:line="440" w:lineRule="exact"/>
-              <w:rPr>
-                <w:rFonts w:asciiTheme="minorEastAsia" w:eastAsiaTheme="minorEastAsia" w:hAnsiTheme="minorEastAsia"/>
-                <w:sz w:val="28"/>
-                <w:szCs w:val="28"/>
-                <w:lang w:eastAsia="zh-CN"/>
-              </w:rPr>
-            </w:pPr>
-            <w:r>
-              <w:rPr>
-                <w:rFonts w:asciiTheme="minorEastAsia" w:eastAsiaTheme="minorEastAsia" w:hAnsiTheme="minorEastAsia" w:hint="eastAsia"/>
-                <w:sz w:val="28"/>
-                <w:szCs w:val="28"/>
-                <w:lang w:eastAsia="zh-CN"/>
-              </w:rPr>
-              <w:t>1</w:t>
-            </w:r>
-            <w:r>
-              <w:rPr>
-                <w:rFonts w:asciiTheme="minorEastAsia" w:eastAsiaTheme="minorEastAsia" w:hAnsiTheme="minorEastAsia"/>
-                <w:sz w:val="28"/>
-                <w:szCs w:val="28"/>
-                <w:lang w:eastAsia="zh-CN"/>
-              </w:rPr>
-              <w:t>6</w:t>
-            </w:r>
-          </w:p>
-        </w:tc>
-        <w:tc>
-          <w:tcPr>
             <w:tcW w:w="1365" w:type="dxa"/>
           </w:tcPr>
           <w:p>
             <w:pPr>
               <w:spacing w:line="440" w:lineRule="exact"/>
               <w:rPr>
-                <w:rFonts w:asciiTheme="minorEastAsia" w:eastAsiaTheme="minorEastAsia" w:hAnsiTheme="minorEastAsia" w:cs="Arial"/>
+                <w:rFonts w:asciiTheme="minorEastAsia" w:eastAsiaTheme="minorEastAsia" w:hAnsiTheme="minorEastAsia" w:cs="Arial" w:hint="eastAsia"/>
                 <w:sz w:val="28"/>
                 <w:szCs w:val="28"/>
                 <w:shd w:val="clear" w:color="auto" w:fill="FFFFFF"/>
@@ -1641,7 +1172,7 @@
             <w:pPr>
               <w:spacing w:line="440" w:lineRule="exact"/>
               <w:rPr>
-                <w:rFonts w:asciiTheme="minorEastAsia" w:eastAsiaTheme="minorEastAsia" w:hAnsiTheme="minorEastAsia" w:cs="Arial"/>
+                <w:rFonts w:asciiTheme="minorEastAsia" w:eastAsiaTheme="minorEastAsia" w:hAnsiTheme="minorEastAsia" w:cs="Arial" w:hint="eastAsia"/>
                 <w:sz w:val="28"/>
                 <w:szCs w:val="28"/>
                 <w:shd w:val="clear" w:color="auto" w:fill="FFFFFF"/>
@@ -1669,7 +1200,7 @@
         <w:spacing w:beforeLines="100" w:before="312" w:afterLines="100" w:after="312" w:line="440" w:lineRule="exact"/>
         <w:outlineLvl w:val="0"/>
         <w:rPr>
-          <w:rFonts w:asciiTheme="minorEastAsia" w:eastAsiaTheme="minorEastAsia" w:hAnsiTheme="minorEastAsia"/>
+          <w:rFonts w:asciiTheme="minorEastAsia" w:eastAsiaTheme="minorEastAsia" w:hAnsiTheme="minorEastAsia" w:hint="eastAsia"/>
           <w:b/>
           <w:sz w:val="28"/>
           <w:lang w:eastAsia="zh-CN"/>
@@ -1721,7 +1252,7 @@
               <w:snapToGrid w:val="0"/>
               <w:jc w:val="center"/>
               <w:rPr>
-                <w:rFonts w:asciiTheme="minorEastAsia" w:eastAsiaTheme="minorEastAsia" w:hAnsiTheme="minorEastAsia"/>
+                <w:rFonts w:asciiTheme="minorEastAsia" w:eastAsiaTheme="minorEastAsia" w:hAnsiTheme="minorEastAsia" w:hint="eastAsia"/>
                 <w:bCs/>
                 <w:color w:val="000000"/>
                 <w:sz w:val="28"/>
@@ -1769,7 +1300,7 @@
               <w:snapToGrid w:val="0"/>
               <w:jc w:val="center"/>
               <w:rPr>
-                <w:rFonts w:asciiTheme="minorEastAsia" w:eastAsiaTheme="minorEastAsia" w:hAnsiTheme="minorEastAsia"/>
+                <w:rFonts w:asciiTheme="minorEastAsia" w:eastAsiaTheme="minorEastAsia" w:hAnsiTheme="minorEastAsia" w:hint="eastAsia"/>
                 <w:bCs/>
                 <w:color w:val="000000"/>
                 <w:sz w:val="28"/>
@@ -2111,7 +1642,7 @@
               <w:snapToGrid w:val="0"/>
               <w:jc w:val="center"/>
               <w:rPr>
-                <w:rFonts w:ascii="宋体" w:hAnsi="宋体"/>
+                <w:rFonts w:ascii="宋体" w:hAnsi="宋体" w:hint="eastAsia"/>
                 <w:sz w:val="28"/>
                 <w:szCs w:val="28"/>
                 <w:lang w:eastAsia="zh-CN"/>
@@ -2878,7 +2409,7 @@
         <w:spacing w:beforeLines="100" w:before="312" w:afterLines="100" w:after="312" w:line="440" w:lineRule="exact"/>
         <w:outlineLvl w:val="0"/>
         <w:rPr>
-          <w:rFonts w:asciiTheme="minorEastAsia" w:eastAsiaTheme="minorEastAsia" w:hAnsiTheme="minorEastAsia"/>
+          <w:rFonts w:asciiTheme="minorEastAsia" w:eastAsiaTheme="minorEastAsia" w:hAnsiTheme="minorEastAsia" w:hint="eastAsia"/>
           <w:b/>
           <w:sz w:val="28"/>
           <w:szCs w:val="28"/>
@@ -2911,7 +2442,7 @@
       <w:pPr>
         <w:spacing w:afterLines="50" w:after="156" w:line="440" w:lineRule="exact"/>
         <w:rPr>
-          <w:rFonts w:asciiTheme="minorEastAsia" w:eastAsiaTheme="minorEastAsia" w:hAnsiTheme="minorEastAsia"/>
+          <w:rFonts w:asciiTheme="minorEastAsia" w:eastAsiaTheme="minorEastAsia" w:hAnsiTheme="minorEastAsia" w:hint="eastAsia"/>
           <w:b/>
           <w:sz w:val="28"/>
           <w:szCs w:val="28"/>
@@ -3031,7 +2562,7 @@
       <w:pPr>
         <w:spacing w:line="440" w:lineRule="exact"/>
         <w:rPr>
-          <w:rFonts w:asciiTheme="minorEastAsia" w:eastAsiaTheme="minorEastAsia" w:hAnsiTheme="minorEastAsia"/>
+          <w:rFonts w:asciiTheme="minorEastAsia" w:eastAsiaTheme="minorEastAsia" w:hAnsiTheme="minorEastAsia" w:hint="eastAsia"/>
           <w:sz w:val="28"/>
           <w:szCs w:val="28"/>
           <w:lang w:eastAsia="zh-CN"/>
@@ -3089,7 +2620,7 @@
         <w:spacing w:line="440" w:lineRule="exact"/>
         <w:ind w:firstLineChars="200" w:firstLine="560"/>
         <w:rPr>
-          <w:rFonts w:asciiTheme="minorEastAsia" w:eastAsiaTheme="minorEastAsia" w:hAnsiTheme="minorEastAsia"/>
+          <w:rFonts w:asciiTheme="minorEastAsia" w:eastAsiaTheme="minorEastAsia" w:hAnsiTheme="minorEastAsia" w:hint="eastAsia"/>
           <w:sz w:val="28"/>
           <w:szCs w:val="28"/>
           <w:lang w:eastAsia="zh-CN"/>
@@ -3110,7 +2641,7 @@
         <w:spacing w:line="440" w:lineRule="exact"/>
         <w:ind w:firstLineChars="200" w:firstLine="560"/>
         <w:rPr>
-          <w:rFonts w:asciiTheme="minorEastAsia" w:eastAsiaTheme="minorEastAsia" w:hAnsiTheme="minorEastAsia"/>
+          <w:rFonts w:asciiTheme="minorEastAsia" w:eastAsiaTheme="minorEastAsia" w:hAnsiTheme="minorEastAsia" w:hint="eastAsia"/>
           <w:sz w:val="28"/>
           <w:szCs w:val="28"/>
           <w:lang w:eastAsia="zh-CN"/>
@@ -3131,7 +2662,7 @@
         <w:spacing w:line="440" w:lineRule="exact"/>
         <w:ind w:firstLineChars="200" w:firstLine="560"/>
         <w:rPr>
-          <w:rFonts w:asciiTheme="minorEastAsia" w:eastAsiaTheme="minorEastAsia" w:hAnsiTheme="minorEastAsia"/>
+          <w:rFonts w:asciiTheme="minorEastAsia" w:eastAsiaTheme="minorEastAsia" w:hAnsiTheme="minorEastAsia" w:hint="eastAsia"/>
           <w:sz w:val="28"/>
           <w:szCs w:val="28"/>
           <w:lang w:eastAsia="zh-CN"/>
@@ -3152,7 +2683,7 @@
         <w:spacing w:line="440" w:lineRule="exact"/>
         <w:ind w:firstLineChars="200" w:firstLine="560"/>
         <w:rPr>
-          <w:rFonts w:asciiTheme="minorEastAsia" w:eastAsiaTheme="minorEastAsia" w:hAnsiTheme="minorEastAsia"/>
+          <w:rFonts w:asciiTheme="minorEastAsia" w:eastAsiaTheme="minorEastAsia" w:hAnsiTheme="minorEastAsia" w:hint="eastAsia"/>
           <w:sz w:val="28"/>
           <w:szCs w:val="28"/>
           <w:lang w:eastAsia="zh-CN"/>
@@ -3173,7 +2704,7 @@
         <w:spacing w:line="440" w:lineRule="exact"/>
         <w:ind w:firstLineChars="200" w:firstLine="560"/>
         <w:rPr>
-          <w:rFonts w:asciiTheme="minorEastAsia" w:eastAsiaTheme="minorEastAsia" w:hAnsiTheme="minorEastAsia"/>
+          <w:rFonts w:asciiTheme="minorEastAsia" w:eastAsiaTheme="minorEastAsia" w:hAnsiTheme="minorEastAsia" w:hint="eastAsia"/>
           <w:sz w:val="28"/>
           <w:szCs w:val="28"/>
           <w:lang w:eastAsia="zh-CN"/>
@@ -3194,7 +2725,7 @@
         <w:spacing w:line="440" w:lineRule="exact"/>
         <w:ind w:firstLineChars="200" w:firstLine="560"/>
         <w:rPr>
-          <w:rFonts w:asciiTheme="minorEastAsia" w:eastAsiaTheme="minorEastAsia" w:hAnsiTheme="minorEastAsia"/>
+          <w:rFonts w:asciiTheme="minorEastAsia" w:eastAsiaTheme="minorEastAsia" w:hAnsiTheme="minorEastAsia" w:hint="eastAsia"/>
           <w:sz w:val="28"/>
           <w:szCs w:val="28"/>
           <w:lang w:eastAsia="zh-CN"/>
@@ -3214,7 +2745,7 @@
       <w:pPr>
         <w:spacing w:line="440" w:lineRule="exact"/>
         <w:rPr>
-          <w:rFonts w:asciiTheme="minorEastAsia" w:eastAsiaTheme="minorEastAsia" w:hAnsiTheme="minorEastAsia"/>
+          <w:rFonts w:asciiTheme="minorEastAsia" w:eastAsiaTheme="minorEastAsia" w:hAnsiTheme="minorEastAsia" w:hint="eastAsia"/>
           <w:sz w:val="28"/>
           <w:szCs w:val="28"/>
           <w:lang w:eastAsia="zh-CN"/>
@@ -3235,6 +2766,36 @@
       <w:pPr>
         <w:spacing w:beforeLines="50" w:before="156" w:afterLines="50" w:after="156" w:line="440" w:lineRule="exact"/>
         <w:rPr>
+          <w:rFonts w:asciiTheme="minorEastAsia" w:eastAsiaTheme="minorEastAsia" w:hAnsiTheme="minorEastAsia" w:cs="Arial" w:hint="eastAsia"/>
+          <w:b/>
+          <w:sz w:val="28"/>
+          <w:szCs w:val="28"/>
+          <w:shd w:val="clear" w:color="auto" w:fill="FFFFFF"/>
+          <w:lang w:eastAsia="zh-CN"/>
+        </w:rPr>
+      </w:pPr>
+      <w:r>
+        <w:rPr>
+          <w:rFonts w:asciiTheme="minorEastAsia" w:eastAsiaTheme="minorEastAsia" w:hAnsiTheme="minorEastAsia" w:hint="eastAsia"/>
+          <w:b/>
+          <w:sz w:val="28"/>
+          <w:szCs w:val="28"/>
+          <w:lang w:eastAsia="zh-CN"/>
+        </w:rPr>
+        <w:t>5</w:t>
+      </w:r>
+      <w:r>
+        <w:rPr>
+          <w:rFonts w:asciiTheme="minorEastAsia" w:eastAsiaTheme="minorEastAsia" w:hAnsiTheme="minorEastAsia"/>
+          <w:b/>
+          <w:sz w:val="28"/>
+          <w:szCs w:val="28"/>
+          <w:lang w:eastAsia="zh-CN"/>
+        </w:rPr>
+        <w:t xml:space="preserve">.2 </w:t>
+      </w:r>
+      <w:r>
+        <w:rPr>
           <w:rFonts w:asciiTheme="minorEastAsia" w:eastAsiaTheme="minorEastAsia" w:hAnsiTheme="minorEastAsia" w:cs="Arial"/>
           <w:b/>
           <w:sz w:val="28"/>
@@ -3242,50 +2803,102 @@
           <w:shd w:val="clear" w:color="auto" w:fill="FFFFFF"/>
           <w:lang w:eastAsia="zh-CN"/>
         </w:rPr>
-      </w:pPr>
-      <w:r>
-        <w:rPr>
-          <w:rFonts w:asciiTheme="minorEastAsia" w:eastAsiaTheme="minorEastAsia" w:hAnsiTheme="minorEastAsia" w:hint="eastAsia"/>
-          <w:b/>
-          <w:sz w:val="28"/>
-          <w:szCs w:val="28"/>
+        <w:t>不合格品审理机构的构成</w:t>
+      </w:r>
+    </w:p>
+    <w:p>
+      <w:pPr>
+        <w:spacing w:line="440" w:lineRule="exact"/>
+        <w:rPr>
+          <w:rFonts w:asciiTheme="minorEastAsia" w:eastAsiaTheme="minorEastAsia" w:hAnsiTheme="minorEastAsia" w:cs="Arial" w:hint="eastAsia"/>
+          <w:sz w:val="28"/>
+          <w:szCs w:val="28"/>
+          <w:shd w:val="clear" w:color="auto" w:fill="FFFFFF"/>
+          <w:lang w:eastAsia="zh-CN"/>
+        </w:rPr>
+      </w:pPr>
+      <w:r>
+        <w:rPr>
+          <w:rFonts w:asciiTheme="minorEastAsia" w:eastAsiaTheme="minorEastAsia" w:hAnsiTheme="minorEastAsia" w:cs="Arial" w:hint="eastAsia"/>
+          <w:sz w:val="28"/>
+          <w:szCs w:val="28"/>
+          <w:shd w:val="clear" w:color="auto" w:fill="FFFFFF"/>
           <w:lang w:eastAsia="zh-CN"/>
         </w:rPr>
         <w:t>5</w:t>
       </w:r>
       <w:r>
         <w:rPr>
-          <w:rFonts w:asciiTheme="minorEastAsia" w:eastAsiaTheme="minorEastAsia" w:hAnsiTheme="minorEastAsia"/>
-          <w:b/>
-          <w:sz w:val="28"/>
-          <w:szCs w:val="28"/>
-          <w:lang w:eastAsia="zh-CN"/>
-        </w:rPr>
-        <w:t xml:space="preserve">.2 </w:t>
-      </w:r>
-      <w:r>
-        <w:rPr>
           <w:rFonts w:asciiTheme="minorEastAsia" w:eastAsiaTheme="minorEastAsia" w:hAnsiTheme="minorEastAsia" w:cs="Arial"/>
-          <w:b/>
-          <w:sz w:val="28"/>
-          <w:szCs w:val="28"/>
-          <w:shd w:val="clear" w:color="auto" w:fill="FFFFFF"/>
-          <w:lang w:eastAsia="zh-CN"/>
-        </w:rPr>
-        <w:t>不合格品审理机构的构成</w:t>
+          <w:sz w:val="28"/>
+          <w:szCs w:val="28"/>
+          <w:shd w:val="clear" w:color="auto" w:fill="FFFFFF"/>
+          <w:lang w:eastAsia="zh-CN"/>
+        </w:rPr>
+        <w:t xml:space="preserve">.2.1 </w:t>
+      </w:r>
+      <w:r>
+        <w:rPr>
+          <w:rFonts w:asciiTheme="minorEastAsia" w:eastAsiaTheme="minorEastAsia" w:hAnsiTheme="minorEastAsia" w:cs="Arial" w:hint="eastAsia"/>
+          <w:sz w:val="28"/>
+          <w:szCs w:val="28"/>
+          <w:shd w:val="clear" w:color="auto" w:fill="FFFFFF"/>
+          <w:lang w:eastAsia="zh-CN"/>
+        </w:rPr>
+        <w:t>应建立不合格品的审理机构，负责对不合格品进行审查和处理，并对不合格的原因分析和纠正措施的制定与实施进行监督和检</w:t>
+      </w:r>
+      <w:r>
+        <w:rPr>
+          <w:rFonts w:asciiTheme="minorEastAsia" w:eastAsiaTheme="minorEastAsia" w:hAnsiTheme="minorEastAsia" w:cs="Arial" w:hint="eastAsia"/>
+          <w:sz w:val="28"/>
+          <w:szCs w:val="28"/>
+          <w:shd w:val="clear" w:color="auto" w:fill="FFFFFF"/>
+          <w:lang w:eastAsia="zh-CN"/>
+        </w:rPr>
+        <w:t>查。</w:t>
+      </w:r>
+      <w:r>
+        <w:rPr>
+          <w:rFonts w:asciiTheme="minorEastAsia" w:eastAsiaTheme="minorEastAsia" w:hAnsiTheme="minorEastAsia" w:cs="Arial" w:hint="eastAsia"/>
+          <w:sz w:val="28"/>
+          <w:szCs w:val="28"/>
+          <w:shd w:val="clear" w:color="auto" w:fill="FFFFFF"/>
+          <w:lang w:eastAsia="zh-CN"/>
+        </w:rPr>
+        <w:t>审理机构由不合格品审理委员会、不合格品审理常设机构、不合格品审理小组组成。</w:t>
       </w:r>
     </w:p>
     <w:p>
       <w:pPr>
         <w:spacing w:line="440" w:lineRule="exact"/>
         <w:rPr>
+          <w:rFonts w:asciiTheme="minorEastAsia" w:eastAsiaTheme="minorEastAsia" w:hAnsiTheme="minorEastAsia" w:cs="Arial" w:hint="eastAsia"/>
+          <w:sz w:val="28"/>
+          <w:szCs w:val="28"/>
+          <w:shd w:val="clear" w:color="auto" w:fill="FFFFFF"/>
+          <w:lang w:eastAsia="zh-CN"/>
+        </w:rPr>
+      </w:pPr>
+      <w:r>
+        <w:rPr>
+          <w:rFonts w:asciiTheme="minorEastAsia" w:eastAsiaTheme="minorEastAsia" w:hAnsiTheme="minorEastAsia" w:cs="Arial" w:hint="eastAsia"/>
+          <w:sz w:val="28"/>
+          <w:szCs w:val="28"/>
+          <w:shd w:val="clear" w:color="auto" w:fill="FFFFFF"/>
+          <w:lang w:eastAsia="zh-CN"/>
+        </w:rPr>
+        <w:t>5</w:t>
+      </w:r>
+      <w:r>
+        <w:rPr>
           <w:rFonts w:asciiTheme="minorEastAsia" w:eastAsiaTheme="minorEastAsia" w:hAnsiTheme="minorEastAsia" w:cs="Arial"/>
           <w:sz w:val="28"/>
           <w:szCs w:val="28"/>
           <w:shd w:val="clear" w:color="auto" w:fill="FFFFFF"/>
           <w:lang w:eastAsia="zh-CN"/>
         </w:rPr>
-      </w:pPr>
+        <w:t xml:space="preserve">.2.2 </w:t>
+      </w:r>
       <w:r>
         <w:rPr>
           <w:rFonts w:asciiTheme="minorEastAsia" w:eastAsiaTheme="minorEastAsia" w:hAnsiTheme="minorEastAsia" w:cs="Arial" w:hint="eastAsia"/>
@@ -3294,307 +2907,225 @@
           <w:shd w:val="clear" w:color="auto" w:fill="FFFFFF"/>
           <w:lang w:eastAsia="zh-CN"/>
         </w:rPr>
+        <w:t>不合格品审理委员会是公司不合格品审理的最高机构。由公司总经理担任委员会主任，质量安环部部长担任委员会副主任，工程技术部部长、科研生产部部长、物资保障部部长</w:t>
+      </w:r>
+      <w:r>
+        <w:rPr>
+          <w:rFonts w:asciiTheme="minorEastAsia" w:eastAsiaTheme="minorEastAsia" w:hAnsiTheme="minorEastAsia" w:cs="Arial" w:hint="eastAsia"/>
+          <w:sz w:val="28"/>
+          <w:szCs w:val="28"/>
+          <w:shd w:val="clear" w:color="auto" w:fill="FFFFFF"/>
+          <w:lang w:eastAsia="zh-CN"/>
+        </w:rPr>
+        <w:t>、</w:t>
+      </w:r>
+      <w:proofErr w:type="gramStart"/>
+      <w:r>
+        <w:rPr>
+          <w:rFonts w:asciiTheme="minorEastAsia" w:eastAsiaTheme="minorEastAsia" w:hAnsiTheme="minorEastAsia" w:cs="Arial" w:hint="eastAsia"/>
+          <w:sz w:val="28"/>
+          <w:szCs w:val="28"/>
+          <w:shd w:val="clear" w:color="auto" w:fill="FFFFFF"/>
+          <w:lang w:eastAsia="zh-CN"/>
+        </w:rPr>
+        <w:t>复材车间</w:t>
+      </w:r>
+      <w:proofErr w:type="gramEnd"/>
+      <w:r>
+        <w:rPr>
+          <w:rFonts w:asciiTheme="minorEastAsia" w:eastAsiaTheme="minorEastAsia" w:hAnsiTheme="minorEastAsia" w:cs="Arial" w:hint="eastAsia"/>
+          <w:sz w:val="28"/>
+          <w:szCs w:val="28"/>
+          <w:shd w:val="clear" w:color="auto" w:fill="FFFFFF"/>
+          <w:lang w:eastAsia="zh-CN"/>
+        </w:rPr>
+        <w:t>部长担任</w:t>
+      </w:r>
+      <w:proofErr w:type="gramStart"/>
+      <w:r>
+        <w:rPr>
+          <w:rFonts w:asciiTheme="minorEastAsia" w:eastAsiaTheme="minorEastAsia" w:hAnsiTheme="minorEastAsia" w:cs="Arial"/>
+          <w:sz w:val="28"/>
+          <w:szCs w:val="28"/>
+          <w:shd w:val="clear" w:color="auto" w:fill="FFFFFF"/>
+          <w:lang w:eastAsia="zh-CN"/>
+        </w:rPr>
+        <w:t>任</w:t>
+      </w:r>
+      <w:proofErr w:type="gramEnd"/>
+      <w:r>
+        <w:rPr>
+          <w:rFonts w:asciiTheme="minorEastAsia" w:eastAsiaTheme="minorEastAsia" w:hAnsiTheme="minorEastAsia" w:cs="Arial"/>
+          <w:sz w:val="28"/>
+          <w:szCs w:val="28"/>
+          <w:shd w:val="clear" w:color="auto" w:fill="FFFFFF"/>
+          <w:lang w:eastAsia="zh-CN"/>
+        </w:rPr>
+        <w:t>常务委员</w:t>
+      </w:r>
+      <w:r>
+        <w:rPr>
+          <w:rFonts w:asciiTheme="minorEastAsia" w:eastAsiaTheme="minorEastAsia" w:hAnsiTheme="minorEastAsia" w:cs="Arial" w:hint="eastAsia"/>
+          <w:sz w:val="28"/>
+          <w:szCs w:val="28"/>
+          <w:shd w:val="clear" w:color="auto" w:fill="FFFFFF"/>
+          <w:lang w:eastAsia="zh-CN"/>
+        </w:rPr>
+        <w:t>。</w:t>
+      </w:r>
+    </w:p>
+    <w:p>
+      <w:pPr>
+        <w:spacing w:line="440" w:lineRule="exact"/>
+        <w:rPr>
+          <w:rFonts w:asciiTheme="minorEastAsia" w:eastAsiaTheme="minorEastAsia" w:hAnsiTheme="minorEastAsia" w:hint="eastAsia"/>
+          <w:sz w:val="28"/>
+          <w:szCs w:val="28"/>
+          <w:lang w:eastAsia="zh-CN"/>
+        </w:rPr>
+      </w:pPr>
+      <w:r>
+        <w:rPr>
+          <w:rFonts w:asciiTheme="minorEastAsia" w:eastAsiaTheme="minorEastAsia" w:hAnsiTheme="minorEastAsia" w:hint="eastAsia"/>
+          <w:sz w:val="28"/>
+          <w:szCs w:val="28"/>
+          <w:lang w:eastAsia="zh-CN"/>
+        </w:rPr>
         <w:t>5</w:t>
       </w:r>
       <w:r>
         <w:rPr>
-          <w:rFonts w:asciiTheme="minorEastAsia" w:eastAsiaTheme="minorEastAsia" w:hAnsiTheme="minorEastAsia" w:cs="Arial"/>
-          <w:sz w:val="28"/>
-          <w:szCs w:val="28"/>
-          <w:shd w:val="clear" w:color="auto" w:fill="FFFFFF"/>
-          <w:lang w:eastAsia="zh-CN"/>
-        </w:rPr>
-        <w:t xml:space="preserve">.2.1 </w:t>
-      </w:r>
-      <w:r>
+          <w:rFonts w:asciiTheme="minorEastAsia" w:eastAsiaTheme="minorEastAsia" w:hAnsiTheme="minorEastAsia"/>
+          <w:sz w:val="28"/>
+          <w:szCs w:val="28"/>
+          <w:lang w:eastAsia="zh-CN"/>
+        </w:rPr>
+        <w:t>.2.3</w:t>
+      </w:r>
+      <w:r>
+        <w:rPr>
+          <w:rFonts w:asciiTheme="minorEastAsia" w:eastAsiaTheme="minorEastAsia" w:hAnsiTheme="minorEastAsia" w:hint="eastAsia"/>
+          <w:sz w:val="28"/>
+          <w:szCs w:val="28"/>
+          <w:lang w:eastAsia="zh-CN"/>
+        </w:rPr>
+        <w:t>不合格品审理常设机构为质量安环部。</w:t>
+      </w:r>
+    </w:p>
+    <w:p>
+      <w:pPr>
+        <w:spacing w:line="440" w:lineRule="exact"/>
+        <w:rPr>
+          <w:rFonts w:asciiTheme="minorEastAsia" w:eastAsiaTheme="minorEastAsia" w:hAnsiTheme="minorEastAsia" w:hint="eastAsia"/>
+          <w:sz w:val="28"/>
+          <w:szCs w:val="28"/>
+          <w:lang w:eastAsia="zh-CN"/>
+        </w:rPr>
+      </w:pPr>
+      <w:r>
+        <w:rPr>
+          <w:rFonts w:asciiTheme="minorEastAsia" w:eastAsiaTheme="minorEastAsia" w:hAnsiTheme="minorEastAsia"/>
+          <w:sz w:val="28"/>
+          <w:szCs w:val="28"/>
+          <w:lang w:eastAsia="zh-CN"/>
+        </w:rPr>
+        <w:t xml:space="preserve">5.2.4 </w:t>
+      </w:r>
+      <w:r>
+        <w:rPr>
+          <w:rFonts w:asciiTheme="minorEastAsia" w:eastAsiaTheme="minorEastAsia" w:hAnsiTheme="minorEastAsia" w:hint="eastAsia"/>
+          <w:sz w:val="28"/>
+          <w:szCs w:val="28"/>
+          <w:lang w:eastAsia="zh-CN"/>
+        </w:rPr>
+        <w:t>不合格品审理小组由授权的工程技术人员、检验人员组成，由授权的检验技术人员任组长。</w:t>
+      </w:r>
+    </w:p>
+    <w:p>
+      <w:pPr>
+        <w:spacing w:beforeLines="50" w:before="156" w:afterLines="50" w:after="156" w:line="440" w:lineRule="exact"/>
+        <w:rPr>
+          <w:rFonts w:asciiTheme="minorEastAsia" w:eastAsiaTheme="minorEastAsia" w:hAnsiTheme="minorEastAsia" w:hint="eastAsia"/>
+          <w:b/>
+          <w:sz w:val="28"/>
+          <w:szCs w:val="28"/>
+          <w:lang w:eastAsia="zh-CN"/>
+        </w:rPr>
+      </w:pPr>
+      <w:r>
+        <w:rPr>
+          <w:rFonts w:asciiTheme="minorEastAsia" w:eastAsiaTheme="minorEastAsia" w:hAnsiTheme="minorEastAsia" w:hint="eastAsia"/>
+          <w:b/>
+          <w:sz w:val="28"/>
+          <w:szCs w:val="28"/>
+          <w:lang w:eastAsia="zh-CN"/>
+        </w:rPr>
+        <w:t>5</w:t>
+      </w:r>
+      <w:r>
+        <w:rPr>
+          <w:rFonts w:asciiTheme="minorEastAsia" w:eastAsiaTheme="minorEastAsia" w:hAnsiTheme="minorEastAsia"/>
+          <w:b/>
+          <w:sz w:val="28"/>
+          <w:szCs w:val="28"/>
+          <w:lang w:eastAsia="zh-CN"/>
+        </w:rPr>
+        <w:t xml:space="preserve">.3 </w:t>
+      </w:r>
+      <w:r>
+        <w:rPr>
+          <w:rFonts w:asciiTheme="minorEastAsia" w:eastAsiaTheme="minorEastAsia" w:hAnsiTheme="minorEastAsia" w:hint="eastAsia"/>
+          <w:b/>
+          <w:sz w:val="28"/>
+          <w:szCs w:val="28"/>
+          <w:lang w:eastAsia="zh-CN"/>
+        </w:rPr>
+        <w:t>不合格品审理人员</w:t>
+      </w:r>
+    </w:p>
+    <w:p>
+      <w:pPr>
+        <w:spacing w:line="440" w:lineRule="exact"/>
+        <w:rPr>
+          <w:rFonts w:asciiTheme="minorEastAsia" w:eastAsiaTheme="minorEastAsia" w:hAnsiTheme="minorEastAsia" w:hint="eastAsia"/>
+          <w:sz w:val="28"/>
+          <w:szCs w:val="28"/>
+          <w:lang w:eastAsia="zh-CN"/>
+        </w:rPr>
+      </w:pPr>
+      <w:r>
+        <w:rPr>
+          <w:rFonts w:asciiTheme="minorEastAsia" w:eastAsiaTheme="minorEastAsia" w:hAnsiTheme="minorEastAsia" w:hint="eastAsia"/>
+          <w:sz w:val="28"/>
+          <w:szCs w:val="28"/>
+          <w:lang w:eastAsia="zh-CN"/>
+        </w:rPr>
+        <w:t>5</w:t>
+      </w:r>
+      <w:r>
+        <w:rPr>
+          <w:rFonts w:asciiTheme="minorEastAsia" w:eastAsiaTheme="minorEastAsia" w:hAnsiTheme="minorEastAsia"/>
+          <w:sz w:val="28"/>
+          <w:szCs w:val="28"/>
+          <w:lang w:eastAsia="zh-CN"/>
+        </w:rPr>
+        <w:t xml:space="preserve">.3.1 </w:t>
+      </w:r>
+      <w:r>
+        <w:rPr>
+          <w:rFonts w:asciiTheme="minorEastAsia" w:eastAsiaTheme="minorEastAsia" w:hAnsiTheme="minorEastAsia" w:hint="eastAsia"/>
+          <w:sz w:val="28"/>
+          <w:szCs w:val="28"/>
+          <w:lang w:eastAsia="zh-CN"/>
+        </w:rPr>
+        <w:t>从事不合格品审理的人员必须经资格确认和培训考核，由公司总经理授权，当顾客要求时，应征得顾客或其代表的同意。</w:t>
+      </w:r>
+    </w:p>
+    <w:p>
+      <w:pPr>
+        <w:spacing w:line="440" w:lineRule="exact"/>
         <w:rPr>
           <w:rFonts w:asciiTheme="minorEastAsia" w:eastAsiaTheme="minorEastAsia" w:hAnsiTheme="minorEastAsia" w:cs="Arial" w:hint="eastAsia"/>
-          <w:sz w:val="28"/>
-          <w:szCs w:val="28"/>
-          <w:shd w:val="clear" w:color="auto" w:fill="FFFFFF"/>
-          <w:lang w:eastAsia="zh-CN"/>
-        </w:rPr>
-        <w:t>应建立不合格品的审理机构，负责对不合格品进行审查和处理，并对不合格的原因分析和纠正措施的制定与实施进行监督和检</w:t>
-      </w:r>
-      <w:r>
-        <w:rPr>
-          <w:rFonts w:asciiTheme="minorEastAsia" w:eastAsiaTheme="minorEastAsia" w:hAnsiTheme="minorEastAsia" w:cs="Arial" w:hint="eastAsia"/>
-          <w:sz w:val="28"/>
-          <w:szCs w:val="28"/>
-          <w:shd w:val="clear" w:color="auto" w:fill="FFFFFF"/>
-          <w:lang w:eastAsia="zh-CN"/>
-        </w:rPr>
-        <w:t>查。</w:t>
-      </w:r>
-      <w:r>
-        <w:rPr>
-          <w:rFonts w:asciiTheme="minorEastAsia" w:eastAsiaTheme="minorEastAsia" w:hAnsiTheme="minorEastAsia" w:cs="Arial" w:hint="eastAsia"/>
-          <w:sz w:val="28"/>
-          <w:szCs w:val="28"/>
-          <w:shd w:val="clear" w:color="auto" w:fill="FFFFFF"/>
-          <w:lang w:eastAsia="zh-CN"/>
-        </w:rPr>
-        <w:t>审理机构由不合格品审理委员会、不合格品审理常设机构、不合格品审理小组组成。</w:t>
-      </w:r>
-    </w:p>
-    <w:p>
-      <w:pPr>
-        <w:spacing w:line="440" w:lineRule="exact"/>
-        <w:rPr>
-          <w:rFonts w:asciiTheme="minorEastAsia" w:eastAsiaTheme="minorEastAsia" w:hAnsiTheme="minorEastAsia" w:cs="Arial"/>
-          <w:sz w:val="28"/>
-          <w:szCs w:val="28"/>
-          <w:shd w:val="clear" w:color="auto" w:fill="FFFFFF"/>
-          <w:lang w:eastAsia="zh-CN"/>
-        </w:rPr>
-      </w:pPr>
-      <w:r>
-        <w:rPr>
-          <w:rFonts w:asciiTheme="minorEastAsia" w:eastAsiaTheme="minorEastAsia" w:hAnsiTheme="minorEastAsia" w:cs="Arial" w:hint="eastAsia"/>
-          <w:sz w:val="28"/>
-          <w:szCs w:val="28"/>
-          <w:shd w:val="clear" w:color="auto" w:fill="FFFFFF"/>
-          <w:lang w:eastAsia="zh-CN"/>
-        </w:rPr>
-        <w:t>5</w:t>
-      </w:r>
-      <w:r>
-        <w:rPr>
-          <w:rFonts w:asciiTheme="minorEastAsia" w:eastAsiaTheme="minorEastAsia" w:hAnsiTheme="minorEastAsia" w:cs="Arial"/>
-          <w:sz w:val="28"/>
-          <w:szCs w:val="28"/>
-          <w:shd w:val="clear" w:color="auto" w:fill="FFFFFF"/>
-          <w:lang w:eastAsia="zh-CN"/>
-        </w:rPr>
-        <w:t xml:space="preserve">.2.2 </w:t>
-      </w:r>
-      <w:r>
-        <w:rPr>
-          <w:rFonts w:asciiTheme="minorEastAsia" w:eastAsiaTheme="minorEastAsia" w:hAnsiTheme="minorEastAsia" w:cs="Arial" w:hint="eastAsia"/>
-          <w:sz w:val="28"/>
-          <w:szCs w:val="28"/>
-          <w:shd w:val="clear" w:color="auto" w:fill="FFFFFF"/>
-          <w:lang w:eastAsia="zh-CN"/>
-        </w:rPr>
-        <w:t>不合格品审理委员会是公司不合格品审理的最高机构。由公司总经理担任委员会主任，质量安环部部长担任委员会副主任，工程技术部部长、科研生产部部长、物资保障部部长</w:t>
-      </w:r>
-      <w:r>
-        <w:rPr>
-          <w:rFonts w:asciiTheme="minorEastAsia" w:eastAsiaTheme="minorEastAsia" w:hAnsiTheme="minorEastAsia" w:cs="Arial" w:hint="eastAsia"/>
-          <w:sz w:val="28"/>
-          <w:szCs w:val="28"/>
-          <w:shd w:val="clear" w:color="auto" w:fill="FFFFFF"/>
-          <w:lang w:eastAsia="zh-CN"/>
-        </w:rPr>
-        <w:t>、</w:t>
-      </w:r>
-      <w:proofErr w:type="gramStart"/>
-      <w:r>
-        <w:rPr>
-          <w:rFonts w:asciiTheme="minorEastAsia" w:eastAsiaTheme="minorEastAsia" w:hAnsiTheme="minorEastAsia" w:cs="Arial" w:hint="eastAsia"/>
-          <w:sz w:val="28"/>
-          <w:szCs w:val="28"/>
-          <w:shd w:val="clear" w:color="auto" w:fill="FFFFFF"/>
-          <w:lang w:eastAsia="zh-CN"/>
-        </w:rPr>
-        <w:t>复材车间</w:t>
-      </w:r>
-      <w:proofErr w:type="gramEnd"/>
-      <w:r>
-        <w:rPr>
-          <w:rFonts w:asciiTheme="minorEastAsia" w:eastAsiaTheme="minorEastAsia" w:hAnsiTheme="minorEastAsia" w:cs="Arial" w:hint="eastAsia"/>
-          <w:sz w:val="28"/>
-          <w:szCs w:val="28"/>
-          <w:shd w:val="clear" w:color="auto" w:fill="FFFFFF"/>
-          <w:lang w:eastAsia="zh-CN"/>
-        </w:rPr>
-        <w:t>部长担任</w:t>
-      </w:r>
-      <w:proofErr w:type="gramStart"/>
-      <w:r>
-        <w:rPr>
-          <w:rFonts w:asciiTheme="minorEastAsia" w:eastAsiaTheme="minorEastAsia" w:hAnsiTheme="minorEastAsia" w:cs="Arial"/>
-          <w:sz w:val="28"/>
-          <w:szCs w:val="28"/>
-          <w:shd w:val="clear" w:color="auto" w:fill="FFFFFF"/>
-          <w:lang w:eastAsia="zh-CN"/>
-        </w:rPr>
-        <w:t>任</w:t>
-      </w:r>
-      <w:proofErr w:type="gramEnd"/>
-      <w:r>
-        <w:rPr>
-          <w:rFonts w:asciiTheme="minorEastAsia" w:eastAsiaTheme="minorEastAsia" w:hAnsiTheme="minorEastAsia" w:cs="Arial"/>
-          <w:sz w:val="28"/>
-          <w:szCs w:val="28"/>
-          <w:shd w:val="clear" w:color="auto" w:fill="FFFFFF"/>
-          <w:lang w:eastAsia="zh-CN"/>
-        </w:rPr>
-        <w:t>常务委员</w:t>
-      </w:r>
-      <w:r>
-        <w:rPr>
-          <w:rFonts w:asciiTheme="minorEastAsia" w:eastAsiaTheme="minorEastAsia" w:hAnsiTheme="minorEastAsia" w:cs="Arial" w:hint="eastAsia"/>
-          <w:sz w:val="28"/>
-          <w:szCs w:val="28"/>
-          <w:shd w:val="clear" w:color="auto" w:fill="FFFFFF"/>
-          <w:lang w:eastAsia="zh-CN"/>
-        </w:rPr>
-        <w:t>。</w:t>
-      </w:r>
-    </w:p>
-    <w:p>
-      <w:pPr>
-        <w:spacing w:line="440" w:lineRule="exact"/>
-        <w:rPr>
-          <w:rFonts w:asciiTheme="minorEastAsia" w:eastAsiaTheme="minorEastAsia" w:hAnsiTheme="minorEastAsia"/>
-          <w:sz w:val="28"/>
-          <w:szCs w:val="28"/>
-          <w:lang w:eastAsia="zh-CN"/>
-        </w:rPr>
-      </w:pPr>
-      <w:r>
-        <w:rPr>
-          <w:rFonts w:asciiTheme="minorEastAsia" w:eastAsiaTheme="minorEastAsia" w:hAnsiTheme="minorEastAsia" w:hint="eastAsia"/>
-          <w:sz w:val="28"/>
-          <w:szCs w:val="28"/>
-          <w:lang w:eastAsia="zh-CN"/>
-        </w:rPr>
-        <w:t>5</w:t>
-      </w:r>
-      <w:r>
-        <w:rPr>
-          <w:rFonts w:asciiTheme="minorEastAsia" w:eastAsiaTheme="minorEastAsia" w:hAnsiTheme="minorEastAsia"/>
-          <w:sz w:val="28"/>
-          <w:szCs w:val="28"/>
-          <w:lang w:eastAsia="zh-CN"/>
-        </w:rPr>
-        <w:t>.2.3</w:t>
-      </w:r>
-      <w:r>
-        <w:rPr>
-          <w:rFonts w:asciiTheme="minorEastAsia" w:eastAsiaTheme="minorEastAsia" w:hAnsiTheme="minorEastAsia" w:hint="eastAsia"/>
-          <w:sz w:val="28"/>
-          <w:szCs w:val="28"/>
-          <w:lang w:eastAsia="zh-CN"/>
-        </w:rPr>
-        <w:t>不合格品审理常设机构为质量安环部。</w:t>
-      </w:r>
-    </w:p>
-    <w:p>
-      <w:pPr>
-        <w:spacing w:line="440" w:lineRule="exact"/>
-        <w:rPr>
-          <w:rFonts w:asciiTheme="minorEastAsia" w:eastAsiaTheme="minorEastAsia" w:hAnsiTheme="minorEastAsia"/>
-          <w:sz w:val="28"/>
-          <w:szCs w:val="28"/>
-          <w:lang w:eastAsia="zh-CN"/>
-        </w:rPr>
-      </w:pPr>
-      <w:r>
-        <w:rPr>
-          <w:rFonts w:asciiTheme="minorEastAsia" w:eastAsiaTheme="minorEastAsia" w:hAnsiTheme="minorEastAsia"/>
-          <w:sz w:val="28"/>
-          <w:szCs w:val="28"/>
-          <w:lang w:eastAsia="zh-CN"/>
-        </w:rPr>
-        <w:t xml:space="preserve">5.2.4 </w:t>
-      </w:r>
-      <w:r>
-        <w:rPr>
-          <w:rFonts w:asciiTheme="minorEastAsia" w:eastAsiaTheme="minorEastAsia" w:hAnsiTheme="minorEastAsia" w:hint="eastAsia"/>
-          <w:sz w:val="28"/>
-          <w:szCs w:val="28"/>
-          <w:lang w:eastAsia="zh-CN"/>
-        </w:rPr>
-        <w:t>不合格品审理小组由授权的工程技术人员、检验人员组成，由授权的检验技术人员任组长。</w:t>
-      </w:r>
-    </w:p>
-    <w:p>
-      <w:pPr>
-        <w:spacing w:beforeLines="50" w:before="156" w:afterLines="50" w:after="156" w:line="440" w:lineRule="exact"/>
-        <w:rPr>
-          <w:rFonts w:asciiTheme="minorEastAsia" w:eastAsiaTheme="minorEastAsia" w:hAnsiTheme="minorEastAsia"/>
-          <w:b/>
-          <w:sz w:val="28"/>
-          <w:szCs w:val="28"/>
-          <w:lang w:eastAsia="zh-CN"/>
-        </w:rPr>
-      </w:pPr>
-      <w:r>
-        <w:rPr>
-          <w:rFonts w:asciiTheme="minorEastAsia" w:eastAsiaTheme="minorEastAsia" w:hAnsiTheme="minorEastAsia" w:hint="eastAsia"/>
-          <w:b/>
-          <w:sz w:val="28"/>
-          <w:szCs w:val="28"/>
-          <w:lang w:eastAsia="zh-CN"/>
-        </w:rPr>
-        <w:t>5</w:t>
-      </w:r>
-      <w:r>
-        <w:rPr>
-          <w:rFonts w:asciiTheme="minorEastAsia" w:eastAsiaTheme="minorEastAsia" w:hAnsiTheme="minorEastAsia"/>
-          <w:b/>
-          <w:sz w:val="28"/>
-          <w:szCs w:val="28"/>
-          <w:lang w:eastAsia="zh-CN"/>
-        </w:rPr>
-        <w:t xml:space="preserve">.3 </w:t>
-      </w:r>
-      <w:r>
-        <w:rPr>
-          <w:rFonts w:asciiTheme="minorEastAsia" w:eastAsiaTheme="minorEastAsia" w:hAnsiTheme="minorEastAsia" w:hint="eastAsia"/>
-          <w:b/>
-          <w:sz w:val="28"/>
-          <w:szCs w:val="28"/>
-          <w:lang w:eastAsia="zh-CN"/>
-        </w:rPr>
-        <w:t>不合格品审理人员</w:t>
-      </w:r>
-    </w:p>
-    <w:p>
-      <w:pPr>
-        <w:spacing w:line="440" w:lineRule="exact"/>
-        <w:rPr>
-          <w:rFonts w:asciiTheme="minorEastAsia" w:eastAsiaTheme="minorEastAsia" w:hAnsiTheme="minorEastAsia"/>
-          <w:sz w:val="28"/>
-          <w:szCs w:val="28"/>
-          <w:lang w:eastAsia="zh-CN"/>
-        </w:rPr>
-      </w:pPr>
-      <w:r>
-        <w:rPr>
-          <w:rFonts w:asciiTheme="minorEastAsia" w:eastAsiaTheme="minorEastAsia" w:hAnsiTheme="minorEastAsia" w:hint="eastAsia"/>
-          <w:sz w:val="28"/>
-          <w:szCs w:val="28"/>
-          <w:lang w:eastAsia="zh-CN"/>
-        </w:rPr>
-        <w:t>5</w:t>
-      </w:r>
-      <w:r>
-        <w:rPr>
-          <w:rFonts w:asciiTheme="minorEastAsia" w:eastAsiaTheme="minorEastAsia" w:hAnsiTheme="minorEastAsia"/>
-          <w:sz w:val="28"/>
-          <w:szCs w:val="28"/>
-          <w:lang w:eastAsia="zh-CN"/>
-        </w:rPr>
-        <w:t xml:space="preserve">.3.1 </w:t>
-      </w:r>
-      <w:r>
-        <w:rPr>
-          <w:rFonts w:asciiTheme="minorEastAsia" w:eastAsiaTheme="minorEastAsia" w:hAnsiTheme="minorEastAsia" w:hint="eastAsia"/>
-          <w:sz w:val="28"/>
-          <w:szCs w:val="28"/>
-          <w:lang w:eastAsia="zh-CN"/>
-        </w:rPr>
-        <w:t>从事不合格品审理的人员必须经资格确认和培训考核，由公司总经理授权，当顾客要求时，应征得顾客或其代表的同意。</w:t>
-      </w:r>
-    </w:p>
-    <w:p>
-      <w:pPr>
-        <w:spacing w:line="440" w:lineRule="exact"/>
-        <w:rPr>
-          <w:rFonts w:asciiTheme="minorEastAsia" w:eastAsiaTheme="minorEastAsia" w:hAnsiTheme="minorEastAsia" w:cs="Arial"/>
           <w:sz w:val="28"/>
           <w:shd w:val="clear" w:color="auto" w:fill="FFFFFF"/>
           <w:lang w:eastAsia="zh-CN"/>
@@ -3632,36 +3163,36 @@
       <w:pPr>
         <w:spacing w:line="440" w:lineRule="exact"/>
         <w:rPr>
+          <w:rFonts w:asciiTheme="minorEastAsia" w:eastAsiaTheme="minorEastAsia" w:hAnsiTheme="minorEastAsia" w:cs="Arial" w:hint="eastAsia"/>
+          <w:sz w:val="28"/>
+          <w:shd w:val="clear" w:color="auto" w:fill="FFFFFF"/>
+          <w:lang w:eastAsia="zh-CN"/>
+        </w:rPr>
+      </w:pPr>
+      <w:r>
+        <w:rPr>
+          <w:rFonts w:asciiTheme="minorEastAsia" w:eastAsiaTheme="minorEastAsia" w:hAnsiTheme="minorEastAsia" w:cs="Arial" w:hint="eastAsia"/>
+          <w:sz w:val="28"/>
+          <w:shd w:val="clear" w:color="auto" w:fill="FFFFFF"/>
+          <w:lang w:eastAsia="zh-CN"/>
+        </w:rPr>
+        <w:t>5</w:t>
+      </w:r>
+      <w:r>
+        <w:rPr>
           <w:rFonts w:asciiTheme="minorEastAsia" w:eastAsiaTheme="minorEastAsia" w:hAnsiTheme="minorEastAsia" w:cs="Arial"/>
           <w:sz w:val="28"/>
           <w:shd w:val="clear" w:color="auto" w:fill="FFFFFF"/>
           <w:lang w:eastAsia="zh-CN"/>
         </w:rPr>
-      </w:pPr>
-      <w:r>
+        <w:t>.3.3 不合格品审理人员名单中的授权人员有权审理不合格品。</w:t>
+      </w:r>
+    </w:p>
+    <w:p>
+      <w:pPr>
+        <w:spacing w:line="440" w:lineRule="exact"/>
         <w:rPr>
           <w:rFonts w:asciiTheme="minorEastAsia" w:eastAsiaTheme="minorEastAsia" w:hAnsiTheme="minorEastAsia" w:cs="Arial" w:hint="eastAsia"/>
-          <w:sz w:val="28"/>
-          <w:shd w:val="clear" w:color="auto" w:fill="FFFFFF"/>
-          <w:lang w:eastAsia="zh-CN"/>
-        </w:rPr>
-        <w:t>5</w:t>
-      </w:r>
-      <w:r>
-        <w:rPr>
-          <w:rFonts w:asciiTheme="minorEastAsia" w:eastAsiaTheme="minorEastAsia" w:hAnsiTheme="minorEastAsia" w:cs="Arial"/>
-          <w:sz w:val="28"/>
-          <w:shd w:val="clear" w:color="auto" w:fill="FFFFFF"/>
-          <w:lang w:eastAsia="zh-CN"/>
-        </w:rPr>
-        <w:t>.3.3 不合格品审理人员名单中的授权人员有权审理不合格品。</w:t>
-      </w:r>
-    </w:p>
-    <w:p>
-      <w:pPr>
-        <w:spacing w:line="440" w:lineRule="exact"/>
-        <w:rPr>
-          <w:rFonts w:asciiTheme="minorEastAsia" w:eastAsiaTheme="minorEastAsia" w:hAnsiTheme="minorEastAsia" w:cs="Arial"/>
           <w:sz w:val="28"/>
           <w:shd w:val="clear" w:color="auto" w:fill="FFFFFF"/>
           <w:lang w:eastAsia="zh-CN"/>
@@ -3700,7 +3231,7 @@
         <w:spacing w:line="440" w:lineRule="exact"/>
         <w:ind w:firstLineChars="200" w:firstLine="560"/>
         <w:rPr>
-          <w:rFonts w:asciiTheme="minorEastAsia" w:eastAsiaTheme="minorEastAsia" w:hAnsiTheme="minorEastAsia" w:cs="Arial"/>
+          <w:rFonts w:asciiTheme="minorEastAsia" w:eastAsiaTheme="minorEastAsia" w:hAnsiTheme="minorEastAsia" w:cs="Arial" w:hint="eastAsia"/>
           <w:sz w:val="28"/>
           <w:shd w:val="clear" w:color="auto" w:fill="FFFFFF"/>
           <w:lang w:eastAsia="zh-CN"/>
@@ -3721,7 +3252,7 @@
         <w:spacing w:line="440" w:lineRule="exact"/>
         <w:ind w:firstLineChars="200" w:firstLine="560"/>
         <w:rPr>
-          <w:rFonts w:asciiTheme="minorEastAsia" w:eastAsiaTheme="minorEastAsia" w:hAnsiTheme="minorEastAsia" w:cs="Arial"/>
+          <w:rFonts w:asciiTheme="minorEastAsia" w:eastAsiaTheme="minorEastAsia" w:hAnsiTheme="minorEastAsia" w:cs="Arial" w:hint="eastAsia"/>
           <w:sz w:val="28"/>
           <w:shd w:val="clear" w:color="auto" w:fill="FFFFFF"/>
           <w:lang w:eastAsia="zh-CN"/>
@@ -3742,7 +3273,7 @@
         <w:spacing w:line="440" w:lineRule="exact"/>
         <w:ind w:firstLineChars="200" w:firstLine="560"/>
         <w:rPr>
-          <w:rFonts w:asciiTheme="minorEastAsia" w:eastAsiaTheme="minorEastAsia" w:hAnsiTheme="minorEastAsia"/>
+          <w:rFonts w:asciiTheme="minorEastAsia" w:eastAsiaTheme="minorEastAsia" w:hAnsiTheme="minorEastAsia" w:hint="eastAsia"/>
           <w:sz w:val="28"/>
           <w:lang w:eastAsia="zh-CN"/>
         </w:rPr>
@@ -3795,7 +3326,7 @@
       <w:pPr>
         <w:spacing w:line="440" w:lineRule="exact"/>
         <w:rPr>
-          <w:rFonts w:asciiTheme="minorEastAsia" w:eastAsiaTheme="minorEastAsia" w:hAnsiTheme="minorEastAsia"/>
+          <w:rFonts w:asciiTheme="minorEastAsia" w:eastAsiaTheme="minorEastAsia" w:hAnsiTheme="minorEastAsia" w:hint="eastAsia"/>
           <w:sz w:val="28"/>
           <w:lang w:eastAsia="zh-CN"/>
         </w:rPr>
@@ -3863,6 +3394,27 @@
       <w:pPr>
         <w:spacing w:beforeLines="50" w:before="156" w:afterLines="50" w:after="156" w:line="440" w:lineRule="exact"/>
         <w:rPr>
+          <w:rFonts w:asciiTheme="minorEastAsia" w:eastAsiaTheme="minorEastAsia" w:hAnsiTheme="minorEastAsia" w:cs="Arial" w:hint="eastAsia"/>
+          <w:b/>
+          <w:sz w:val="28"/>
+          <w:szCs w:val="28"/>
+          <w:shd w:val="clear" w:color="auto" w:fill="FFFFFF"/>
+          <w:lang w:eastAsia="zh-CN"/>
+        </w:rPr>
+      </w:pPr>
+      <w:r>
+        <w:rPr>
+          <w:rFonts w:asciiTheme="minorEastAsia" w:eastAsiaTheme="minorEastAsia" w:hAnsiTheme="minorEastAsia" w:cs="Arial" w:hint="eastAsia"/>
+          <w:b/>
+          <w:sz w:val="28"/>
+          <w:szCs w:val="28"/>
+          <w:shd w:val="clear" w:color="auto" w:fill="FFFFFF"/>
+          <w:lang w:eastAsia="zh-CN"/>
+        </w:rPr>
+        <w:t>5</w:t>
+      </w:r>
+      <w:r>
+        <w:rPr>
           <w:rFonts w:asciiTheme="minorEastAsia" w:eastAsiaTheme="minorEastAsia" w:hAnsiTheme="minorEastAsia" w:cs="Arial"/>
           <w:b/>
           <w:sz w:val="28"/>
@@ -3870,7 +3422,8 @@
           <w:shd w:val="clear" w:color="auto" w:fill="FFFFFF"/>
           <w:lang w:eastAsia="zh-CN"/>
         </w:rPr>
-      </w:pPr>
+        <w:t xml:space="preserve">.5 </w:t>
+      </w:r>
       <w:r>
         <w:rPr>
           <w:rFonts w:asciiTheme="minorEastAsia" w:eastAsiaTheme="minorEastAsia" w:hAnsiTheme="minorEastAsia" w:cs="Arial" w:hint="eastAsia"/>
@@ -3880,28 +3433,6 @@
           <w:shd w:val="clear" w:color="auto" w:fill="FFFFFF"/>
           <w:lang w:eastAsia="zh-CN"/>
         </w:rPr>
-        <w:t>5</w:t>
-      </w:r>
-      <w:r>
-        <w:rPr>
-          <w:rFonts w:asciiTheme="minorEastAsia" w:eastAsiaTheme="minorEastAsia" w:hAnsiTheme="minorEastAsia" w:cs="Arial"/>
-          <w:b/>
-          <w:sz w:val="28"/>
-          <w:szCs w:val="28"/>
-          <w:shd w:val="clear" w:color="auto" w:fill="FFFFFF"/>
-          <w:lang w:eastAsia="zh-CN"/>
-        </w:rPr>
-        <w:t xml:space="preserve">.5 </w:t>
-      </w:r>
-      <w:r>
-        <w:rPr>
-          <w:rFonts w:asciiTheme="minorEastAsia" w:eastAsiaTheme="minorEastAsia" w:hAnsiTheme="minorEastAsia" w:cs="Arial" w:hint="eastAsia"/>
-          <w:b/>
-          <w:sz w:val="28"/>
-          <w:szCs w:val="28"/>
-          <w:shd w:val="clear" w:color="auto" w:fill="FFFFFF"/>
-          <w:lang w:eastAsia="zh-CN"/>
-        </w:rPr>
         <w:t>不合格品审理</w:t>
       </w:r>
     </w:p>
@@ -3909,7 +3440,7 @@
       <w:pPr>
         <w:spacing w:line="440" w:lineRule="exact"/>
         <w:rPr>
-          <w:rFonts w:asciiTheme="minorEastAsia" w:eastAsiaTheme="minorEastAsia" w:hAnsiTheme="minorEastAsia"/>
+          <w:rFonts w:asciiTheme="minorEastAsia" w:eastAsiaTheme="minorEastAsia" w:hAnsiTheme="minorEastAsia" w:hint="eastAsia"/>
           <w:sz w:val="28"/>
           <w:szCs w:val="28"/>
           <w:lang w:eastAsia="zh-CN"/>
@@ -3950,7 +3481,7 @@
       <w:pPr>
         <w:spacing w:line="440" w:lineRule="exact"/>
         <w:rPr>
-          <w:rFonts w:asciiTheme="minorEastAsia" w:eastAsiaTheme="minorEastAsia" w:hAnsiTheme="minorEastAsia"/>
+          <w:rFonts w:asciiTheme="minorEastAsia" w:eastAsiaTheme="minorEastAsia" w:hAnsiTheme="minorEastAsia" w:hint="eastAsia"/>
           <w:sz w:val="28"/>
           <w:szCs w:val="28"/>
           <w:lang w:eastAsia="zh-CN"/>
@@ -4071,7 +3602,7 @@
       <w:pPr>
         <w:spacing w:line="440" w:lineRule="exact"/>
         <w:rPr>
-          <w:rFonts w:asciiTheme="minorEastAsia" w:eastAsiaTheme="minorEastAsia" w:hAnsiTheme="minorEastAsia"/>
+          <w:rFonts w:asciiTheme="minorEastAsia" w:eastAsiaTheme="minorEastAsia" w:hAnsiTheme="minorEastAsia" w:hint="eastAsia"/>
           <w:sz w:val="28"/>
           <w:szCs w:val="28"/>
           <w:lang w:eastAsia="zh-CN"/>
@@ -4129,7 +3660,7 @@
       <w:pPr>
         <w:spacing w:line="440" w:lineRule="exact"/>
         <w:rPr>
-          <w:rFonts w:asciiTheme="minorEastAsia" w:eastAsiaTheme="minorEastAsia" w:hAnsiTheme="minorEastAsia"/>
+          <w:rFonts w:asciiTheme="minorEastAsia" w:eastAsiaTheme="minorEastAsia" w:hAnsiTheme="minorEastAsia" w:hint="eastAsia"/>
           <w:sz w:val="28"/>
           <w:szCs w:val="28"/>
           <w:lang w:eastAsia="zh-CN"/>
@@ -4248,7 +3779,7 @@
       <w:pPr>
         <w:spacing w:line="440" w:lineRule="exact"/>
         <w:rPr>
-          <w:rFonts w:asciiTheme="minorEastAsia" w:eastAsiaTheme="minorEastAsia" w:hAnsiTheme="minorEastAsia"/>
+          <w:rFonts w:asciiTheme="minorEastAsia" w:eastAsiaTheme="minorEastAsia" w:hAnsiTheme="minorEastAsia" w:hint="eastAsia"/>
           <w:sz w:val="28"/>
           <w:szCs w:val="28"/>
           <w:lang w:eastAsia="zh-CN"/>
@@ -4332,7 +3863,7 @@
       <w:pPr>
         <w:spacing w:line="440" w:lineRule="exact"/>
         <w:rPr>
-          <w:rFonts w:asciiTheme="minorEastAsia" w:eastAsiaTheme="minorEastAsia" w:hAnsiTheme="minorEastAsia"/>
+          <w:rFonts w:asciiTheme="minorEastAsia" w:eastAsiaTheme="minorEastAsia" w:hAnsiTheme="minorEastAsia" w:hint="eastAsia"/>
           <w:sz w:val="28"/>
           <w:szCs w:val="28"/>
           <w:lang w:eastAsia="zh-CN"/>
@@ -4370,7 +3901,7 @@
       <w:pPr>
         <w:spacing w:line="440" w:lineRule="exact"/>
         <w:rPr>
-          <w:rFonts w:asciiTheme="minorEastAsia" w:eastAsiaTheme="minorEastAsia" w:hAnsiTheme="minorEastAsia"/>
+          <w:rFonts w:asciiTheme="minorEastAsia" w:eastAsiaTheme="minorEastAsia" w:hAnsiTheme="minorEastAsia" w:hint="eastAsia"/>
           <w:sz w:val="28"/>
           <w:szCs w:val="28"/>
           <w:lang w:eastAsia="zh-CN"/>
@@ -4408,7 +3939,7 @@
       <w:pPr>
         <w:spacing w:line="440" w:lineRule="exact"/>
         <w:rPr>
-          <w:rFonts w:asciiTheme="minorEastAsia" w:eastAsiaTheme="minorEastAsia" w:hAnsiTheme="minorEastAsia"/>
+          <w:rFonts w:asciiTheme="minorEastAsia" w:eastAsiaTheme="minorEastAsia" w:hAnsiTheme="minorEastAsia" w:hint="eastAsia"/>
           <w:sz w:val="28"/>
           <w:szCs w:val="28"/>
           <w:lang w:eastAsia="zh-CN"/>
@@ -4446,7 +3977,7 @@
       <w:pPr>
         <w:spacing w:line="440" w:lineRule="exact"/>
         <w:rPr>
-          <w:rFonts w:asciiTheme="minorEastAsia" w:eastAsiaTheme="minorEastAsia" w:hAnsiTheme="minorEastAsia"/>
+          <w:rFonts w:asciiTheme="minorEastAsia" w:eastAsiaTheme="minorEastAsia" w:hAnsiTheme="minorEastAsia" w:hint="eastAsia"/>
           <w:sz w:val="28"/>
           <w:szCs w:val="28"/>
           <w:lang w:eastAsia="zh-CN"/>
@@ -4524,7 +4055,7 @@
       <w:pPr>
         <w:spacing w:line="440" w:lineRule="exact"/>
         <w:rPr>
-          <w:rFonts w:asciiTheme="minorEastAsia" w:eastAsiaTheme="minorEastAsia" w:hAnsiTheme="minorEastAsia"/>
+          <w:rFonts w:asciiTheme="minorEastAsia" w:eastAsiaTheme="minorEastAsia" w:hAnsiTheme="minorEastAsia" w:hint="eastAsia"/>
           <w:sz w:val="28"/>
           <w:szCs w:val="28"/>
           <w:lang w:eastAsia="zh-CN"/>
@@ -4580,7 +4111,7 @@
       <w:pPr>
         <w:spacing w:line="440" w:lineRule="exact"/>
         <w:rPr>
-          <w:rFonts w:asciiTheme="minorEastAsia" w:eastAsiaTheme="minorEastAsia" w:hAnsiTheme="minorEastAsia"/>
+          <w:rFonts w:asciiTheme="minorEastAsia" w:eastAsiaTheme="minorEastAsia" w:hAnsiTheme="minorEastAsia" w:hint="eastAsia"/>
           <w:sz w:val="28"/>
           <w:szCs w:val="28"/>
           <w:lang w:eastAsia="zh-CN"/>
@@ -4665,7 +4196,7 @@
       <w:pPr>
         <w:spacing w:beforeLines="50" w:before="156" w:afterLines="50" w:after="156" w:line="440" w:lineRule="exact"/>
         <w:rPr>
-          <w:rFonts w:asciiTheme="minorEastAsia" w:eastAsiaTheme="minorEastAsia" w:hAnsiTheme="minorEastAsia"/>
+          <w:rFonts w:asciiTheme="minorEastAsia" w:eastAsiaTheme="minorEastAsia" w:hAnsiTheme="minorEastAsia" w:hint="eastAsia"/>
           <w:b/>
           <w:sz w:val="28"/>
           <w:szCs w:val="28"/>
@@ -4707,7 +4238,7 @@
       <w:pPr>
         <w:spacing w:line="440" w:lineRule="exact"/>
         <w:rPr>
-          <w:rFonts w:asciiTheme="minorEastAsia" w:eastAsiaTheme="minorEastAsia" w:hAnsiTheme="minorEastAsia"/>
+          <w:rFonts w:asciiTheme="minorEastAsia" w:eastAsiaTheme="minorEastAsia" w:hAnsiTheme="minorEastAsia" w:hint="eastAsia"/>
           <w:sz w:val="28"/>
           <w:szCs w:val="28"/>
           <w:lang w:eastAsia="zh-CN"/>
@@ -4745,7 +4276,7 @@
       <w:pPr>
         <w:spacing w:line="440" w:lineRule="exact"/>
         <w:rPr>
-          <w:rFonts w:asciiTheme="minorEastAsia" w:eastAsiaTheme="minorEastAsia" w:hAnsiTheme="minorEastAsia"/>
+          <w:rFonts w:asciiTheme="minorEastAsia" w:eastAsiaTheme="minorEastAsia" w:hAnsiTheme="minorEastAsia" w:hint="eastAsia"/>
           <w:sz w:val="28"/>
           <w:szCs w:val="28"/>
           <w:lang w:eastAsia="zh-CN"/>
@@ -4774,7 +4305,7 @@
       <w:pPr>
         <w:spacing w:line="440" w:lineRule="exact"/>
         <w:rPr>
-          <w:rFonts w:asciiTheme="minorEastAsia" w:eastAsiaTheme="minorEastAsia" w:hAnsiTheme="minorEastAsia"/>
+          <w:rFonts w:asciiTheme="minorEastAsia" w:eastAsiaTheme="minorEastAsia" w:hAnsiTheme="minorEastAsia" w:hint="eastAsia"/>
           <w:sz w:val="28"/>
           <w:szCs w:val="28"/>
           <w:lang w:eastAsia="zh-CN"/>
@@ -4803,7 +4334,7 @@
       <w:pPr>
         <w:spacing w:line="440" w:lineRule="exact"/>
         <w:rPr>
-          <w:rFonts w:asciiTheme="minorEastAsia" w:eastAsiaTheme="minorEastAsia" w:hAnsiTheme="minorEastAsia"/>
+          <w:rFonts w:asciiTheme="minorEastAsia" w:eastAsiaTheme="minorEastAsia" w:hAnsiTheme="minorEastAsia" w:hint="eastAsia"/>
           <w:sz w:val="28"/>
           <w:szCs w:val="28"/>
           <w:lang w:eastAsia="zh-CN"/>
@@ -4852,7 +4383,7 @@
       <w:pPr>
         <w:spacing w:line="440" w:lineRule="exact"/>
         <w:rPr>
-          <w:rFonts w:asciiTheme="minorEastAsia" w:eastAsiaTheme="minorEastAsia" w:hAnsiTheme="minorEastAsia"/>
+          <w:rFonts w:asciiTheme="minorEastAsia" w:eastAsiaTheme="minorEastAsia" w:hAnsiTheme="minorEastAsia" w:hint="eastAsia"/>
           <w:sz w:val="28"/>
           <w:szCs w:val="28"/>
           <w:lang w:eastAsia="zh-CN"/>
@@ -4935,7 +4466,7 @@
       <w:pPr>
         <w:spacing w:beforeLines="50" w:before="156" w:afterLines="50" w:after="156" w:line="440" w:lineRule="exact"/>
         <w:rPr>
-          <w:rFonts w:asciiTheme="minorEastAsia" w:eastAsiaTheme="minorEastAsia" w:hAnsiTheme="minorEastAsia"/>
+          <w:rFonts w:asciiTheme="minorEastAsia" w:eastAsiaTheme="minorEastAsia" w:hAnsiTheme="minorEastAsia" w:hint="eastAsia"/>
           <w:b/>
           <w:sz w:val="28"/>
           <w:szCs w:val="28"/>
@@ -4978,7 +4509,7 @@
       <w:pPr>
         <w:spacing w:line="440" w:lineRule="exact"/>
         <w:rPr>
-          <w:rFonts w:asciiTheme="minorEastAsia" w:eastAsiaTheme="minorEastAsia" w:hAnsiTheme="minorEastAsia"/>
+          <w:rFonts w:asciiTheme="minorEastAsia" w:eastAsiaTheme="minorEastAsia" w:hAnsiTheme="minorEastAsia" w:hint="eastAsia"/>
           <w:sz w:val="28"/>
           <w:szCs w:val="28"/>
           <w:lang w:eastAsia="zh-CN"/>
@@ -5133,7 +4664,7 @@
       <w:pPr>
         <w:spacing w:line="440" w:lineRule="exact"/>
         <w:rPr>
-          <w:rFonts w:asciiTheme="minorEastAsia" w:eastAsiaTheme="minorEastAsia" w:hAnsiTheme="minorEastAsia"/>
+          <w:rFonts w:asciiTheme="minorEastAsia" w:eastAsiaTheme="minorEastAsia" w:hAnsiTheme="minorEastAsia" w:hint="eastAsia"/>
           <w:sz w:val="28"/>
           <w:szCs w:val="28"/>
           <w:lang w:eastAsia="zh-CN"/>
@@ -5164,7 +4695,7 @@
       <w:pPr>
         <w:spacing w:beforeLines="50" w:before="156" w:afterLines="50" w:after="156" w:line="440" w:lineRule="exact"/>
         <w:rPr>
-          <w:rFonts w:asciiTheme="minorEastAsia" w:eastAsiaTheme="minorEastAsia" w:hAnsiTheme="minorEastAsia"/>
+          <w:rFonts w:asciiTheme="minorEastAsia" w:eastAsiaTheme="minorEastAsia" w:hAnsiTheme="minorEastAsia" w:hint="eastAsia"/>
           <w:b/>
           <w:sz w:val="28"/>
           <w:szCs w:val="28"/>
@@ -5196,40 +4727,142 @@
       <w:pPr>
         <w:spacing w:line="440" w:lineRule="exact"/>
         <w:rPr>
+          <w:rFonts w:asciiTheme="minorEastAsia" w:eastAsiaTheme="minorEastAsia" w:hAnsiTheme="minorEastAsia" w:cs="Arial" w:hint="eastAsia"/>
+          <w:sz w:val="28"/>
+          <w:szCs w:val="28"/>
+          <w:shd w:val="clear" w:color="auto" w:fill="FFFFFF"/>
+          <w:lang w:eastAsia="zh-CN"/>
+        </w:rPr>
+      </w:pPr>
+      <w:r>
+        <w:rPr>
+          <w:rFonts w:asciiTheme="minorEastAsia" w:eastAsiaTheme="minorEastAsia" w:hAnsiTheme="minorEastAsia" w:hint="eastAsia"/>
+          <w:sz w:val="28"/>
+          <w:szCs w:val="28"/>
+          <w:lang w:eastAsia="zh-CN"/>
+        </w:rPr>
+        <w:t>5</w:t>
+      </w:r>
+      <w:r>
+        <w:rPr>
+          <w:rFonts w:asciiTheme="minorEastAsia" w:eastAsiaTheme="minorEastAsia" w:hAnsiTheme="minorEastAsia"/>
+          <w:sz w:val="28"/>
+          <w:szCs w:val="28"/>
+          <w:lang w:eastAsia="zh-CN"/>
+        </w:rPr>
+        <w:t xml:space="preserve">.8.1 </w:t>
+      </w:r>
+      <w:r>
+        <w:rPr>
           <w:rFonts w:asciiTheme="minorEastAsia" w:eastAsiaTheme="minorEastAsia" w:hAnsiTheme="minorEastAsia" w:cs="Arial"/>
           <w:sz w:val="28"/>
           <w:szCs w:val="28"/>
           <w:shd w:val="clear" w:color="auto" w:fill="FFFFFF"/>
           <w:lang w:eastAsia="zh-CN"/>
         </w:rPr>
-      </w:pPr>
-      <w:r>
-        <w:rPr>
-          <w:rFonts w:asciiTheme="minorEastAsia" w:eastAsiaTheme="minorEastAsia" w:hAnsiTheme="minorEastAsia" w:hint="eastAsia"/>
-          <w:sz w:val="28"/>
-          <w:szCs w:val="28"/>
+        <w:t>当不合格品审理的结论为需要返工或返修（或配制特制件）时，</w:t>
+      </w:r>
+      <w:r>
+        <w:rPr>
+          <w:rFonts w:asciiTheme="minorEastAsia" w:eastAsiaTheme="minorEastAsia" w:hAnsiTheme="minorEastAsia" w:cs="Arial" w:hint="eastAsia"/>
+          <w:sz w:val="28"/>
+          <w:szCs w:val="28"/>
+          <w:shd w:val="clear" w:color="auto" w:fill="FFFFFF"/>
+          <w:lang w:eastAsia="zh-CN"/>
+        </w:rPr>
+        <w:t>工程技术部技术</w:t>
+      </w:r>
+      <w:r>
+        <w:rPr>
+          <w:rFonts w:asciiTheme="minorEastAsia" w:eastAsiaTheme="minorEastAsia" w:hAnsiTheme="minorEastAsia" w:cs="Arial"/>
+          <w:sz w:val="28"/>
+          <w:szCs w:val="28"/>
+          <w:shd w:val="clear" w:color="auto" w:fill="FFFFFF"/>
+          <w:lang w:eastAsia="zh-CN"/>
+        </w:rPr>
+        <w:t>人员应编制返工/返修工艺</w:t>
+      </w:r>
+      <w:r>
+        <w:rPr>
+          <w:rFonts w:asciiTheme="minorEastAsia" w:eastAsiaTheme="minorEastAsia" w:hAnsiTheme="minorEastAsia" w:cs="Arial" w:hint="eastAsia"/>
+          <w:sz w:val="28"/>
+          <w:szCs w:val="28"/>
+          <w:shd w:val="clear" w:color="auto" w:fill="FFFFFF"/>
+          <w:lang w:eastAsia="zh-CN"/>
+        </w:rPr>
+        <w:t>文件</w:t>
+      </w:r>
+      <w:r>
+        <w:rPr>
+          <w:rFonts w:asciiTheme="minorEastAsia" w:eastAsiaTheme="minorEastAsia" w:hAnsiTheme="minorEastAsia" w:cs="Arial" w:hint="eastAsia"/>
+          <w:sz w:val="28"/>
+          <w:szCs w:val="28"/>
+          <w:shd w:val="clear" w:color="auto" w:fill="FFFFFF"/>
+          <w:lang w:eastAsia="zh-CN"/>
+        </w:rPr>
+        <w:t>，或在表</w:t>
+      </w:r>
+      <w:r>
+        <w:rPr>
+          <w:rFonts w:asciiTheme="minorEastAsia" w:eastAsiaTheme="minorEastAsia" w:hAnsiTheme="minorEastAsia" w:cs="Arial"/>
+          <w:sz w:val="28"/>
+          <w:szCs w:val="28"/>
+          <w:shd w:val="clear" w:color="auto" w:fill="FFFFFF"/>
+          <w:lang w:eastAsia="zh-CN"/>
+        </w:rPr>
+        <w:t>FM-P5-11-06</w:t>
+      </w:r>
+      <w:r>
+        <w:rPr>
+          <w:rFonts w:asciiTheme="minorEastAsia" w:eastAsiaTheme="minorEastAsia" w:hAnsiTheme="minorEastAsia" w:cs="Arial" w:hint="eastAsia"/>
+          <w:sz w:val="28"/>
+          <w:szCs w:val="28"/>
+          <w:shd w:val="clear" w:color="auto" w:fill="FFFFFF"/>
+          <w:lang w:eastAsia="zh-CN"/>
+        </w:rPr>
+        <w:t>《偏差项目记录单》的相应栏目中</w:t>
+      </w:r>
+      <w:r>
+        <w:rPr>
+          <w:rFonts w:asciiTheme="minorEastAsia" w:eastAsiaTheme="minorEastAsia" w:hAnsiTheme="minorEastAsia" w:cs="Arial"/>
+          <w:sz w:val="28"/>
+          <w:szCs w:val="28"/>
+          <w:shd w:val="clear" w:color="auto" w:fill="FFFFFF"/>
+          <w:lang w:eastAsia="zh-CN"/>
+        </w:rPr>
+        <w:t>，详细说明返工/返修步骤和要求，在适当位置设置检验工序。</w:t>
+      </w:r>
+    </w:p>
+    <w:p>
+      <w:pPr>
+        <w:spacing w:line="440" w:lineRule="exact"/>
+        <w:rPr>
+          <w:rFonts w:asciiTheme="minorEastAsia" w:eastAsiaTheme="minorEastAsia" w:hAnsiTheme="minorEastAsia" w:cs="Arial" w:hint="eastAsia"/>
+          <w:sz w:val="28"/>
+          <w:szCs w:val="28"/>
+          <w:shd w:val="clear" w:color="auto" w:fill="FFFFFF"/>
+          <w:lang w:eastAsia="zh-CN"/>
+        </w:rPr>
+      </w:pPr>
+      <w:r>
+        <w:rPr>
+          <w:rFonts w:asciiTheme="minorEastAsia" w:eastAsiaTheme="minorEastAsia" w:hAnsiTheme="minorEastAsia" w:cs="Arial" w:hint="eastAsia"/>
+          <w:sz w:val="28"/>
+          <w:szCs w:val="28"/>
+          <w:shd w:val="clear" w:color="auto" w:fill="FFFFFF"/>
           <w:lang w:eastAsia="zh-CN"/>
         </w:rPr>
         <w:t>5</w:t>
       </w:r>
       <w:r>
         <w:rPr>
-          <w:rFonts w:asciiTheme="minorEastAsia" w:eastAsiaTheme="minorEastAsia" w:hAnsiTheme="minorEastAsia"/>
-          <w:sz w:val="28"/>
-          <w:szCs w:val="28"/>
-          <w:lang w:eastAsia="zh-CN"/>
-        </w:rPr>
-        <w:t xml:space="preserve">.8.1 </w:t>
-      </w:r>
-      <w:r>
-        <w:rPr>
           <w:rFonts w:asciiTheme="minorEastAsia" w:eastAsiaTheme="minorEastAsia" w:hAnsiTheme="minorEastAsia" w:cs="Arial"/>
           <w:sz w:val="28"/>
           <w:szCs w:val="28"/>
           <w:shd w:val="clear" w:color="auto" w:fill="FFFFFF"/>
           <w:lang w:eastAsia="zh-CN"/>
         </w:rPr>
-        <w:t>当不合格品审理的结论为需要返工或返修（或配制特制件）时，</w:t>
+        <w:t xml:space="preserve">.8.2 </w:t>
       </w:r>
       <w:r>
         <w:rPr>
@@ -5239,7 +4872,29 @@
           <w:shd w:val="clear" w:color="auto" w:fill="FFFFFF"/>
           <w:lang w:eastAsia="zh-CN"/>
         </w:rPr>
-        <w:t>工程技术部技术</w:t>
+        <w:t>操作者按返工/返修工艺要求对产品进行补加工，不合格品得到纠正之后，检验人员要再次验证其符合性，符合要求后方可交付产品。</w:t>
+      </w:r>
+    </w:p>
+    <w:p>
+      <w:pPr>
+        <w:spacing w:line="440" w:lineRule="exact"/>
+        <w:rPr>
+          <w:rFonts w:asciiTheme="minorEastAsia" w:eastAsiaTheme="minorEastAsia" w:hAnsiTheme="minorEastAsia" w:cs="Arial" w:hint="eastAsia"/>
+          <w:sz w:val="28"/>
+          <w:szCs w:val="28"/>
+          <w:shd w:val="clear" w:color="auto" w:fill="FFFFFF"/>
+          <w:lang w:eastAsia="zh-CN"/>
+        </w:rPr>
+      </w:pPr>
+      <w:r>
+        <w:rPr>
+          <w:rFonts w:asciiTheme="minorEastAsia" w:eastAsiaTheme="minorEastAsia" w:hAnsiTheme="minorEastAsia" w:cs="Arial" w:hint="eastAsia"/>
+          <w:sz w:val="28"/>
+          <w:szCs w:val="28"/>
+          <w:shd w:val="clear" w:color="auto" w:fill="FFFFFF"/>
+          <w:lang w:eastAsia="zh-CN"/>
+        </w:rPr>
+        <w:t>5</w:t>
       </w:r>
       <w:r>
         <w:rPr>
@@ -5249,7 +4904,7 @@
           <w:shd w:val="clear" w:color="auto" w:fill="FFFFFF"/>
           <w:lang w:eastAsia="zh-CN"/>
         </w:rPr>
-        <w:t>人员应编制返工/返修工艺</w:t>
+        <w:t xml:space="preserve">.8.3 </w:t>
       </w:r>
       <w:r>
         <w:rPr>
@@ -5259,7 +4914,7 @@
           <w:shd w:val="clear" w:color="auto" w:fill="FFFFFF"/>
           <w:lang w:eastAsia="zh-CN"/>
         </w:rPr>
-        <w:t>文件</w:t>
+        <w:t>若返工/返修涉及多个单位时，</w:t>
       </w:r>
       <w:r>
         <w:rPr>
@@ -5269,7 +4924,94 @@
           <w:shd w:val="clear" w:color="auto" w:fill="FFFFFF"/>
           <w:lang w:eastAsia="zh-CN"/>
         </w:rPr>
-        <w:t>，或在表</w:t>
+        <w:t>质量安环部技术人员</w:t>
+      </w:r>
+      <w:r>
+        <w:rPr>
+          <w:rFonts w:asciiTheme="minorEastAsia" w:eastAsiaTheme="minorEastAsia" w:hAnsiTheme="minorEastAsia" w:cs="Arial" w:hint="eastAsia"/>
+          <w:sz w:val="28"/>
+          <w:szCs w:val="28"/>
+          <w:shd w:val="clear" w:color="auto" w:fill="FFFFFF"/>
+          <w:lang w:eastAsia="zh-CN"/>
+        </w:rPr>
+        <w:t>通知产品交付单位检验人员确认故障，如故障不是交付单位的责任，由交付单位检验人员通知相关单位确认故障。如故障件能返回责任单位，立即将故障件返</w:t>
+      </w:r>
+      <w:r>
+        <w:rPr>
+          <w:rFonts w:asciiTheme="minorEastAsia" w:eastAsiaTheme="minorEastAsia" w:hAnsiTheme="minorEastAsia" w:cs="Arial" w:hint="eastAsia"/>
+          <w:sz w:val="28"/>
+          <w:szCs w:val="28"/>
+          <w:shd w:val="clear" w:color="auto" w:fill="FFFFFF"/>
+          <w:lang w:eastAsia="zh-CN"/>
+        </w:rPr>
+        <w:t>回责任单位；如故障件已不能返回责任单位，由使用单位处理。</w:t>
+      </w:r>
+    </w:p>
+    <w:p>
+      <w:pPr>
+        <w:spacing w:line="440" w:lineRule="exact"/>
+        <w:rPr>
+          <w:rFonts w:asciiTheme="minorEastAsia" w:eastAsiaTheme="minorEastAsia" w:hAnsiTheme="minorEastAsia" w:hint="eastAsia"/>
+          <w:sz w:val="28"/>
+          <w:szCs w:val="28"/>
+          <w:lang w:eastAsia="zh-CN"/>
+        </w:rPr>
+      </w:pPr>
+      <w:r>
+        <w:rPr>
+          <w:rFonts w:asciiTheme="minorEastAsia" w:eastAsiaTheme="minorEastAsia" w:hAnsiTheme="minorEastAsia" w:hint="eastAsia"/>
+          <w:sz w:val="28"/>
+          <w:szCs w:val="28"/>
+          <w:lang w:eastAsia="zh-CN"/>
+        </w:rPr>
+        <w:t>5</w:t>
+      </w:r>
+      <w:r>
+        <w:rPr>
+          <w:rFonts w:asciiTheme="minorEastAsia" w:eastAsiaTheme="minorEastAsia" w:hAnsiTheme="minorEastAsia"/>
+          <w:sz w:val="28"/>
+          <w:szCs w:val="28"/>
+          <w:lang w:eastAsia="zh-CN"/>
+        </w:rPr>
+        <w:t xml:space="preserve">.8.4 </w:t>
+      </w:r>
+      <w:r>
+        <w:rPr>
+          <w:rFonts w:asciiTheme="minorEastAsia" w:eastAsiaTheme="minorEastAsia" w:hAnsiTheme="minorEastAsia" w:hint="eastAsia"/>
+          <w:sz w:val="28"/>
+          <w:szCs w:val="28"/>
+          <w:lang w:eastAsia="zh-CN"/>
+        </w:rPr>
+        <w:t>于返工/返修责任不清或有争议的产品故障，由不合格品审理常设机构或不合格品审理委员会做出裁决，各单位必须按裁决意见执行。</w:t>
+      </w:r>
+    </w:p>
+    <w:p>
+      <w:pPr>
+        <w:spacing w:line="440" w:lineRule="exact"/>
+        <w:rPr>
+          <w:rFonts w:asciiTheme="minorEastAsia" w:eastAsiaTheme="minorEastAsia" w:hAnsiTheme="minorEastAsia" w:hint="eastAsia"/>
+          <w:sz w:val="28"/>
+          <w:szCs w:val="28"/>
+          <w:lang w:eastAsia="zh-CN"/>
+        </w:rPr>
+      </w:pPr>
+      <w:r>
+        <w:rPr>
+          <w:rFonts w:asciiTheme="minorEastAsia" w:eastAsiaTheme="minorEastAsia" w:hAnsiTheme="minorEastAsia" w:hint="eastAsia"/>
+          <w:sz w:val="28"/>
+          <w:szCs w:val="28"/>
+          <w:lang w:eastAsia="zh-CN"/>
+        </w:rPr>
+        <w:t>5</w:t>
+      </w:r>
+      <w:r>
+        <w:rPr>
+          <w:rFonts w:asciiTheme="minorEastAsia" w:eastAsiaTheme="minorEastAsia" w:hAnsiTheme="minorEastAsia"/>
+          <w:sz w:val="28"/>
+          <w:szCs w:val="28"/>
+          <w:lang w:eastAsia="zh-CN"/>
+        </w:rPr>
+        <w:t xml:space="preserve">.8.5 </w:t>
       </w:r>
       <w:r>
         <w:rPr>
@@ -5279,7 +5021,7 @@
           <w:shd w:val="clear" w:color="auto" w:fill="FFFFFF"/>
           <w:lang w:eastAsia="zh-CN"/>
         </w:rPr>
-        <w:t>FM-P5-11-06</w:t>
+        <w:t>返工/返修产品如需外单位协助加工时，责任单位应办理申请加工手续</w:t>
       </w:r>
       <w:r>
         <w:rPr>
@@ -5289,7 +5031,28 @@
           <w:shd w:val="clear" w:color="auto" w:fill="FFFFFF"/>
           <w:lang w:eastAsia="zh-CN"/>
         </w:rPr>
-        <w:t>《偏差项目记录单》的相应栏目中</w:t>
+        <w:t>。</w:t>
+      </w:r>
+    </w:p>
+    <w:p>
+      <w:pPr>
+        <w:spacing w:line="440" w:lineRule="exact"/>
+        <w:rPr>
+          <w:rFonts w:asciiTheme="minorEastAsia" w:eastAsiaTheme="minorEastAsia" w:hAnsiTheme="minorEastAsia" w:hint="eastAsia"/>
+          <w:sz w:val="28"/>
+          <w:szCs w:val="28"/>
+          <w:lang w:eastAsia="zh-CN"/>
+        </w:rPr>
+      </w:pPr>
+      <w:r>
+        <w:rPr>
+          <w:rFonts w:asciiTheme="minorEastAsia" w:eastAsiaTheme="minorEastAsia" w:hAnsiTheme="minorEastAsia" w:cs="Arial" w:hint="eastAsia"/>
+          <w:sz w:val="28"/>
+          <w:szCs w:val="28"/>
+          <w:shd w:val="clear" w:color="auto" w:fill="FFFFFF"/>
+          <w:lang w:eastAsia="zh-CN"/>
+        </w:rPr>
+        <w:t>5</w:t>
       </w:r>
       <w:r>
         <w:rPr>
@@ -5299,256 +5062,24 @@
           <w:shd w:val="clear" w:color="auto" w:fill="FFFFFF"/>
           <w:lang w:eastAsia="zh-CN"/>
         </w:rPr>
-        <w:t>，详细说明返工/返修步骤和要求，在适当位置设置检验工序。</w:t>
+        <w:t>.8.6 对于工艺标准、工艺文件允许返工的故障，不需办理不合格品审理，可排除故障后验收产品，但涉及多工序时要编制返工工艺文</w:t>
+      </w:r>
+      <w:r>
+        <w:rPr>
+          <w:rFonts w:asciiTheme="minorEastAsia" w:eastAsiaTheme="minorEastAsia" w:hAnsiTheme="minorEastAsia" w:cs="Arial"/>
+          <w:sz w:val="28"/>
+          <w:szCs w:val="28"/>
+          <w:shd w:val="clear" w:color="auto" w:fill="FFFFFF"/>
+          <w:lang w:eastAsia="zh-CN"/>
+        </w:rPr>
+        <w:t>件。</w:t>
       </w:r>
     </w:p>
     <w:p>
       <w:pPr>
         <w:spacing w:line="440" w:lineRule="exact"/>
         <w:rPr>
-          <w:rFonts w:asciiTheme="minorEastAsia" w:eastAsiaTheme="minorEastAsia" w:hAnsiTheme="minorEastAsia" w:cs="Arial"/>
-          <w:sz w:val="28"/>
-          <w:szCs w:val="28"/>
-          <w:shd w:val="clear" w:color="auto" w:fill="FFFFFF"/>
-          <w:lang w:eastAsia="zh-CN"/>
-        </w:rPr>
-      </w:pPr>
-      <w:r>
-        <w:rPr>
-          <w:rFonts w:asciiTheme="minorEastAsia" w:eastAsiaTheme="minorEastAsia" w:hAnsiTheme="minorEastAsia" w:cs="Arial" w:hint="eastAsia"/>
-          <w:sz w:val="28"/>
-          <w:szCs w:val="28"/>
-          <w:shd w:val="clear" w:color="auto" w:fill="FFFFFF"/>
-          <w:lang w:eastAsia="zh-CN"/>
-        </w:rPr>
-        <w:t>5</w:t>
-      </w:r>
-      <w:r>
-        <w:rPr>
-          <w:rFonts w:asciiTheme="minorEastAsia" w:eastAsiaTheme="minorEastAsia" w:hAnsiTheme="minorEastAsia" w:cs="Arial"/>
-          <w:sz w:val="28"/>
-          <w:szCs w:val="28"/>
-          <w:shd w:val="clear" w:color="auto" w:fill="FFFFFF"/>
-          <w:lang w:eastAsia="zh-CN"/>
-        </w:rPr>
-        <w:t xml:space="preserve">.8.2 </w:t>
-      </w:r>
-      <w:r>
-        <w:rPr>
-          <w:rFonts w:asciiTheme="minorEastAsia" w:eastAsiaTheme="minorEastAsia" w:hAnsiTheme="minorEastAsia" w:cs="Arial" w:hint="eastAsia"/>
-          <w:sz w:val="28"/>
-          <w:szCs w:val="28"/>
-          <w:shd w:val="clear" w:color="auto" w:fill="FFFFFF"/>
-          <w:lang w:eastAsia="zh-CN"/>
-        </w:rPr>
-        <w:t>操作者按返工/返修工艺要求对产品进行补加工，不合格品得到纠正之后，检验人员要再次验证其符合性，符合要求后方可交付产品。</w:t>
-      </w:r>
-    </w:p>
-    <w:p>
-      <w:pPr>
-        <w:spacing w:line="440" w:lineRule="exact"/>
-        <w:rPr>
-          <w:rFonts w:asciiTheme="minorEastAsia" w:eastAsiaTheme="minorEastAsia" w:hAnsiTheme="minorEastAsia" w:cs="Arial"/>
-          <w:sz w:val="28"/>
-          <w:szCs w:val="28"/>
-          <w:shd w:val="clear" w:color="auto" w:fill="FFFFFF"/>
-          <w:lang w:eastAsia="zh-CN"/>
-        </w:rPr>
-      </w:pPr>
-      <w:r>
-        <w:rPr>
-          <w:rFonts w:asciiTheme="minorEastAsia" w:eastAsiaTheme="minorEastAsia" w:hAnsiTheme="minorEastAsia" w:cs="Arial" w:hint="eastAsia"/>
-          <w:sz w:val="28"/>
-          <w:szCs w:val="28"/>
-          <w:shd w:val="clear" w:color="auto" w:fill="FFFFFF"/>
-          <w:lang w:eastAsia="zh-CN"/>
-        </w:rPr>
-        <w:t>5</w:t>
-      </w:r>
-      <w:r>
-        <w:rPr>
-          <w:rFonts w:asciiTheme="minorEastAsia" w:eastAsiaTheme="minorEastAsia" w:hAnsiTheme="minorEastAsia" w:cs="Arial"/>
-          <w:sz w:val="28"/>
-          <w:szCs w:val="28"/>
-          <w:shd w:val="clear" w:color="auto" w:fill="FFFFFF"/>
-          <w:lang w:eastAsia="zh-CN"/>
-        </w:rPr>
-        <w:t xml:space="preserve">.8.3 </w:t>
-      </w:r>
-      <w:r>
-        <w:rPr>
-          <w:rFonts w:asciiTheme="minorEastAsia" w:eastAsiaTheme="minorEastAsia" w:hAnsiTheme="minorEastAsia" w:cs="Arial" w:hint="eastAsia"/>
-          <w:sz w:val="28"/>
-          <w:szCs w:val="28"/>
-          <w:shd w:val="clear" w:color="auto" w:fill="FFFFFF"/>
-          <w:lang w:eastAsia="zh-CN"/>
-        </w:rPr>
-        <w:t>若返工/返修涉及多个单位时，</w:t>
-      </w:r>
-      <w:r>
-        <w:rPr>
-          <w:rFonts w:asciiTheme="minorEastAsia" w:eastAsiaTheme="minorEastAsia" w:hAnsiTheme="minorEastAsia" w:cs="Arial" w:hint="eastAsia"/>
-          <w:sz w:val="28"/>
-          <w:szCs w:val="28"/>
-          <w:shd w:val="clear" w:color="auto" w:fill="FFFFFF"/>
-          <w:lang w:eastAsia="zh-CN"/>
-        </w:rPr>
-        <w:t>质量安环部技术人员</w:t>
-      </w:r>
-      <w:r>
-        <w:rPr>
-          <w:rFonts w:asciiTheme="minorEastAsia" w:eastAsiaTheme="minorEastAsia" w:hAnsiTheme="minorEastAsia" w:cs="Arial" w:hint="eastAsia"/>
-          <w:sz w:val="28"/>
-          <w:szCs w:val="28"/>
-          <w:shd w:val="clear" w:color="auto" w:fill="FFFFFF"/>
-          <w:lang w:eastAsia="zh-CN"/>
-        </w:rPr>
-        <w:t>通知产品交付单位检验人员确认故障，如故障不是交付单位的责任，由交付单位检验人员通知相关单位确认故障。如故障件能返回责任单位，立即将故障件返</w:t>
-      </w:r>
-      <w:r>
-        <w:rPr>
-          <w:rFonts w:asciiTheme="minorEastAsia" w:eastAsiaTheme="minorEastAsia" w:hAnsiTheme="minorEastAsia" w:cs="Arial" w:hint="eastAsia"/>
-          <w:sz w:val="28"/>
-          <w:szCs w:val="28"/>
-          <w:shd w:val="clear" w:color="auto" w:fill="FFFFFF"/>
-          <w:lang w:eastAsia="zh-CN"/>
-        </w:rPr>
-        <w:t>回责任单位；如故障件已不能返回责任单位，由使用单位处理。</w:t>
-      </w:r>
-    </w:p>
-    <w:p>
-      <w:pPr>
-        <w:spacing w:line="440" w:lineRule="exact"/>
-        <w:rPr>
-          <w:rFonts w:asciiTheme="minorEastAsia" w:eastAsiaTheme="minorEastAsia" w:hAnsiTheme="minorEastAsia"/>
-          <w:sz w:val="28"/>
-          <w:szCs w:val="28"/>
-          <w:lang w:eastAsia="zh-CN"/>
-        </w:rPr>
-      </w:pPr>
-      <w:r>
-        <w:rPr>
-          <w:rFonts w:asciiTheme="minorEastAsia" w:eastAsiaTheme="minorEastAsia" w:hAnsiTheme="minorEastAsia" w:hint="eastAsia"/>
-          <w:sz w:val="28"/>
-          <w:szCs w:val="28"/>
-          <w:lang w:eastAsia="zh-CN"/>
-        </w:rPr>
-        <w:t>5</w:t>
-      </w:r>
-      <w:r>
-        <w:rPr>
-          <w:rFonts w:asciiTheme="minorEastAsia" w:eastAsiaTheme="minorEastAsia" w:hAnsiTheme="minorEastAsia"/>
-          <w:sz w:val="28"/>
-          <w:szCs w:val="28"/>
-          <w:lang w:eastAsia="zh-CN"/>
-        </w:rPr>
-        <w:t xml:space="preserve">.8.4 </w:t>
-      </w:r>
-      <w:r>
-        <w:rPr>
-          <w:rFonts w:asciiTheme="minorEastAsia" w:eastAsiaTheme="minorEastAsia" w:hAnsiTheme="minorEastAsia" w:hint="eastAsia"/>
-          <w:sz w:val="28"/>
-          <w:szCs w:val="28"/>
-          <w:lang w:eastAsia="zh-CN"/>
-        </w:rPr>
-        <w:t>于返工/返修责任不清或有争议的产品故障，由不合格品审理常设机构或不合格品审理委员会做出裁决，各单位必须按裁决意见执行。</w:t>
-      </w:r>
-    </w:p>
-    <w:p>
-      <w:pPr>
-        <w:spacing w:line="440" w:lineRule="exact"/>
-        <w:rPr>
-          <w:rFonts w:asciiTheme="minorEastAsia" w:eastAsiaTheme="minorEastAsia" w:hAnsiTheme="minorEastAsia"/>
-          <w:sz w:val="28"/>
-          <w:szCs w:val="28"/>
-          <w:lang w:eastAsia="zh-CN"/>
-        </w:rPr>
-      </w:pPr>
-      <w:r>
-        <w:rPr>
-          <w:rFonts w:asciiTheme="minorEastAsia" w:eastAsiaTheme="minorEastAsia" w:hAnsiTheme="minorEastAsia" w:hint="eastAsia"/>
-          <w:sz w:val="28"/>
-          <w:szCs w:val="28"/>
-          <w:lang w:eastAsia="zh-CN"/>
-        </w:rPr>
-        <w:t>5</w:t>
-      </w:r>
-      <w:r>
-        <w:rPr>
-          <w:rFonts w:asciiTheme="minorEastAsia" w:eastAsiaTheme="minorEastAsia" w:hAnsiTheme="minorEastAsia"/>
-          <w:sz w:val="28"/>
-          <w:szCs w:val="28"/>
-          <w:lang w:eastAsia="zh-CN"/>
-        </w:rPr>
-        <w:t xml:space="preserve">.8.5 </w:t>
-      </w:r>
-      <w:r>
-        <w:rPr>
-          <w:rFonts w:asciiTheme="minorEastAsia" w:eastAsiaTheme="minorEastAsia" w:hAnsiTheme="minorEastAsia" w:cs="Arial"/>
-          <w:sz w:val="28"/>
-          <w:szCs w:val="28"/>
-          <w:shd w:val="clear" w:color="auto" w:fill="FFFFFF"/>
-          <w:lang w:eastAsia="zh-CN"/>
-        </w:rPr>
-        <w:t>返工/返修产品如需外单位协助加工时，责任单位应办理申请加工手续</w:t>
-      </w:r>
-      <w:r>
-        <w:rPr>
-          <w:rFonts w:asciiTheme="minorEastAsia" w:eastAsiaTheme="minorEastAsia" w:hAnsiTheme="minorEastAsia" w:cs="Arial" w:hint="eastAsia"/>
-          <w:sz w:val="28"/>
-          <w:szCs w:val="28"/>
-          <w:shd w:val="clear" w:color="auto" w:fill="FFFFFF"/>
-          <w:lang w:eastAsia="zh-CN"/>
-        </w:rPr>
-        <w:t>。</w:t>
-      </w:r>
-    </w:p>
-    <w:p>
-      <w:pPr>
-        <w:spacing w:line="440" w:lineRule="exact"/>
-        <w:rPr>
-          <w:rFonts w:asciiTheme="minorEastAsia" w:eastAsiaTheme="minorEastAsia" w:hAnsiTheme="minorEastAsia"/>
-          <w:sz w:val="28"/>
-          <w:szCs w:val="28"/>
-          <w:lang w:eastAsia="zh-CN"/>
-        </w:rPr>
-      </w:pPr>
-      <w:r>
-        <w:rPr>
-          <w:rFonts w:asciiTheme="minorEastAsia" w:eastAsiaTheme="minorEastAsia" w:hAnsiTheme="minorEastAsia" w:cs="Arial" w:hint="eastAsia"/>
-          <w:sz w:val="28"/>
-          <w:szCs w:val="28"/>
-          <w:shd w:val="clear" w:color="auto" w:fill="FFFFFF"/>
-          <w:lang w:eastAsia="zh-CN"/>
-        </w:rPr>
-        <w:t>5</w:t>
-      </w:r>
-      <w:r>
-        <w:rPr>
-          <w:rFonts w:asciiTheme="minorEastAsia" w:eastAsiaTheme="minorEastAsia" w:hAnsiTheme="minorEastAsia" w:cs="Arial"/>
-          <w:sz w:val="28"/>
-          <w:szCs w:val="28"/>
-          <w:shd w:val="clear" w:color="auto" w:fill="FFFFFF"/>
-          <w:lang w:eastAsia="zh-CN"/>
-        </w:rPr>
-        <w:t>.8.6 对于工艺标准、工艺文件允许返工的故障，不需办理不合格品审理，可排除故障后验收产品，但涉及多工序时要编制返工工艺文</w:t>
-      </w:r>
-      <w:r>
-        <w:rPr>
-          <w:rFonts w:asciiTheme="minorEastAsia" w:eastAsiaTheme="minorEastAsia" w:hAnsiTheme="minorEastAsia" w:cs="Arial"/>
-          <w:sz w:val="28"/>
-          <w:szCs w:val="28"/>
-          <w:shd w:val="clear" w:color="auto" w:fill="FFFFFF"/>
-          <w:lang w:eastAsia="zh-CN"/>
-        </w:rPr>
-        <w:t>件。</w:t>
-      </w:r>
-    </w:p>
-    <w:p>
-      <w:pPr>
-        <w:spacing w:line="440" w:lineRule="exact"/>
-        <w:rPr>
-          <w:rFonts w:asciiTheme="minorEastAsia" w:eastAsiaTheme="minorEastAsia" w:hAnsiTheme="minorEastAsia"/>
+          <w:rFonts w:asciiTheme="minorEastAsia" w:eastAsiaTheme="minorEastAsia" w:hAnsiTheme="minorEastAsia" w:hint="eastAsia"/>
           <w:sz w:val="28"/>
           <w:szCs w:val="28"/>
           <w:lang w:eastAsia="zh-CN"/>
@@ -5587,7 +5118,7 @@
       <w:pPr>
         <w:spacing w:line="440" w:lineRule="exact"/>
         <w:rPr>
-          <w:rFonts w:asciiTheme="minorEastAsia" w:eastAsiaTheme="minorEastAsia" w:hAnsiTheme="minorEastAsia"/>
+          <w:rFonts w:asciiTheme="minorEastAsia" w:eastAsiaTheme="minorEastAsia" w:hAnsiTheme="minorEastAsia" w:hint="eastAsia"/>
           <w:sz w:val="28"/>
           <w:szCs w:val="28"/>
           <w:lang w:eastAsia="zh-CN"/>
@@ -5643,6 +5174,36 @@
       <w:pPr>
         <w:spacing w:beforeLines="50" w:before="156" w:afterLines="50" w:after="156" w:line="440" w:lineRule="exact"/>
         <w:rPr>
+          <w:rFonts w:asciiTheme="minorEastAsia" w:eastAsiaTheme="minorEastAsia" w:hAnsiTheme="minorEastAsia" w:cs="Arial" w:hint="eastAsia"/>
+          <w:b/>
+          <w:sz w:val="28"/>
+          <w:szCs w:val="28"/>
+          <w:shd w:val="clear" w:color="auto" w:fill="FFFFFF"/>
+          <w:lang w:eastAsia="zh-CN"/>
+        </w:rPr>
+      </w:pPr>
+      <w:r>
+        <w:rPr>
+          <w:rFonts w:asciiTheme="minorEastAsia" w:eastAsiaTheme="minorEastAsia" w:hAnsiTheme="minorEastAsia" w:hint="eastAsia"/>
+          <w:b/>
+          <w:sz w:val="28"/>
+          <w:szCs w:val="28"/>
+          <w:lang w:eastAsia="zh-CN"/>
+        </w:rPr>
+        <w:t>5</w:t>
+      </w:r>
+      <w:r>
+        <w:rPr>
+          <w:rFonts w:asciiTheme="minorEastAsia" w:eastAsiaTheme="minorEastAsia" w:hAnsiTheme="minorEastAsia"/>
+          <w:b/>
+          <w:sz w:val="28"/>
+          <w:szCs w:val="28"/>
+          <w:lang w:eastAsia="zh-CN"/>
+        </w:rPr>
+        <w:t xml:space="preserve">.9 </w:t>
+      </w:r>
+      <w:r>
+        <w:rPr>
           <w:rFonts w:asciiTheme="minorEastAsia" w:eastAsiaTheme="minorEastAsia" w:hAnsiTheme="minorEastAsia" w:cs="Arial"/>
           <w:b/>
           <w:sz w:val="28"/>
@@ -5650,86 +5211,56 @@
           <w:shd w:val="clear" w:color="auto" w:fill="FFFFFF"/>
           <w:lang w:eastAsia="zh-CN"/>
         </w:rPr>
-      </w:pPr>
-      <w:r>
-        <w:rPr>
-          <w:rFonts w:asciiTheme="minorEastAsia" w:eastAsiaTheme="minorEastAsia" w:hAnsiTheme="minorEastAsia" w:hint="eastAsia"/>
-          <w:b/>
-          <w:sz w:val="28"/>
-          <w:szCs w:val="28"/>
+        <w:t>不合格品交付控制</w:t>
+      </w:r>
+    </w:p>
+    <w:p>
+      <w:pPr>
+        <w:spacing w:line="440" w:lineRule="exact"/>
+        <w:rPr>
+          <w:rFonts w:asciiTheme="minorEastAsia" w:eastAsiaTheme="minorEastAsia" w:hAnsiTheme="minorEastAsia" w:cs="Arial" w:hint="eastAsia"/>
+          <w:sz w:val="28"/>
+          <w:szCs w:val="28"/>
+          <w:shd w:val="clear" w:color="auto" w:fill="FFFFFF"/>
+          <w:lang w:eastAsia="zh-CN"/>
+        </w:rPr>
+      </w:pPr>
+      <w:r>
+        <w:rPr>
+          <w:rFonts w:asciiTheme="minorEastAsia" w:eastAsiaTheme="minorEastAsia" w:hAnsiTheme="minorEastAsia" w:cs="Arial" w:hint="eastAsia"/>
+          <w:sz w:val="28"/>
+          <w:szCs w:val="28"/>
+          <w:shd w:val="clear" w:color="auto" w:fill="FFFFFF"/>
           <w:lang w:eastAsia="zh-CN"/>
         </w:rPr>
         <w:t>5</w:t>
       </w:r>
       <w:r>
         <w:rPr>
-          <w:rFonts w:asciiTheme="minorEastAsia" w:eastAsiaTheme="minorEastAsia" w:hAnsiTheme="minorEastAsia"/>
-          <w:b/>
-          <w:sz w:val="28"/>
-          <w:szCs w:val="28"/>
-          <w:lang w:eastAsia="zh-CN"/>
-        </w:rPr>
-        <w:t xml:space="preserve">.9 </w:t>
-      </w:r>
-      <w:r>
-        <w:rPr>
           <w:rFonts w:asciiTheme="minorEastAsia" w:eastAsiaTheme="minorEastAsia" w:hAnsiTheme="minorEastAsia" w:cs="Arial"/>
-          <w:b/>
-          <w:sz w:val="28"/>
-          <w:szCs w:val="28"/>
-          <w:shd w:val="clear" w:color="auto" w:fill="FFFFFF"/>
-          <w:lang w:eastAsia="zh-CN"/>
-        </w:rPr>
-        <w:t>不合格品交付控制</w:t>
+          <w:sz w:val="28"/>
+          <w:szCs w:val="28"/>
+          <w:shd w:val="clear" w:color="auto" w:fill="FFFFFF"/>
+          <w:lang w:eastAsia="zh-CN"/>
+        </w:rPr>
+        <w:t xml:space="preserve">.9.1 </w:t>
+      </w:r>
+      <w:r>
+        <w:rPr>
+          <w:rFonts w:asciiTheme="minorEastAsia" w:eastAsiaTheme="minorEastAsia" w:hAnsiTheme="minorEastAsia" w:cs="Arial" w:hint="eastAsia"/>
+          <w:sz w:val="28"/>
+          <w:szCs w:val="28"/>
+          <w:shd w:val="clear" w:color="auto" w:fill="FFFFFF"/>
+          <w:lang w:eastAsia="zh-CN"/>
+        </w:rPr>
+        <w:t>未办理相关审理文件的不合格材料不允许投产，未办理相关审理文件的不合格品不允许装配、出厂。</w:t>
       </w:r>
     </w:p>
     <w:p>
       <w:pPr>
         <w:spacing w:line="440" w:lineRule="exact"/>
         <w:rPr>
-          <w:rFonts w:asciiTheme="minorEastAsia" w:eastAsiaTheme="minorEastAsia" w:hAnsiTheme="minorEastAsia" w:cs="Arial"/>
-          <w:sz w:val="28"/>
-          <w:szCs w:val="28"/>
-          <w:shd w:val="clear" w:color="auto" w:fill="FFFFFF"/>
-          <w:lang w:eastAsia="zh-CN"/>
-        </w:rPr>
-      </w:pPr>
-      <w:r>
-        <w:rPr>
-          <w:rFonts w:asciiTheme="minorEastAsia" w:eastAsiaTheme="minorEastAsia" w:hAnsiTheme="minorEastAsia" w:cs="Arial" w:hint="eastAsia"/>
-          <w:sz w:val="28"/>
-          <w:szCs w:val="28"/>
-          <w:shd w:val="clear" w:color="auto" w:fill="FFFFFF"/>
-          <w:lang w:eastAsia="zh-CN"/>
-        </w:rPr>
-        <w:t>5</w:t>
-      </w:r>
-      <w:r>
-        <w:rPr>
-          <w:rFonts w:asciiTheme="minorEastAsia" w:eastAsiaTheme="minorEastAsia" w:hAnsiTheme="minorEastAsia" w:cs="Arial"/>
-          <w:sz w:val="28"/>
-          <w:szCs w:val="28"/>
-          <w:shd w:val="clear" w:color="auto" w:fill="FFFFFF"/>
-          <w:lang w:eastAsia="zh-CN"/>
-        </w:rPr>
-        <w:t xml:space="preserve">.9.1 </w:t>
-      </w:r>
-      <w:r>
-        <w:rPr>
-          <w:rFonts w:asciiTheme="minorEastAsia" w:eastAsiaTheme="minorEastAsia" w:hAnsiTheme="minorEastAsia" w:cs="Arial" w:hint="eastAsia"/>
-          <w:sz w:val="28"/>
-          <w:szCs w:val="28"/>
-          <w:shd w:val="clear" w:color="auto" w:fill="FFFFFF"/>
-          <w:lang w:eastAsia="zh-CN"/>
-        </w:rPr>
-        <w:t>未办理相关审理文件的不合格材料不允许投产，未办理相关审理文件的不合格品不允许装配、出厂。</w:t>
-      </w:r>
-    </w:p>
-    <w:p>
-      <w:pPr>
-        <w:spacing w:line="440" w:lineRule="exact"/>
-        <w:rPr>
-          <w:rFonts w:asciiTheme="minorEastAsia" w:eastAsiaTheme="minorEastAsia" w:hAnsiTheme="minorEastAsia"/>
+          <w:rFonts w:asciiTheme="minorEastAsia" w:eastAsiaTheme="minorEastAsia" w:hAnsiTheme="minorEastAsia" w:hint="eastAsia"/>
           <w:sz w:val="28"/>
           <w:szCs w:val="28"/>
           <w:lang w:eastAsia="zh-CN"/>
@@ -5847,7 +5378,7 @@
       <w:pPr>
         <w:spacing w:line="440" w:lineRule="exact"/>
         <w:rPr>
-          <w:rFonts w:asciiTheme="minorEastAsia" w:eastAsiaTheme="minorEastAsia" w:hAnsiTheme="minorEastAsia"/>
+          <w:rFonts w:asciiTheme="minorEastAsia" w:eastAsiaTheme="minorEastAsia" w:hAnsiTheme="minorEastAsia" w:hint="eastAsia"/>
           <w:sz w:val="28"/>
           <w:szCs w:val="28"/>
           <w:lang w:eastAsia="zh-CN"/>
@@ -5930,7 +5461,7 @@
       <w:pPr>
         <w:spacing w:line="440" w:lineRule="exact"/>
         <w:rPr>
-          <w:rFonts w:asciiTheme="minorEastAsia" w:eastAsiaTheme="minorEastAsia" w:hAnsiTheme="minorEastAsia"/>
+          <w:rFonts w:asciiTheme="minorEastAsia" w:eastAsiaTheme="minorEastAsia" w:hAnsiTheme="minorEastAsia" w:hint="eastAsia"/>
           <w:sz w:val="28"/>
           <w:szCs w:val="28"/>
           <w:lang w:eastAsia="zh-CN"/>
@@ -5997,7 +5528,7 @@
       <w:pPr>
         <w:spacing w:line="440" w:lineRule="exact"/>
         <w:rPr>
-          <w:rFonts w:asciiTheme="minorEastAsia" w:eastAsiaTheme="minorEastAsia" w:hAnsiTheme="minorEastAsia"/>
+          <w:rFonts w:asciiTheme="minorEastAsia" w:eastAsiaTheme="minorEastAsia" w:hAnsiTheme="minorEastAsia" w:hint="eastAsia"/>
           <w:sz w:val="28"/>
           <w:szCs w:val="28"/>
           <w:lang w:eastAsia="zh-CN"/>
@@ -6044,7 +5575,7 @@
       <w:pPr>
         <w:spacing w:line="440" w:lineRule="exact"/>
         <w:rPr>
-          <w:rFonts w:asciiTheme="minorEastAsia" w:eastAsiaTheme="minorEastAsia" w:hAnsiTheme="minorEastAsia"/>
+          <w:rFonts w:asciiTheme="minorEastAsia" w:eastAsiaTheme="minorEastAsia" w:hAnsiTheme="minorEastAsia" w:hint="eastAsia"/>
           <w:sz w:val="28"/>
           <w:szCs w:val="28"/>
           <w:lang w:eastAsia="zh-CN"/>
@@ -6163,7 +5694,7 @@
       <w:pPr>
         <w:spacing w:line="440" w:lineRule="exact"/>
         <w:rPr>
-          <w:rFonts w:asciiTheme="minorEastAsia" w:eastAsiaTheme="minorEastAsia" w:hAnsiTheme="minorEastAsia"/>
+          <w:rFonts w:asciiTheme="minorEastAsia" w:eastAsiaTheme="minorEastAsia" w:hAnsiTheme="minorEastAsia" w:hint="eastAsia"/>
           <w:sz w:val="28"/>
           <w:szCs w:val="28"/>
           <w:lang w:eastAsia="zh-CN"/>
@@ -6353,7 +5884,7 @@
       <w:pPr>
         <w:spacing w:line="440" w:lineRule="exact"/>
         <w:rPr>
-          <w:rFonts w:asciiTheme="minorEastAsia" w:eastAsiaTheme="minorEastAsia" w:hAnsiTheme="minorEastAsia"/>
+          <w:rFonts w:asciiTheme="minorEastAsia" w:eastAsiaTheme="minorEastAsia" w:hAnsiTheme="minorEastAsia" w:hint="eastAsia"/>
           <w:sz w:val="28"/>
           <w:szCs w:val="28"/>
           <w:lang w:eastAsia="zh-CN"/>
@@ -6455,7 +5986,7 @@
       <w:pPr>
         <w:spacing w:line="440" w:lineRule="exact"/>
         <w:rPr>
-          <w:rFonts w:asciiTheme="minorEastAsia" w:eastAsiaTheme="minorEastAsia" w:hAnsiTheme="minorEastAsia"/>
+          <w:rFonts w:asciiTheme="minorEastAsia" w:eastAsiaTheme="minorEastAsia" w:hAnsiTheme="minorEastAsia" w:hint="eastAsia"/>
           <w:sz w:val="28"/>
           <w:szCs w:val="28"/>
           <w:lang w:eastAsia="zh-CN"/>
@@ -6511,7 +6042,7 @@
       <w:pPr>
         <w:spacing w:line="440" w:lineRule="exact"/>
         <w:rPr>
-          <w:rFonts w:asciiTheme="minorEastAsia" w:eastAsiaTheme="minorEastAsia" w:hAnsiTheme="minorEastAsia"/>
+          <w:rFonts w:asciiTheme="minorEastAsia" w:eastAsiaTheme="minorEastAsia" w:hAnsiTheme="minorEastAsia" w:hint="eastAsia"/>
           <w:sz w:val="28"/>
           <w:szCs w:val="28"/>
           <w:lang w:eastAsia="zh-CN"/>
@@ -6585,7 +6116,7 @@
       <w:pPr>
         <w:spacing w:line="440" w:lineRule="exact"/>
         <w:rPr>
-          <w:rFonts w:asciiTheme="minorEastAsia" w:eastAsiaTheme="minorEastAsia" w:hAnsiTheme="minorEastAsia"/>
+          <w:rFonts w:asciiTheme="minorEastAsia" w:eastAsiaTheme="minorEastAsia" w:hAnsiTheme="minorEastAsia" w:hint="eastAsia"/>
           <w:sz w:val="28"/>
           <w:szCs w:val="28"/>
           <w:lang w:eastAsia="zh-CN"/>
@@ -6642,7 +6173,7 @@
       <w:pPr>
         <w:spacing w:line="440" w:lineRule="exact"/>
         <w:rPr>
-          <w:rFonts w:asciiTheme="minorEastAsia" w:eastAsiaTheme="minorEastAsia" w:hAnsiTheme="minorEastAsia"/>
+          <w:rFonts w:asciiTheme="minorEastAsia" w:eastAsiaTheme="minorEastAsia" w:hAnsiTheme="minorEastAsia" w:hint="eastAsia"/>
           <w:sz w:val="28"/>
           <w:szCs w:val="28"/>
           <w:lang w:eastAsia="zh-CN"/>
@@ -6762,7 +6293,7 @@
       <w:pPr>
         <w:spacing w:line="440" w:lineRule="exact"/>
         <w:rPr>
-          <w:rFonts w:asciiTheme="minorEastAsia" w:eastAsiaTheme="minorEastAsia" w:hAnsiTheme="minorEastAsia"/>
+          <w:rFonts w:asciiTheme="minorEastAsia" w:eastAsiaTheme="minorEastAsia" w:hAnsiTheme="minorEastAsia" w:hint="eastAsia"/>
           <w:sz w:val="28"/>
           <w:szCs w:val="28"/>
           <w:lang w:eastAsia="zh-CN"/>
@@ -6953,7 +6484,7 @@
       <w:pPr>
         <w:spacing w:line="440" w:lineRule="exact"/>
         <w:rPr>
-          <w:rFonts w:asciiTheme="minorEastAsia" w:eastAsiaTheme="minorEastAsia" w:hAnsiTheme="minorEastAsia"/>
+          <w:rFonts w:asciiTheme="minorEastAsia" w:eastAsiaTheme="minorEastAsia" w:hAnsiTheme="minorEastAsia" w:hint="eastAsia"/>
           <w:sz w:val="28"/>
           <w:szCs w:val="28"/>
           <w:lang w:eastAsia="zh-CN"/>
@@ -7009,7 +6540,7 @@
       <w:pPr>
         <w:spacing w:line="440" w:lineRule="exact"/>
         <w:rPr>
-          <w:rFonts w:asciiTheme="minorEastAsia" w:eastAsiaTheme="minorEastAsia" w:hAnsiTheme="minorEastAsia"/>
+          <w:rFonts w:asciiTheme="minorEastAsia" w:eastAsiaTheme="minorEastAsia" w:hAnsiTheme="minorEastAsia" w:hint="eastAsia"/>
           <w:sz w:val="28"/>
           <w:szCs w:val="28"/>
           <w:lang w:eastAsia="zh-CN"/>
@@ -7101,7 +6632,7 @@
       <w:pPr>
         <w:spacing w:line="440" w:lineRule="exact"/>
         <w:rPr>
-          <w:rFonts w:asciiTheme="minorEastAsia" w:eastAsiaTheme="minorEastAsia" w:hAnsiTheme="minorEastAsia"/>
+          <w:rFonts w:asciiTheme="minorEastAsia" w:eastAsiaTheme="minorEastAsia" w:hAnsiTheme="minorEastAsia" w:hint="eastAsia"/>
           <w:sz w:val="28"/>
           <w:szCs w:val="28"/>
           <w:lang w:eastAsia="zh-CN"/>
@@ -7222,7 +6753,7 @@
       <w:pPr>
         <w:spacing w:line="440" w:lineRule="exact"/>
         <w:rPr>
-          <w:rFonts w:asciiTheme="minorEastAsia" w:eastAsiaTheme="minorEastAsia" w:hAnsiTheme="minorEastAsia"/>
+          <w:rFonts w:asciiTheme="minorEastAsia" w:eastAsiaTheme="minorEastAsia" w:hAnsiTheme="minorEastAsia" w:hint="eastAsia"/>
           <w:sz w:val="28"/>
           <w:szCs w:val="28"/>
           <w:lang w:eastAsia="zh-CN"/>
@@ -7296,7 +6827,7 @@
       <w:pPr>
         <w:spacing w:line="440" w:lineRule="exact"/>
         <w:rPr>
-          <w:rFonts w:asciiTheme="minorEastAsia" w:eastAsiaTheme="minorEastAsia" w:hAnsiTheme="minorEastAsia" w:cs="Arial"/>
+          <w:rFonts w:asciiTheme="minorEastAsia" w:eastAsiaTheme="minorEastAsia" w:hAnsiTheme="minorEastAsia" w:cs="Arial" w:hint="eastAsia"/>
           <w:sz w:val="28"/>
           <w:szCs w:val="28"/>
           <w:shd w:val="clear" w:color="auto" w:fill="FFFFFF"/>
@@ -7346,7 +6877,7 @@
         <w:spacing w:line="440" w:lineRule="exact"/>
         <w:ind w:firstLineChars="200" w:firstLine="560"/>
         <w:rPr>
-          <w:rFonts w:asciiTheme="minorEastAsia" w:eastAsiaTheme="minorEastAsia" w:hAnsiTheme="minorEastAsia"/>
+          <w:rFonts w:asciiTheme="minorEastAsia" w:eastAsiaTheme="minorEastAsia" w:hAnsiTheme="minorEastAsia" w:hint="eastAsia"/>
           <w:sz w:val="28"/>
           <w:szCs w:val="28"/>
           <w:lang w:eastAsia="zh-CN"/>
@@ -7386,7 +6917,7 @@
         <w:spacing w:line="440" w:lineRule="exact"/>
         <w:ind w:firstLineChars="200" w:firstLine="560"/>
         <w:rPr>
-          <w:rFonts w:asciiTheme="minorEastAsia" w:eastAsiaTheme="minorEastAsia" w:hAnsiTheme="minorEastAsia"/>
+          <w:rFonts w:asciiTheme="minorEastAsia" w:eastAsiaTheme="minorEastAsia" w:hAnsiTheme="minorEastAsia" w:hint="eastAsia"/>
           <w:sz w:val="28"/>
           <w:szCs w:val="28"/>
           <w:lang w:eastAsia="zh-CN"/>
@@ -7424,7 +6955,7 @@
       <w:pPr>
         <w:spacing w:line="440" w:lineRule="exact"/>
         <w:rPr>
-          <w:rFonts w:asciiTheme="minorEastAsia" w:eastAsiaTheme="minorEastAsia" w:hAnsiTheme="minorEastAsia"/>
+          <w:rFonts w:asciiTheme="minorEastAsia" w:eastAsiaTheme="minorEastAsia" w:hAnsiTheme="minorEastAsia" w:hint="eastAsia"/>
           <w:sz w:val="28"/>
           <w:szCs w:val="28"/>
           <w:lang w:eastAsia="zh-CN"/>
@@ -7482,7 +7013,7 @@
         <w:spacing w:line="440" w:lineRule="exact"/>
         <w:ind w:firstLineChars="200" w:firstLine="560"/>
         <w:rPr>
-          <w:rFonts w:asciiTheme="minorEastAsia" w:eastAsiaTheme="minorEastAsia" w:hAnsiTheme="minorEastAsia"/>
+          <w:rFonts w:asciiTheme="minorEastAsia" w:eastAsiaTheme="minorEastAsia" w:hAnsiTheme="minorEastAsia" w:hint="eastAsia"/>
           <w:sz w:val="28"/>
           <w:szCs w:val="28"/>
           <w:lang w:eastAsia="zh-CN"/>
@@ -7521,7 +7052,7 @@
         <w:spacing w:line="440" w:lineRule="exact"/>
         <w:ind w:firstLineChars="200" w:firstLine="560"/>
         <w:rPr>
-          <w:rFonts w:asciiTheme="minorEastAsia" w:eastAsiaTheme="minorEastAsia" w:hAnsiTheme="minorEastAsia"/>
+          <w:rFonts w:asciiTheme="minorEastAsia" w:eastAsiaTheme="minorEastAsia" w:hAnsiTheme="minorEastAsia" w:hint="eastAsia"/>
           <w:sz w:val="28"/>
           <w:szCs w:val="28"/>
           <w:lang w:eastAsia="zh-CN"/>
@@ -7559,7 +7090,7 @@
       <w:pPr>
         <w:spacing w:line="440" w:lineRule="exact"/>
         <w:rPr>
-          <w:rFonts w:asciiTheme="minorEastAsia" w:eastAsiaTheme="minorEastAsia" w:hAnsiTheme="minorEastAsia"/>
+          <w:rFonts w:asciiTheme="minorEastAsia" w:eastAsiaTheme="minorEastAsia" w:hAnsiTheme="minorEastAsia" w:hint="eastAsia"/>
           <w:sz w:val="28"/>
           <w:szCs w:val="28"/>
           <w:lang w:eastAsia="zh-CN"/>
@@ -7660,7 +7191,7 @@
       <w:pPr>
         <w:spacing w:beforeLines="50" w:before="156" w:afterLines="50" w:after="156" w:line="440" w:lineRule="exact"/>
         <w:rPr>
-          <w:rFonts w:asciiTheme="minorEastAsia" w:eastAsiaTheme="minorEastAsia" w:hAnsiTheme="minorEastAsia"/>
+          <w:rFonts w:asciiTheme="minorEastAsia" w:eastAsiaTheme="minorEastAsia" w:hAnsiTheme="minorEastAsia" w:hint="eastAsia"/>
           <w:b/>
           <w:sz w:val="28"/>
           <w:szCs w:val="28"/>
@@ -7742,7 +7273,7 @@
       <w:pPr>
         <w:spacing w:afterLines="50" w:after="156" w:line="440" w:lineRule="exact"/>
         <w:rPr>
-          <w:rFonts w:asciiTheme="minorEastAsia" w:eastAsiaTheme="minorEastAsia" w:hAnsiTheme="minorEastAsia"/>
+          <w:rFonts w:asciiTheme="minorEastAsia" w:eastAsiaTheme="minorEastAsia" w:hAnsiTheme="minorEastAsia" w:hint="eastAsia"/>
           <w:b/>
           <w:sz w:val="28"/>
           <w:szCs w:val="28"/>
@@ -7824,7 +7355,7 @@
       <w:pPr>
         <w:spacing w:afterLines="50" w:after="156" w:line="440" w:lineRule="exact"/>
         <w:rPr>
-          <w:rFonts w:asciiTheme="minorEastAsia" w:eastAsiaTheme="minorEastAsia" w:hAnsiTheme="minorEastAsia"/>
+          <w:rFonts w:asciiTheme="minorEastAsia" w:eastAsiaTheme="minorEastAsia" w:hAnsiTheme="minorEastAsia" w:hint="eastAsia"/>
           <w:b/>
           <w:sz w:val="28"/>
           <w:szCs w:val="28"/>
@@ -7920,7 +7451,7 @@
       <w:pPr>
         <w:spacing w:beforeLines="50" w:before="156" w:afterLines="50" w:after="156" w:line="440" w:lineRule="exact"/>
         <w:rPr>
-          <w:rFonts w:asciiTheme="minorEastAsia" w:eastAsiaTheme="minorEastAsia" w:hAnsiTheme="minorEastAsia"/>
+          <w:rFonts w:asciiTheme="minorEastAsia" w:eastAsiaTheme="minorEastAsia" w:hAnsiTheme="minorEastAsia" w:hint="eastAsia"/>
           <w:b/>
           <w:sz w:val="28"/>
           <w:szCs w:val="28"/>
@@ -7995,7 +7526,7 @@
       <w:pPr>
         <w:spacing w:afterLines="50" w:after="156" w:line="440" w:lineRule="exact"/>
         <w:rPr>
-          <w:rFonts w:asciiTheme="minorEastAsia" w:eastAsiaTheme="minorEastAsia" w:hAnsiTheme="minorEastAsia"/>
+          <w:rFonts w:asciiTheme="minorEastAsia" w:eastAsiaTheme="minorEastAsia" w:hAnsiTheme="minorEastAsia" w:hint="eastAsia"/>
           <w:b/>
           <w:sz w:val="28"/>
           <w:szCs w:val="28"/>
@@ -8139,7 +7670,7 @@
       <w:pPr>
         <w:spacing w:beforeLines="50" w:before="156" w:afterLines="50" w:after="156" w:line="440" w:lineRule="exact"/>
         <w:rPr>
-          <w:rFonts w:asciiTheme="minorEastAsia" w:eastAsiaTheme="minorEastAsia" w:hAnsiTheme="minorEastAsia" w:cs="Arial"/>
+          <w:rFonts w:asciiTheme="minorEastAsia" w:eastAsiaTheme="minorEastAsia" w:hAnsiTheme="minorEastAsia" w:cs="Arial" w:hint="eastAsia"/>
           <w:b/>
           <w:sz w:val="28"/>
           <w:szCs w:val="28"/>
@@ -8198,7 +7729,7 @@
         <w:shd w:val="clear" w:color="auto" w:fill="FFFFFF"/>
         <w:spacing w:beforeLines="50" w:before="156" w:afterLines="50" w:after="156" w:line="440" w:lineRule="exact"/>
         <w:rPr>
-          <w:rFonts w:asciiTheme="minorEastAsia" w:eastAsiaTheme="minorEastAsia" w:hAnsiTheme="minorEastAsia" w:cs="Arial"/>
+          <w:rFonts w:asciiTheme="minorEastAsia" w:eastAsiaTheme="minorEastAsia" w:hAnsiTheme="minorEastAsia" w:cs="Arial" w:hint="eastAsia"/>
           <w:b/>
           <w:sz w:val="28"/>
           <w:szCs w:val="28"/>
@@ -8273,7 +7804,7 @@
         <w:shd w:val="clear" w:color="auto" w:fill="FFFFFF"/>
         <w:spacing w:beforeLines="50" w:before="156" w:afterLines="50" w:after="156" w:line="440" w:lineRule="exact"/>
         <w:rPr>
-          <w:rFonts w:asciiTheme="minorEastAsia" w:eastAsiaTheme="minorEastAsia" w:hAnsiTheme="minorEastAsia" w:cs="Arial"/>
+          <w:rFonts w:asciiTheme="minorEastAsia" w:eastAsiaTheme="minorEastAsia" w:hAnsiTheme="minorEastAsia" w:cs="Arial" w:hint="eastAsia"/>
           <w:b/>
           <w:sz w:val="28"/>
           <w:szCs w:val="28"/>
@@ -8320,13 +7851,33 @@
         <w:shd w:val="clear" w:color="auto" w:fill="FFFFFF"/>
         <w:spacing w:line="440" w:lineRule="exact"/>
         <w:rPr>
+          <w:rFonts w:asciiTheme="minorEastAsia" w:eastAsiaTheme="minorEastAsia" w:hAnsiTheme="minorEastAsia" w:cs="Arial" w:hint="eastAsia"/>
+          <w:sz w:val="28"/>
+          <w:szCs w:val="28"/>
+          <w:shd w:val="clear" w:color="auto" w:fill="FFFFFF"/>
+          <w:lang w:eastAsia="zh-CN"/>
+        </w:rPr>
+      </w:pPr>
+      <w:r>
+        <w:rPr>
+          <w:rFonts w:asciiTheme="minorEastAsia" w:eastAsiaTheme="minorEastAsia" w:hAnsiTheme="minorEastAsia" w:cs="Arial" w:hint="eastAsia"/>
+          <w:sz w:val="28"/>
+          <w:szCs w:val="28"/>
+          <w:shd w:val="clear" w:color="auto" w:fill="FFFFFF"/>
+          <w:lang w:eastAsia="zh-CN"/>
+        </w:rPr>
+        <w:t>5</w:t>
+      </w:r>
+      <w:r>
+        <w:rPr>
           <w:rFonts w:asciiTheme="minorEastAsia" w:eastAsiaTheme="minorEastAsia" w:hAnsiTheme="minorEastAsia" w:cs="Arial"/>
           <w:sz w:val="28"/>
           <w:szCs w:val="28"/>
           <w:shd w:val="clear" w:color="auto" w:fill="FFFFFF"/>
           <w:lang w:eastAsia="zh-CN"/>
         </w:rPr>
-      </w:pPr>
+        <w:t xml:space="preserve">.19.1 </w:t>
+      </w:r>
       <w:r>
         <w:rPr>
           <w:rFonts w:asciiTheme="minorEastAsia" w:eastAsiaTheme="minorEastAsia" w:hAnsiTheme="minorEastAsia" w:cs="Arial" w:hint="eastAsia"/>
@@ -8335,353 +7886,333 @@
           <w:shd w:val="clear" w:color="auto" w:fill="FFFFFF"/>
           <w:lang w:eastAsia="zh-CN"/>
         </w:rPr>
+        <w:t>原则上对确认为返工、报废、退回</w:t>
+      </w:r>
+      <w:proofErr w:type="gramStart"/>
+      <w:r>
+        <w:rPr>
+          <w:rFonts w:asciiTheme="minorEastAsia" w:eastAsiaTheme="minorEastAsia" w:hAnsiTheme="minorEastAsia" w:cs="Arial" w:hint="eastAsia"/>
+          <w:sz w:val="28"/>
+          <w:szCs w:val="28"/>
+          <w:shd w:val="clear" w:color="auto" w:fill="FFFFFF"/>
+          <w:lang w:eastAsia="zh-CN"/>
+        </w:rPr>
+        <w:t>供应商类的</w:t>
+      </w:r>
+      <w:proofErr w:type="gramEnd"/>
+      <w:r>
+        <w:rPr>
+          <w:rFonts w:asciiTheme="minorEastAsia" w:eastAsiaTheme="minorEastAsia" w:hAnsiTheme="minorEastAsia" w:cs="Arial" w:hint="eastAsia"/>
+          <w:sz w:val="28"/>
+          <w:szCs w:val="28"/>
+          <w:shd w:val="clear" w:color="auto" w:fill="FFFFFF"/>
+          <w:lang w:eastAsia="zh-CN"/>
+        </w:rPr>
+        <w:t xml:space="preserve">不合格品，应在 2 </w:t>
+      </w:r>
+      <w:proofErr w:type="gramStart"/>
+      <w:r>
+        <w:rPr>
+          <w:rFonts w:asciiTheme="minorEastAsia" w:eastAsiaTheme="minorEastAsia" w:hAnsiTheme="minorEastAsia" w:cs="Arial" w:hint="eastAsia"/>
+          <w:sz w:val="28"/>
+          <w:szCs w:val="28"/>
+          <w:shd w:val="clear" w:color="auto" w:fill="FFFFFF"/>
+          <w:lang w:eastAsia="zh-CN"/>
+        </w:rPr>
+        <w:t>个</w:t>
+      </w:r>
+      <w:proofErr w:type="gramEnd"/>
+      <w:r>
+        <w:rPr>
+          <w:rFonts w:asciiTheme="minorEastAsia" w:eastAsiaTheme="minorEastAsia" w:hAnsiTheme="minorEastAsia" w:cs="Arial" w:hint="eastAsia"/>
+          <w:sz w:val="28"/>
+          <w:szCs w:val="28"/>
+          <w:shd w:val="clear" w:color="auto" w:fill="FFFFFF"/>
+          <w:lang w:eastAsia="zh-CN"/>
+        </w:rPr>
+        <w:t xml:space="preserve">工作日内发起相关的处置流程，10 </w:t>
+      </w:r>
+      <w:proofErr w:type="gramStart"/>
+      <w:r>
+        <w:rPr>
+          <w:rFonts w:asciiTheme="minorEastAsia" w:eastAsiaTheme="minorEastAsia" w:hAnsiTheme="minorEastAsia" w:cs="Arial" w:hint="eastAsia"/>
+          <w:sz w:val="28"/>
+          <w:szCs w:val="28"/>
+          <w:shd w:val="clear" w:color="auto" w:fill="FFFFFF"/>
+          <w:lang w:eastAsia="zh-CN"/>
+        </w:rPr>
+        <w:t>个</w:t>
+      </w:r>
+      <w:proofErr w:type="gramEnd"/>
+      <w:r>
+        <w:rPr>
+          <w:rFonts w:asciiTheme="minorEastAsia" w:eastAsiaTheme="minorEastAsia" w:hAnsiTheme="minorEastAsia" w:cs="Arial" w:hint="eastAsia"/>
+          <w:sz w:val="28"/>
+          <w:szCs w:val="28"/>
+          <w:shd w:val="clear" w:color="auto" w:fill="FFFFFF"/>
+          <w:lang w:eastAsia="zh-CN"/>
+        </w:rPr>
+        <w:t>工作日内完成不合格品的处置。如生产急需，应满足生产计划要求，确保问题得到及时处置。</w:t>
+      </w:r>
+    </w:p>
+    <w:p>
+      <w:pPr>
+        <w:spacing w:line="440" w:lineRule="exact"/>
+        <w:rPr>
+          <w:rFonts w:asciiTheme="minorEastAsia" w:eastAsiaTheme="minorEastAsia" w:hAnsiTheme="minorEastAsia" w:hint="eastAsia"/>
+          <w:sz w:val="28"/>
+          <w:szCs w:val="28"/>
+          <w:lang w:eastAsia="zh-CN"/>
+        </w:rPr>
+      </w:pPr>
+      <w:r>
+        <w:rPr>
+          <w:rFonts w:asciiTheme="minorEastAsia" w:eastAsiaTheme="minorEastAsia" w:hAnsiTheme="minorEastAsia" w:hint="eastAsia"/>
+          <w:sz w:val="28"/>
+          <w:szCs w:val="28"/>
+          <w:lang w:eastAsia="zh-CN"/>
+        </w:rPr>
         <w:t>5</w:t>
       </w:r>
       <w:r>
         <w:rPr>
-          <w:rFonts w:asciiTheme="minorEastAsia" w:eastAsiaTheme="minorEastAsia" w:hAnsiTheme="minorEastAsia" w:cs="Arial"/>
-          <w:sz w:val="28"/>
-          <w:szCs w:val="28"/>
-          <w:shd w:val="clear" w:color="auto" w:fill="FFFFFF"/>
-          <w:lang w:eastAsia="zh-CN"/>
-        </w:rPr>
-        <w:t xml:space="preserve">.19.1 </w:t>
-      </w:r>
-      <w:r>
-        <w:rPr>
-          <w:rFonts w:asciiTheme="minorEastAsia" w:eastAsiaTheme="minorEastAsia" w:hAnsiTheme="minorEastAsia" w:cs="Arial" w:hint="eastAsia"/>
-          <w:sz w:val="28"/>
-          <w:szCs w:val="28"/>
-          <w:shd w:val="clear" w:color="auto" w:fill="FFFFFF"/>
-          <w:lang w:eastAsia="zh-CN"/>
-        </w:rPr>
-        <w:t>原则上对确认为返工、报废、退回</w:t>
+          <w:rFonts w:asciiTheme="minorEastAsia" w:eastAsiaTheme="minorEastAsia" w:hAnsiTheme="minorEastAsia"/>
+          <w:sz w:val="28"/>
+          <w:szCs w:val="28"/>
+          <w:lang w:eastAsia="zh-CN"/>
+        </w:rPr>
+        <w:t xml:space="preserve">.19.2 </w:t>
+      </w:r>
+      <w:r>
+        <w:rPr>
+          <w:rFonts w:asciiTheme="minorEastAsia" w:eastAsiaTheme="minorEastAsia" w:hAnsiTheme="minorEastAsia" w:hint="eastAsia"/>
+          <w:sz w:val="28"/>
+          <w:szCs w:val="28"/>
+          <w:lang w:eastAsia="zh-CN"/>
+        </w:rPr>
+        <w:t>对于</w:t>
       </w:r>
       <w:proofErr w:type="gramStart"/>
       <w:r>
         <w:rPr>
-          <w:rFonts w:asciiTheme="minorEastAsia" w:eastAsiaTheme="minorEastAsia" w:hAnsiTheme="minorEastAsia" w:cs="Arial" w:hint="eastAsia"/>
-          <w:sz w:val="28"/>
-          <w:szCs w:val="28"/>
-          <w:shd w:val="clear" w:color="auto" w:fill="FFFFFF"/>
-          <w:lang w:eastAsia="zh-CN"/>
-        </w:rPr>
-        <w:t>供应商类的</w:t>
+          <w:rFonts w:asciiTheme="minorEastAsia" w:eastAsiaTheme="minorEastAsia" w:hAnsiTheme="minorEastAsia" w:hint="eastAsia"/>
+          <w:sz w:val="28"/>
+          <w:szCs w:val="28"/>
+          <w:lang w:eastAsia="zh-CN"/>
+        </w:rPr>
+        <w:t>需发出</w:t>
       </w:r>
       <w:proofErr w:type="gramEnd"/>
       <w:r>
         <w:rPr>
-          <w:rFonts w:asciiTheme="minorEastAsia" w:eastAsiaTheme="minorEastAsia" w:hAnsiTheme="minorEastAsia" w:cs="Arial" w:hint="eastAsia"/>
-          <w:sz w:val="28"/>
-          <w:szCs w:val="28"/>
-          <w:shd w:val="clear" w:color="auto" w:fill="FFFFFF"/>
-          <w:lang w:eastAsia="zh-CN"/>
-        </w:rPr>
-        <w:t xml:space="preserve">不合格品，应在 2 </w:t>
-      </w:r>
-      <w:proofErr w:type="gramStart"/>
-      <w:r>
-        <w:rPr>
-          <w:rFonts w:asciiTheme="minorEastAsia" w:eastAsiaTheme="minorEastAsia" w:hAnsiTheme="minorEastAsia" w:cs="Arial" w:hint="eastAsia"/>
-          <w:sz w:val="28"/>
-          <w:szCs w:val="28"/>
-          <w:shd w:val="clear" w:color="auto" w:fill="FFFFFF"/>
-          <w:lang w:eastAsia="zh-CN"/>
-        </w:rPr>
-        <w:t>个</w:t>
-      </w:r>
-      <w:proofErr w:type="gramEnd"/>
-      <w:r>
-        <w:rPr>
-          <w:rFonts w:asciiTheme="minorEastAsia" w:eastAsiaTheme="minorEastAsia" w:hAnsiTheme="minorEastAsia" w:cs="Arial" w:hint="eastAsia"/>
-          <w:sz w:val="28"/>
-          <w:szCs w:val="28"/>
-          <w:shd w:val="clear" w:color="auto" w:fill="FFFFFF"/>
-          <w:lang w:eastAsia="zh-CN"/>
-        </w:rPr>
-        <w:t xml:space="preserve">工作日内发起相关的处置流程，10 </w:t>
-      </w:r>
-      <w:proofErr w:type="gramStart"/>
-      <w:r>
-        <w:rPr>
-          <w:rFonts w:asciiTheme="minorEastAsia" w:eastAsiaTheme="minorEastAsia" w:hAnsiTheme="minorEastAsia" w:cs="Arial" w:hint="eastAsia"/>
-          <w:sz w:val="28"/>
-          <w:szCs w:val="28"/>
-          <w:shd w:val="clear" w:color="auto" w:fill="FFFFFF"/>
-          <w:lang w:eastAsia="zh-CN"/>
-        </w:rPr>
-        <w:t>个</w:t>
-      </w:r>
-      <w:proofErr w:type="gramEnd"/>
-      <w:r>
-        <w:rPr>
-          <w:rFonts w:asciiTheme="minorEastAsia" w:eastAsiaTheme="minorEastAsia" w:hAnsiTheme="minorEastAsia" w:cs="Arial" w:hint="eastAsia"/>
-          <w:sz w:val="28"/>
-          <w:szCs w:val="28"/>
-          <w:shd w:val="clear" w:color="auto" w:fill="FFFFFF"/>
-          <w:lang w:eastAsia="zh-CN"/>
-        </w:rPr>
-        <w:t>工作日内完成不合格品的处置。如生产急需，应满足生产计划要求，确保问题得到及时处置。</w:t>
+          <w:rFonts w:asciiTheme="minorEastAsia" w:eastAsiaTheme="minorEastAsia" w:hAnsiTheme="minorEastAsia" w:hint="eastAsia"/>
+          <w:sz w:val="28"/>
+          <w:szCs w:val="28"/>
+          <w:lang w:eastAsia="zh-CN"/>
+        </w:rPr>
+        <w:t>拒收报告处理的不合格品，责任单位质量</w:t>
+      </w:r>
+      <w:r>
+        <w:rPr>
+          <w:rFonts w:asciiTheme="minorEastAsia" w:eastAsiaTheme="minorEastAsia" w:hAnsiTheme="minorEastAsia" w:hint="eastAsia"/>
+          <w:sz w:val="28"/>
+          <w:szCs w:val="28"/>
+          <w:lang w:eastAsia="zh-CN"/>
+        </w:rPr>
+        <w:t>安环部</w:t>
+      </w:r>
+      <w:r>
+        <w:rPr>
+          <w:rFonts w:asciiTheme="minorEastAsia" w:eastAsiaTheme="minorEastAsia" w:hAnsiTheme="minorEastAsia" w:hint="eastAsia"/>
+          <w:sz w:val="28"/>
+          <w:szCs w:val="28"/>
+          <w:lang w:eastAsia="zh-CN"/>
+        </w:rPr>
+        <w:t>应在问题类别确认后的</w:t>
+      </w:r>
+      <w:r>
+        <w:rPr>
+          <w:rFonts w:asciiTheme="minorEastAsia" w:eastAsiaTheme="minorEastAsia" w:hAnsiTheme="minorEastAsia" w:hint="eastAsia"/>
+          <w:sz w:val="28"/>
+          <w:szCs w:val="28"/>
+          <w:lang w:eastAsia="zh-CN"/>
+        </w:rPr>
+        <w:t>2</w:t>
+      </w:r>
+      <w:r>
+        <w:rPr>
+          <w:rFonts w:asciiTheme="minorEastAsia" w:eastAsiaTheme="minorEastAsia" w:hAnsiTheme="minorEastAsia" w:hint="eastAsia"/>
+          <w:sz w:val="28"/>
+          <w:szCs w:val="28"/>
+          <w:lang w:eastAsia="zh-CN"/>
+        </w:rPr>
+        <w:t>个工作日内填写并提交表格</w:t>
+      </w:r>
+      <w:r>
+        <w:rPr>
+          <w:rFonts w:asciiTheme="minorEastAsia" w:eastAsiaTheme="minorEastAsia" w:hAnsiTheme="minorEastAsia"/>
+          <w:sz w:val="28"/>
+          <w:szCs w:val="28"/>
+          <w:lang w:eastAsia="zh-CN"/>
+        </w:rPr>
+        <w:t>FM-P5-10-07</w:t>
+      </w:r>
+      <w:r>
+        <w:rPr>
+          <w:rFonts w:asciiTheme="minorEastAsia" w:eastAsiaTheme="minorEastAsia" w:hAnsiTheme="minorEastAsia" w:hint="eastAsia"/>
+          <w:sz w:val="28"/>
+          <w:szCs w:val="28"/>
+          <w:lang w:eastAsia="zh-CN"/>
+        </w:rPr>
+        <w:t>《拒收报告》</w:t>
+      </w:r>
+      <w:r>
+        <w:rPr>
+          <w:rFonts w:asciiTheme="minorEastAsia" w:eastAsiaTheme="minorEastAsia" w:hAnsiTheme="minorEastAsia" w:hint="eastAsia"/>
+          <w:sz w:val="28"/>
+          <w:szCs w:val="28"/>
+          <w:lang w:eastAsia="zh-CN"/>
+        </w:rPr>
+        <w:t>给顾客。在获得顾客解答后，应在</w:t>
+      </w:r>
+      <w:r>
+        <w:rPr>
+          <w:rFonts w:asciiTheme="minorEastAsia" w:eastAsiaTheme="minorEastAsia" w:hAnsiTheme="minorEastAsia" w:hint="eastAsia"/>
+          <w:sz w:val="28"/>
+          <w:szCs w:val="28"/>
+          <w:lang w:eastAsia="zh-CN"/>
+        </w:rPr>
+        <w:t>2</w:t>
+      </w:r>
+      <w:r>
+        <w:rPr>
+          <w:rFonts w:asciiTheme="minorEastAsia" w:eastAsiaTheme="minorEastAsia" w:hAnsiTheme="minorEastAsia" w:hint="eastAsia"/>
+          <w:sz w:val="28"/>
+          <w:szCs w:val="28"/>
+          <w:lang w:eastAsia="zh-CN"/>
+        </w:rPr>
+        <w:t>个工作日内将处置要求下发到相关单位</w:t>
+      </w:r>
+      <w:r>
+        <w:rPr>
+          <w:rFonts w:asciiTheme="minorEastAsia" w:eastAsiaTheme="minorEastAsia" w:hAnsiTheme="minorEastAsia" w:hint="eastAsia"/>
+          <w:sz w:val="28"/>
+          <w:szCs w:val="28"/>
+          <w:lang w:eastAsia="zh-CN"/>
+        </w:rPr>
+        <w:t>/部门</w:t>
+      </w:r>
+      <w:r>
+        <w:rPr>
+          <w:rFonts w:asciiTheme="minorEastAsia" w:eastAsiaTheme="minorEastAsia" w:hAnsiTheme="minorEastAsia" w:hint="eastAsia"/>
+          <w:sz w:val="28"/>
+          <w:szCs w:val="28"/>
+          <w:lang w:eastAsia="zh-CN"/>
+        </w:rPr>
+        <w:t>。相关单位</w:t>
+      </w:r>
+      <w:r>
+        <w:rPr>
+          <w:rFonts w:asciiTheme="minorEastAsia" w:eastAsiaTheme="minorEastAsia" w:hAnsiTheme="minorEastAsia" w:hint="eastAsia"/>
+          <w:sz w:val="28"/>
+          <w:szCs w:val="28"/>
+          <w:lang w:eastAsia="zh-CN"/>
+        </w:rPr>
+        <w:t>/部门</w:t>
+      </w:r>
+      <w:r>
+        <w:rPr>
+          <w:rFonts w:asciiTheme="minorEastAsia" w:eastAsiaTheme="minorEastAsia" w:hAnsiTheme="minorEastAsia" w:hint="eastAsia"/>
+          <w:sz w:val="28"/>
+          <w:szCs w:val="28"/>
+          <w:lang w:eastAsia="zh-CN"/>
+        </w:rPr>
+        <w:t>应及时完成产品的返修处置，原则上应在</w:t>
+      </w:r>
+      <w:r>
+        <w:rPr>
+          <w:rFonts w:asciiTheme="minorEastAsia" w:eastAsiaTheme="minorEastAsia" w:hAnsiTheme="minorEastAsia" w:hint="eastAsia"/>
+          <w:sz w:val="28"/>
+          <w:szCs w:val="28"/>
+          <w:lang w:eastAsia="zh-CN"/>
+        </w:rPr>
+        <w:t xml:space="preserve"> 7</w:t>
+      </w:r>
+      <w:r>
+        <w:rPr>
+          <w:rFonts w:asciiTheme="minorEastAsia" w:eastAsiaTheme="minorEastAsia" w:hAnsiTheme="minorEastAsia" w:hint="eastAsia"/>
+          <w:sz w:val="28"/>
+          <w:szCs w:val="28"/>
+          <w:lang w:eastAsia="zh-CN"/>
+        </w:rPr>
+        <w:t>个工作日内完成，当返修工作量较大时，</w:t>
+      </w:r>
+      <w:r>
+        <w:rPr>
+          <w:rFonts w:asciiTheme="minorEastAsia" w:eastAsiaTheme="minorEastAsia" w:hAnsiTheme="minorEastAsia" w:hint="eastAsia"/>
+          <w:sz w:val="28"/>
+          <w:szCs w:val="28"/>
+          <w:lang w:eastAsia="zh-CN"/>
+        </w:rPr>
+        <w:t>科研生产部</w:t>
+      </w:r>
+      <w:r>
+        <w:rPr>
+          <w:rFonts w:asciiTheme="minorEastAsia" w:eastAsiaTheme="minorEastAsia" w:hAnsiTheme="minorEastAsia" w:hint="eastAsia"/>
+          <w:sz w:val="28"/>
+          <w:szCs w:val="28"/>
+          <w:lang w:eastAsia="zh-CN"/>
+        </w:rPr>
+        <w:t>制定详细的返修时间表，并组织完成产品的返修，满足交付进度要求。如生产急需，各项工作的完成时限应满足生产计划要求，确保问题得到及时处置。</w:t>
+      </w:r>
+    </w:p>
+    <w:p>
+      <w:pPr>
+        <w:spacing w:beforeLines="50" w:before="156" w:afterLines="50" w:after="156" w:line="440" w:lineRule="exact"/>
+        <w:rPr>
+          <w:rFonts w:asciiTheme="minorEastAsia" w:eastAsiaTheme="minorEastAsia" w:hAnsiTheme="minorEastAsia" w:hint="eastAsia"/>
+          <w:b/>
+          <w:sz w:val="28"/>
+          <w:szCs w:val="28"/>
+          <w:lang w:eastAsia="zh-CN"/>
+        </w:rPr>
+      </w:pPr>
+      <w:r>
+        <w:rPr>
+          <w:rFonts w:asciiTheme="minorEastAsia" w:eastAsiaTheme="minorEastAsia" w:hAnsiTheme="minorEastAsia" w:hint="eastAsia"/>
+          <w:b/>
+          <w:sz w:val="28"/>
+          <w:szCs w:val="28"/>
+          <w:lang w:eastAsia="zh-CN"/>
+        </w:rPr>
+        <w:t>5</w:t>
+      </w:r>
+      <w:r>
+        <w:rPr>
+          <w:rFonts w:asciiTheme="minorEastAsia" w:eastAsiaTheme="minorEastAsia" w:hAnsiTheme="minorEastAsia"/>
+          <w:b/>
+          <w:sz w:val="28"/>
+          <w:szCs w:val="28"/>
+          <w:lang w:eastAsia="zh-CN"/>
+        </w:rPr>
+        <w:t xml:space="preserve">.20 </w:t>
+      </w:r>
+      <w:r>
+        <w:rPr>
+          <w:rFonts w:asciiTheme="minorEastAsia" w:eastAsiaTheme="minorEastAsia" w:hAnsiTheme="minorEastAsia" w:hint="eastAsia"/>
+          <w:b/>
+          <w:sz w:val="28"/>
+          <w:szCs w:val="28"/>
+          <w:lang w:eastAsia="zh-CN"/>
+        </w:rPr>
+        <w:t>处置不合格品适用的故障代码、故障类型见附录 B；处置不合格品适用的原因组、原因类型见附录 C。</w:t>
       </w:r>
     </w:p>
     <w:p>
       <w:pPr>
         <w:spacing w:line="440" w:lineRule="exact"/>
         <w:rPr>
-          <w:rFonts w:asciiTheme="minorEastAsia" w:eastAsiaTheme="minorEastAsia" w:hAnsiTheme="minorEastAsia"/>
-          <w:sz w:val="28"/>
-          <w:szCs w:val="28"/>
-          <w:lang w:eastAsia="zh-CN"/>
-        </w:rPr>
-      </w:pPr>
-      <w:r>
-        <w:rPr>
-          <w:rFonts w:asciiTheme="minorEastAsia" w:eastAsiaTheme="minorEastAsia" w:hAnsiTheme="minorEastAsia" w:hint="eastAsia"/>
-          <w:sz w:val="28"/>
-          <w:szCs w:val="28"/>
-          <w:lang w:eastAsia="zh-CN"/>
-        </w:rPr>
-        <w:t>5</w:t>
-      </w:r>
-      <w:r>
-        <w:rPr>
-          <w:rFonts w:asciiTheme="minorEastAsia" w:eastAsiaTheme="minorEastAsia" w:hAnsiTheme="minorEastAsia"/>
-          <w:sz w:val="28"/>
-          <w:szCs w:val="28"/>
-          <w:lang w:eastAsia="zh-CN"/>
-        </w:rPr>
-        <w:t xml:space="preserve">.19.2 </w:t>
-      </w:r>
-      <w:r>
-        <w:rPr>
-          <w:rFonts w:asciiTheme="minorEastAsia" w:eastAsiaTheme="minorEastAsia" w:hAnsiTheme="minorEastAsia" w:hint="eastAsia"/>
-          <w:sz w:val="28"/>
-          <w:szCs w:val="28"/>
-          <w:lang w:eastAsia="zh-CN"/>
-        </w:rPr>
-        <w:t>对于</w:t>
-      </w:r>
-      <w:proofErr w:type="gramStart"/>
-      <w:r>
-        <w:rPr>
-          <w:rFonts w:asciiTheme="minorEastAsia" w:eastAsiaTheme="minorEastAsia" w:hAnsiTheme="minorEastAsia" w:hint="eastAsia"/>
-          <w:sz w:val="28"/>
-          <w:szCs w:val="28"/>
-          <w:lang w:eastAsia="zh-CN"/>
-        </w:rPr>
-        <w:t>需发出</w:t>
-      </w:r>
-      <w:proofErr w:type="gramEnd"/>
-      <w:r>
-        <w:rPr>
-          <w:rFonts w:asciiTheme="minorEastAsia" w:eastAsiaTheme="minorEastAsia" w:hAnsiTheme="minorEastAsia" w:hint="eastAsia"/>
-          <w:sz w:val="28"/>
-          <w:szCs w:val="28"/>
-          <w:lang w:eastAsia="zh-CN"/>
-        </w:rPr>
-        <w:t>拒收报告处理的不合格品，责任单位质量</w:t>
-      </w:r>
-      <w:r>
-        <w:rPr>
-          <w:rFonts w:asciiTheme="minorEastAsia" w:eastAsiaTheme="minorEastAsia" w:hAnsiTheme="minorEastAsia" w:hint="eastAsia"/>
-          <w:sz w:val="28"/>
-          <w:szCs w:val="28"/>
-          <w:lang w:eastAsia="zh-CN"/>
-        </w:rPr>
-        <w:t>安环部</w:t>
-      </w:r>
-      <w:r>
-        <w:rPr>
-          <w:rFonts w:asciiTheme="minorEastAsia" w:eastAsiaTheme="minorEastAsia" w:hAnsiTheme="minorEastAsia" w:hint="eastAsia"/>
-          <w:sz w:val="28"/>
-          <w:szCs w:val="28"/>
-          <w:lang w:eastAsia="zh-CN"/>
-        </w:rPr>
-        <w:t>应在问题类别确认后的</w:t>
-      </w:r>
-      <w:r>
-        <w:rPr>
-          <w:rFonts w:asciiTheme="minorEastAsia" w:eastAsiaTheme="minorEastAsia" w:hAnsiTheme="minorEastAsia" w:hint="eastAsia"/>
-          <w:sz w:val="28"/>
-          <w:szCs w:val="28"/>
-          <w:lang w:eastAsia="zh-CN"/>
-        </w:rPr>
-        <w:t>2</w:t>
-      </w:r>
-      <w:r>
-        <w:rPr>
-          <w:rFonts w:asciiTheme="minorEastAsia" w:eastAsiaTheme="minorEastAsia" w:hAnsiTheme="minorEastAsia" w:hint="eastAsia"/>
-          <w:sz w:val="28"/>
-          <w:szCs w:val="28"/>
-          <w:lang w:eastAsia="zh-CN"/>
-        </w:rPr>
-        <w:t>个工作日内填写并提交表格</w:t>
-      </w:r>
-      <w:r>
-        <w:rPr>
-          <w:rFonts w:asciiTheme="minorEastAsia" w:eastAsiaTheme="minorEastAsia" w:hAnsiTheme="minorEastAsia"/>
-          <w:sz w:val="28"/>
-          <w:szCs w:val="28"/>
-          <w:lang w:eastAsia="zh-CN"/>
-        </w:rPr>
-        <w:t>FM-P5-10-07</w:t>
-      </w:r>
-      <w:r>
-        <w:rPr>
-          <w:rFonts w:asciiTheme="minorEastAsia" w:eastAsiaTheme="minorEastAsia" w:hAnsiTheme="minorEastAsia" w:hint="eastAsia"/>
-          <w:sz w:val="28"/>
-          <w:szCs w:val="28"/>
-          <w:lang w:eastAsia="zh-CN"/>
-        </w:rPr>
-        <w:t>《拒收报告》</w:t>
-      </w:r>
-      <w:r>
-        <w:rPr>
-          <w:rFonts w:asciiTheme="minorEastAsia" w:eastAsiaTheme="minorEastAsia" w:hAnsiTheme="minorEastAsia" w:hint="eastAsia"/>
-          <w:sz w:val="28"/>
-          <w:szCs w:val="28"/>
-          <w:lang w:eastAsia="zh-CN"/>
-        </w:rPr>
-        <w:t>给顾客。在获得顾客解答后，应在</w:t>
-      </w:r>
-      <w:r>
-        <w:rPr>
-          <w:rFonts w:asciiTheme="minorEastAsia" w:eastAsiaTheme="minorEastAsia" w:hAnsiTheme="minorEastAsia" w:hint="eastAsia"/>
-          <w:sz w:val="28"/>
-          <w:szCs w:val="28"/>
-          <w:lang w:eastAsia="zh-CN"/>
-        </w:rPr>
-        <w:t>2</w:t>
-      </w:r>
-      <w:r>
-        <w:rPr>
-          <w:rFonts w:asciiTheme="minorEastAsia" w:eastAsiaTheme="minorEastAsia" w:hAnsiTheme="minorEastAsia" w:hint="eastAsia"/>
-          <w:sz w:val="28"/>
-          <w:szCs w:val="28"/>
-          <w:lang w:eastAsia="zh-CN"/>
-        </w:rPr>
-        <w:t>个工作日内将处置要求下发到相关单位</w:t>
-      </w:r>
-      <w:r>
-        <w:rPr>
-          <w:rFonts w:asciiTheme="minorEastAsia" w:eastAsiaTheme="minorEastAsia" w:hAnsiTheme="minorEastAsia" w:hint="eastAsia"/>
-          <w:sz w:val="28"/>
-          <w:szCs w:val="28"/>
-          <w:lang w:eastAsia="zh-CN"/>
-        </w:rPr>
-        <w:t>/部门</w:t>
-      </w:r>
-      <w:r>
-        <w:rPr>
-          <w:rFonts w:asciiTheme="minorEastAsia" w:eastAsiaTheme="minorEastAsia" w:hAnsiTheme="minorEastAsia" w:hint="eastAsia"/>
-          <w:sz w:val="28"/>
-          <w:szCs w:val="28"/>
-          <w:lang w:eastAsia="zh-CN"/>
-        </w:rPr>
-        <w:t>。相关单位</w:t>
-      </w:r>
-      <w:r>
-        <w:rPr>
-          <w:rFonts w:asciiTheme="minorEastAsia" w:eastAsiaTheme="minorEastAsia" w:hAnsiTheme="minorEastAsia" w:hint="eastAsia"/>
-          <w:sz w:val="28"/>
-          <w:szCs w:val="28"/>
-          <w:lang w:eastAsia="zh-CN"/>
-        </w:rPr>
-        <w:t>/部门</w:t>
-      </w:r>
-      <w:r>
-        <w:rPr>
-          <w:rFonts w:asciiTheme="minorEastAsia" w:eastAsiaTheme="minorEastAsia" w:hAnsiTheme="minorEastAsia" w:hint="eastAsia"/>
-          <w:sz w:val="28"/>
-          <w:szCs w:val="28"/>
-          <w:lang w:eastAsia="zh-CN"/>
-        </w:rPr>
-        <w:t>应及时完成产品的返修处置，原则上应在</w:t>
-      </w:r>
-      <w:r>
-        <w:rPr>
-          <w:rFonts w:asciiTheme="minorEastAsia" w:eastAsiaTheme="minorEastAsia" w:hAnsiTheme="minorEastAsia" w:hint="eastAsia"/>
-          <w:sz w:val="28"/>
-          <w:szCs w:val="28"/>
-          <w:lang w:eastAsia="zh-CN"/>
-        </w:rPr>
-        <w:t xml:space="preserve"> 7</w:t>
-      </w:r>
-      <w:r>
-        <w:rPr>
-          <w:rFonts w:asciiTheme="minorEastAsia" w:eastAsiaTheme="minorEastAsia" w:hAnsiTheme="minorEastAsia" w:hint="eastAsia"/>
-          <w:sz w:val="28"/>
-          <w:szCs w:val="28"/>
-          <w:lang w:eastAsia="zh-CN"/>
-        </w:rPr>
-        <w:t>个工作日内完成，当返修工作量较大时，</w:t>
-      </w:r>
-      <w:r>
-        <w:rPr>
-          <w:rFonts w:asciiTheme="minorEastAsia" w:eastAsiaTheme="minorEastAsia" w:hAnsiTheme="minorEastAsia" w:hint="eastAsia"/>
-          <w:sz w:val="28"/>
-          <w:szCs w:val="28"/>
-          <w:lang w:eastAsia="zh-CN"/>
-        </w:rPr>
-        <w:t>科研生产部</w:t>
-      </w:r>
-      <w:r>
-        <w:rPr>
-          <w:rFonts w:asciiTheme="minorEastAsia" w:eastAsiaTheme="minorEastAsia" w:hAnsiTheme="minorEastAsia" w:hint="eastAsia"/>
-          <w:sz w:val="28"/>
-          <w:szCs w:val="28"/>
-          <w:lang w:eastAsia="zh-CN"/>
-        </w:rPr>
-        <w:t>制定详细的返修时间表，并组织完成产品的返修，满足交付进度要求。如生产急需，各项工作的完成时限应满足生产计划要求，确保问题得到及时处置。</w:t>
-      </w:r>
-    </w:p>
-    <w:p>
-      <w:pPr>
-        <w:spacing w:beforeLines="50" w:before="156" w:afterLines="50" w:after="156" w:line="440" w:lineRule="exact"/>
-        <w:rPr>
-          <w:rFonts w:asciiTheme="minorEastAsia" w:eastAsiaTheme="minorEastAsia" w:hAnsiTheme="minorEastAsia"/>
-          <w:b/>
-          <w:sz w:val="28"/>
-          <w:szCs w:val="28"/>
-          <w:lang w:eastAsia="zh-CN"/>
-        </w:rPr>
-      </w:pPr>
-      <w:r>
-        <w:rPr>
-          <w:rFonts w:asciiTheme="minorEastAsia" w:eastAsiaTheme="minorEastAsia" w:hAnsiTheme="minorEastAsia" w:hint="eastAsia"/>
-          <w:b/>
-          <w:sz w:val="28"/>
-          <w:szCs w:val="28"/>
-          <w:lang w:eastAsia="zh-CN"/>
-        </w:rPr>
-        <w:t>5</w:t>
-      </w:r>
-      <w:r>
-        <w:rPr>
-          <w:rFonts w:asciiTheme="minorEastAsia" w:eastAsiaTheme="minorEastAsia" w:hAnsiTheme="minorEastAsia"/>
-          <w:b/>
-          <w:sz w:val="28"/>
-          <w:szCs w:val="28"/>
-          <w:lang w:eastAsia="zh-CN"/>
-        </w:rPr>
-        <w:t xml:space="preserve">.20 </w:t>
-      </w:r>
-      <w:r>
-        <w:rPr>
-          <w:rFonts w:asciiTheme="minorEastAsia" w:eastAsiaTheme="minorEastAsia" w:hAnsiTheme="minorEastAsia" w:hint="eastAsia"/>
-          <w:b/>
-          <w:sz w:val="28"/>
-          <w:szCs w:val="28"/>
-          <w:lang w:eastAsia="zh-CN"/>
-        </w:rPr>
-        <w:t>处置不合格品适用的故障代码、故障类型见附录 B；处置不合格品适用的原因组、原因类型见附录 C。</w:t>
-      </w:r>
-    </w:p>
-    <w:p>
-      <w:pPr>
-        <w:spacing w:line="440" w:lineRule="exact"/>
-        <w:rPr>
-          <w:rFonts w:asciiTheme="minorEastAsia" w:eastAsiaTheme="minorEastAsia" w:hAnsiTheme="minorEastAsia"/>
+          <w:rFonts w:asciiTheme="minorEastAsia" w:eastAsiaTheme="minorEastAsia" w:hAnsiTheme="minorEastAsia" w:hint="eastAsia"/>
           <w:b/>
           <w:sz w:val="28"/>
           <w:szCs w:val="28"/>
@@ -8727,7 +8258,7 @@
         <w:spacing w:beforeLines="100" w:before="312" w:line="360" w:lineRule="auto"/>
         <w:outlineLvl w:val="0"/>
         <w:rPr>
-          <w:rFonts w:asciiTheme="minorEastAsia" w:eastAsiaTheme="minorEastAsia" w:hAnsiTheme="minorEastAsia"/>
+          <w:rFonts w:asciiTheme="minorEastAsia" w:eastAsiaTheme="minorEastAsia" w:hAnsiTheme="minorEastAsia" w:hint="eastAsia"/>
           <w:b/>
           <w:lang w:eastAsia="zh-CN"/>
         </w:rPr>
@@ -8740,7 +8271,7 @@
         <w:spacing w:beforeLines="100" w:before="312" w:line="360" w:lineRule="auto"/>
         <w:outlineLvl w:val="0"/>
         <w:rPr>
-          <w:rFonts w:asciiTheme="minorEastAsia" w:eastAsiaTheme="minorEastAsia" w:hAnsiTheme="minorEastAsia"/>
+          <w:rFonts w:asciiTheme="minorEastAsia" w:eastAsiaTheme="minorEastAsia" w:hAnsiTheme="minorEastAsia" w:hint="eastAsia"/>
           <w:b/>
           <w:lang w:eastAsia="zh-CN"/>
         </w:rPr>
@@ -8753,7 +8284,7 @@
         <w:spacing w:beforeLines="100" w:before="312" w:line="360" w:lineRule="auto"/>
         <w:outlineLvl w:val="0"/>
         <w:rPr>
-          <w:rFonts w:asciiTheme="minorEastAsia" w:eastAsiaTheme="minorEastAsia" w:hAnsiTheme="minorEastAsia"/>
+          <w:rFonts w:asciiTheme="minorEastAsia" w:eastAsiaTheme="minorEastAsia" w:hAnsiTheme="minorEastAsia" w:hint="eastAsia"/>
           <w:b/>
           <w:lang w:eastAsia="zh-CN"/>
         </w:rPr>
@@ -8766,7 +8297,7 @@
         <w:spacing w:beforeLines="100" w:before="312" w:line="360" w:lineRule="auto"/>
         <w:outlineLvl w:val="0"/>
         <w:rPr>
-          <w:rFonts w:asciiTheme="minorEastAsia" w:eastAsiaTheme="minorEastAsia" w:hAnsiTheme="minorEastAsia"/>
+          <w:rFonts w:asciiTheme="minorEastAsia" w:eastAsiaTheme="minorEastAsia" w:hAnsiTheme="minorEastAsia" w:hint="eastAsia"/>
           <w:b/>
           <w:lang w:eastAsia="zh-CN"/>
         </w:rPr>
@@ -8779,7 +8310,7 @@
         <w:spacing w:beforeLines="100" w:before="312" w:afterLines="100" w:after="312" w:line="440" w:lineRule="exact"/>
         <w:outlineLvl w:val="0"/>
         <w:rPr>
-          <w:rFonts w:asciiTheme="minorEastAsia" w:eastAsiaTheme="minorEastAsia" w:hAnsiTheme="minorEastAsia"/>
+          <w:rFonts w:asciiTheme="minorEastAsia" w:eastAsiaTheme="minorEastAsia" w:hAnsiTheme="minorEastAsia" w:hint="eastAsia"/>
           <w:b/>
           <w:noProof/>
           <w:sz w:val="28"/>
@@ -8813,7 +8344,7 @@
         <w:spacing w:afterLines="50" w:after="156" w:line="440" w:lineRule="exact"/>
         <w:outlineLvl w:val="0"/>
         <w:rPr>
-          <w:rFonts w:asciiTheme="minorEastAsia" w:eastAsiaTheme="minorEastAsia" w:hAnsiTheme="minorEastAsia"/>
+          <w:rFonts w:asciiTheme="minorEastAsia" w:eastAsiaTheme="minorEastAsia" w:hAnsiTheme="minorEastAsia" w:hint="eastAsia"/>
           <w:b/>
           <w:sz w:val="28"/>
           <w:lang w:eastAsia="zh-CN"/>
@@ -8825,7 +8356,7 @@
           <w:lang w:eastAsia="zh-CN" w:bidi="ar-SA"/>
         </w:rPr>
         <w:drawing>
-          <wp:anchor distT="0" distB="0" distL="114300" distR="114300" simplePos="0" relativeHeight="251658240" behindDoc="0" locked="0" layoutInCell="1" allowOverlap="1" wp14:anchorId="05041CF9" wp14:editId="09D82380">
+          <wp:anchor distT="0" distB="0" distL="114300" distR="114300" simplePos="0" relativeHeight="251658240" behindDoc="0" locked="0" layoutInCell="1" allowOverlap="1" wp14:anchorId="168F7A19" wp14:editId="194BDE7C">
             <wp:simplePos x="0" y="0"/>
             <wp:positionH relativeFrom="margin">
               <wp:posOffset>-173686</wp:posOffset>
@@ -8931,7 +8462,7 @@
         <w:spacing w:beforeLines="100" w:before="312" w:afterLines="100" w:after="312" w:line="440" w:lineRule="exact"/>
         <w:outlineLvl w:val="0"/>
         <w:rPr>
-          <w:rFonts w:asciiTheme="minorEastAsia" w:eastAsiaTheme="minorEastAsia" w:hAnsiTheme="minorEastAsia"/>
+          <w:rFonts w:asciiTheme="minorEastAsia" w:eastAsiaTheme="minorEastAsia" w:hAnsiTheme="minorEastAsia" w:hint="eastAsia"/>
           <w:b/>
           <w:lang w:eastAsia="zh-CN"/>
         </w:rPr>
@@ -8944,7 +8475,7 @@
         <w:spacing w:beforeLines="100" w:before="312" w:line="360" w:lineRule="auto"/>
         <w:outlineLvl w:val="0"/>
         <w:rPr>
-          <w:rFonts w:asciiTheme="minorEastAsia" w:eastAsiaTheme="minorEastAsia" w:hAnsiTheme="minorEastAsia"/>
+          <w:rFonts w:asciiTheme="minorEastAsia" w:eastAsiaTheme="minorEastAsia" w:hAnsiTheme="minorEastAsia" w:hint="eastAsia"/>
           <w:b/>
           <w:lang w:eastAsia="zh-CN"/>
         </w:rPr>
@@ -8957,7 +8488,7 @@
         <w:spacing w:beforeLines="100" w:before="312" w:line="360" w:lineRule="auto"/>
         <w:outlineLvl w:val="0"/>
         <w:rPr>
-          <w:rFonts w:asciiTheme="minorEastAsia" w:eastAsiaTheme="minorEastAsia" w:hAnsiTheme="minorEastAsia"/>
+          <w:rFonts w:asciiTheme="minorEastAsia" w:eastAsiaTheme="minorEastAsia" w:hAnsiTheme="minorEastAsia" w:hint="eastAsia"/>
           <w:b/>
           <w:lang w:eastAsia="zh-CN"/>
         </w:rPr>
@@ -8970,7 +8501,7 @@
         <w:spacing w:beforeLines="100" w:before="312" w:line="360" w:lineRule="auto"/>
         <w:outlineLvl w:val="0"/>
         <w:rPr>
-          <w:rFonts w:asciiTheme="minorEastAsia" w:eastAsiaTheme="minorEastAsia" w:hAnsiTheme="minorEastAsia"/>
+          <w:rFonts w:asciiTheme="minorEastAsia" w:eastAsiaTheme="minorEastAsia" w:hAnsiTheme="minorEastAsia" w:hint="eastAsia"/>
           <w:b/>
           <w:lang w:eastAsia="zh-CN"/>
         </w:rPr>
@@ -8983,7 +8514,7 @@
         <w:spacing w:beforeLines="100" w:before="312" w:afterLines="100" w:after="312" w:line="440" w:lineRule="exact"/>
         <w:outlineLvl w:val="0"/>
         <w:rPr>
-          <w:rFonts w:asciiTheme="minorEastAsia" w:eastAsiaTheme="minorEastAsia" w:hAnsiTheme="minorEastAsia"/>
+          <w:rFonts w:asciiTheme="minorEastAsia" w:eastAsiaTheme="minorEastAsia" w:hAnsiTheme="minorEastAsia" w:hint="eastAsia"/>
           <w:b/>
           <w:sz w:val="28"/>
           <w:szCs w:val="28"/>
@@ -8998,7 +8529,7 @@
         <w:spacing w:beforeLines="100" w:before="312" w:afterLines="100" w:after="312" w:line="440" w:lineRule="exact"/>
         <w:outlineLvl w:val="0"/>
         <w:rPr>
-          <w:rFonts w:asciiTheme="minorEastAsia" w:eastAsiaTheme="minorEastAsia" w:hAnsiTheme="minorEastAsia"/>
+          <w:rFonts w:asciiTheme="minorEastAsia" w:eastAsiaTheme="minorEastAsia" w:hAnsiTheme="minorEastAsia" w:hint="eastAsia"/>
           <w:b/>
           <w:sz w:val="28"/>
           <w:szCs w:val="28"/>
@@ -9013,7 +8544,7 @@
         <w:spacing w:beforeLines="100" w:before="312" w:afterLines="100" w:after="312" w:line="440" w:lineRule="exact"/>
         <w:outlineLvl w:val="0"/>
         <w:rPr>
-          <w:rFonts w:asciiTheme="minorEastAsia" w:eastAsiaTheme="minorEastAsia" w:hAnsiTheme="minorEastAsia"/>
+          <w:rFonts w:asciiTheme="minorEastAsia" w:eastAsiaTheme="minorEastAsia" w:hAnsiTheme="minorEastAsia" w:hint="eastAsia"/>
           <w:b/>
           <w:sz w:val="28"/>
           <w:szCs w:val="28"/>
@@ -9028,7 +8559,7 @@
         <w:spacing w:beforeLines="100" w:before="312" w:afterLines="100" w:after="312" w:line="440" w:lineRule="exact"/>
         <w:outlineLvl w:val="0"/>
         <w:rPr>
-          <w:rFonts w:asciiTheme="minorEastAsia" w:eastAsiaTheme="minorEastAsia" w:hAnsiTheme="minorEastAsia"/>
+          <w:rFonts w:asciiTheme="minorEastAsia" w:eastAsiaTheme="minorEastAsia" w:hAnsiTheme="minorEastAsia" w:hint="eastAsia"/>
           <w:b/>
           <w:sz w:val="28"/>
           <w:szCs w:val="28"/>
@@ -9043,7 +8574,7 @@
         <w:spacing w:beforeLines="100" w:before="312" w:afterLines="100" w:after="312" w:line="440" w:lineRule="exact"/>
         <w:outlineLvl w:val="0"/>
         <w:rPr>
-          <w:rFonts w:asciiTheme="minorEastAsia" w:eastAsiaTheme="minorEastAsia" w:hAnsiTheme="minorEastAsia"/>
+          <w:rFonts w:asciiTheme="minorEastAsia" w:eastAsiaTheme="minorEastAsia" w:hAnsiTheme="minorEastAsia" w:hint="eastAsia"/>
           <w:b/>
           <w:sz w:val="28"/>
           <w:szCs w:val="28"/>
@@ -9058,7 +8589,7 @@
         <w:spacing w:beforeLines="100" w:before="312" w:afterLines="100" w:after="312" w:line="440" w:lineRule="exact"/>
         <w:outlineLvl w:val="0"/>
         <w:rPr>
-          <w:rFonts w:asciiTheme="minorEastAsia" w:eastAsiaTheme="minorEastAsia" w:hAnsiTheme="minorEastAsia"/>
+          <w:rFonts w:asciiTheme="minorEastAsia" w:eastAsiaTheme="minorEastAsia" w:hAnsiTheme="minorEastAsia" w:hint="eastAsia"/>
           <w:b/>
           <w:sz w:val="28"/>
           <w:szCs w:val="28"/>
@@ -9073,7 +8604,7 @@
         <w:spacing w:beforeLines="100" w:before="312" w:afterLines="100" w:after="312" w:line="440" w:lineRule="exact"/>
         <w:outlineLvl w:val="0"/>
         <w:rPr>
-          <w:rFonts w:asciiTheme="minorEastAsia" w:eastAsiaTheme="minorEastAsia" w:hAnsiTheme="minorEastAsia"/>
+          <w:rFonts w:asciiTheme="minorEastAsia" w:eastAsiaTheme="minorEastAsia" w:hAnsiTheme="minorEastAsia" w:hint="eastAsia"/>
           <w:b/>
           <w:sz w:val="28"/>
           <w:szCs w:val="28"/>
@@ -9088,7 +8619,7 @@
         <w:spacing w:beforeLines="100" w:before="312" w:afterLines="100" w:after="312" w:line="440" w:lineRule="exact"/>
         <w:outlineLvl w:val="0"/>
         <w:rPr>
-          <w:rFonts w:asciiTheme="minorEastAsia" w:eastAsiaTheme="minorEastAsia" w:hAnsiTheme="minorEastAsia"/>
+          <w:rFonts w:asciiTheme="minorEastAsia" w:eastAsiaTheme="minorEastAsia" w:hAnsiTheme="minorEastAsia" w:hint="eastAsia"/>
           <w:b/>
           <w:sz w:val="28"/>
           <w:szCs w:val="28"/>
@@ -9103,7 +8634,7 @@
         <w:spacing w:beforeLines="100" w:before="312" w:afterLines="100" w:after="312" w:line="440" w:lineRule="exact"/>
         <w:outlineLvl w:val="0"/>
         <w:rPr>
-          <w:rFonts w:asciiTheme="minorEastAsia" w:eastAsiaTheme="minorEastAsia" w:hAnsiTheme="minorEastAsia"/>
+          <w:rFonts w:asciiTheme="minorEastAsia" w:eastAsiaTheme="minorEastAsia" w:hAnsiTheme="minorEastAsia" w:hint="eastAsia"/>
           <w:b/>
           <w:sz w:val="28"/>
           <w:szCs w:val="28"/>
@@ -9118,7 +8649,7 @@
         <w:spacing w:beforeLines="100" w:before="312" w:afterLines="100" w:after="312" w:line="440" w:lineRule="exact"/>
         <w:outlineLvl w:val="0"/>
         <w:rPr>
-          <w:rFonts w:asciiTheme="minorEastAsia" w:eastAsiaTheme="minorEastAsia" w:hAnsiTheme="minorEastAsia"/>
+          <w:rFonts w:asciiTheme="minorEastAsia" w:eastAsiaTheme="minorEastAsia" w:hAnsiTheme="minorEastAsia" w:hint="eastAsia"/>
           <w:b/>
           <w:sz w:val="28"/>
           <w:szCs w:val="28"/>
@@ -9133,7 +8664,7 @@
         <w:spacing w:beforeLines="100" w:before="312" w:afterLines="100" w:after="312" w:line="440" w:lineRule="exact"/>
         <w:outlineLvl w:val="0"/>
         <w:rPr>
-          <w:rFonts w:asciiTheme="minorEastAsia" w:eastAsiaTheme="minorEastAsia" w:hAnsiTheme="minorEastAsia"/>
+          <w:rFonts w:asciiTheme="minorEastAsia" w:eastAsiaTheme="minorEastAsia" w:hAnsiTheme="minorEastAsia" w:hint="eastAsia"/>
           <w:b/>
           <w:sz w:val="28"/>
           <w:szCs w:val="28"/>
@@ -9148,7 +8679,7 @@
         <w:spacing w:beforeLines="100" w:before="312" w:afterLines="100" w:after="312" w:line="440" w:lineRule="exact"/>
         <w:outlineLvl w:val="0"/>
         <w:rPr>
-          <w:rFonts w:asciiTheme="minorEastAsia" w:eastAsiaTheme="minorEastAsia" w:hAnsiTheme="minorEastAsia"/>
+          <w:rFonts w:asciiTheme="minorEastAsia" w:eastAsiaTheme="minorEastAsia" w:hAnsiTheme="minorEastAsia" w:hint="eastAsia"/>
           <w:b/>
           <w:sz w:val="28"/>
           <w:szCs w:val="28"/>
@@ -9163,7 +8694,7 @@
         <w:spacing w:beforeLines="50" w:before="156" w:afterLines="50" w:after="156" w:line="440" w:lineRule="exact"/>
         <w:outlineLvl w:val="0"/>
         <w:rPr>
-          <w:rFonts w:asciiTheme="minorEastAsia" w:eastAsiaTheme="minorEastAsia" w:hAnsiTheme="minorEastAsia"/>
+          <w:rFonts w:asciiTheme="minorEastAsia" w:eastAsiaTheme="minorEastAsia" w:hAnsiTheme="minorEastAsia" w:hint="eastAsia"/>
           <w:b/>
           <w:sz w:val="28"/>
           <w:szCs w:val="28"/>
@@ -9240,7 +8771,7 @@
           <w:lang w:eastAsia="zh-CN" w:bidi="ar-SA"/>
         </w:rPr>
         <w:drawing>
-          <wp:anchor distT="0" distB="0" distL="114300" distR="114300" simplePos="0" relativeHeight="251659264" behindDoc="0" locked="0" layoutInCell="1" allowOverlap="1" wp14:anchorId="26779D1A" wp14:editId="55D2B327">
+          <wp:anchor distT="0" distB="0" distL="114300" distR="114300" simplePos="0" relativeHeight="251659264" behindDoc="0" locked="0" layoutInCell="1" allowOverlap="1" wp14:anchorId="0EA306E1" wp14:editId="1F4B9253">
             <wp:simplePos x="0" y="0"/>
             <wp:positionH relativeFrom="column">
               <wp:posOffset>-57785</wp:posOffset>
@@ -9310,7 +8841,7 @@
         <w:spacing w:beforeLines="100" w:before="312" w:afterLines="100" w:after="312" w:line="440" w:lineRule="exact"/>
         <w:outlineLvl w:val="0"/>
         <w:rPr>
-          <w:rFonts w:asciiTheme="minorEastAsia" w:eastAsiaTheme="minorEastAsia" w:hAnsiTheme="minorEastAsia"/>
+          <w:rFonts w:asciiTheme="minorEastAsia" w:eastAsiaTheme="minorEastAsia" w:hAnsiTheme="minorEastAsia" w:hint="eastAsia"/>
           <w:b/>
           <w:sz w:val="28"/>
           <w:szCs w:val="28"/>
@@ -9325,7 +8856,7 @@
         <w:spacing w:beforeLines="100" w:before="312" w:afterLines="100" w:after="312" w:line="440" w:lineRule="exact"/>
         <w:outlineLvl w:val="0"/>
         <w:rPr>
-          <w:rFonts w:asciiTheme="minorEastAsia" w:eastAsiaTheme="minorEastAsia" w:hAnsiTheme="minorEastAsia"/>
+          <w:rFonts w:asciiTheme="minorEastAsia" w:eastAsiaTheme="minorEastAsia" w:hAnsiTheme="minorEastAsia" w:hint="eastAsia"/>
           <w:b/>
           <w:sz w:val="28"/>
           <w:szCs w:val="28"/>
@@ -9340,7 +8871,7 @@
         <w:spacing w:beforeLines="100" w:before="312" w:afterLines="100" w:after="312" w:line="440" w:lineRule="exact"/>
         <w:outlineLvl w:val="0"/>
         <w:rPr>
-          <w:rFonts w:asciiTheme="minorEastAsia" w:eastAsiaTheme="minorEastAsia" w:hAnsiTheme="minorEastAsia"/>
+          <w:rFonts w:asciiTheme="minorEastAsia" w:eastAsiaTheme="minorEastAsia" w:hAnsiTheme="minorEastAsia" w:hint="eastAsia"/>
           <w:b/>
           <w:sz w:val="28"/>
           <w:szCs w:val="28"/>
@@ -9355,7 +8886,7 @@
         <w:spacing w:beforeLines="100" w:before="312" w:afterLines="100" w:after="312" w:line="440" w:lineRule="exact"/>
         <w:outlineLvl w:val="0"/>
         <w:rPr>
-          <w:rFonts w:asciiTheme="minorEastAsia" w:eastAsiaTheme="minorEastAsia" w:hAnsiTheme="minorEastAsia"/>
+          <w:rFonts w:asciiTheme="minorEastAsia" w:eastAsiaTheme="minorEastAsia" w:hAnsiTheme="minorEastAsia" w:hint="eastAsia"/>
           <w:b/>
           <w:sz w:val="28"/>
           <w:szCs w:val="28"/>
@@ -9370,7 +8901,7 @@
         <w:spacing w:beforeLines="100" w:before="312" w:afterLines="100" w:after="312" w:line="440" w:lineRule="exact"/>
         <w:outlineLvl w:val="0"/>
         <w:rPr>
-          <w:rFonts w:asciiTheme="minorEastAsia" w:eastAsiaTheme="minorEastAsia" w:hAnsiTheme="minorEastAsia"/>
+          <w:rFonts w:asciiTheme="minorEastAsia" w:eastAsiaTheme="minorEastAsia" w:hAnsiTheme="minorEastAsia" w:hint="eastAsia"/>
           <w:b/>
           <w:sz w:val="28"/>
           <w:szCs w:val="28"/>
@@ -9385,7 +8916,7 @@
         <w:spacing w:beforeLines="100" w:before="312" w:afterLines="100" w:after="312" w:line="440" w:lineRule="exact"/>
         <w:outlineLvl w:val="0"/>
         <w:rPr>
-          <w:rFonts w:asciiTheme="minorEastAsia" w:eastAsiaTheme="minorEastAsia" w:hAnsiTheme="minorEastAsia"/>
+          <w:rFonts w:asciiTheme="minorEastAsia" w:eastAsiaTheme="minorEastAsia" w:hAnsiTheme="minorEastAsia" w:hint="eastAsia"/>
           <w:b/>
           <w:sz w:val="28"/>
           <w:szCs w:val="28"/>
@@ -9400,7 +8931,7 @@
         <w:spacing w:beforeLines="100" w:before="312" w:afterLines="100" w:after="312" w:line="440" w:lineRule="exact"/>
         <w:outlineLvl w:val="0"/>
         <w:rPr>
-          <w:rFonts w:asciiTheme="minorEastAsia" w:eastAsiaTheme="minorEastAsia" w:hAnsiTheme="minorEastAsia"/>
+          <w:rFonts w:asciiTheme="minorEastAsia" w:eastAsiaTheme="minorEastAsia" w:hAnsiTheme="minorEastAsia" w:hint="eastAsia"/>
           <w:b/>
           <w:sz w:val="28"/>
           <w:szCs w:val="28"/>
@@ -9415,7 +8946,7 @@
         <w:spacing w:beforeLines="100" w:before="312" w:afterLines="100" w:after="312" w:line="440" w:lineRule="exact"/>
         <w:outlineLvl w:val="0"/>
         <w:rPr>
-          <w:rFonts w:asciiTheme="minorEastAsia" w:eastAsiaTheme="minorEastAsia" w:hAnsiTheme="minorEastAsia"/>
+          <w:rFonts w:asciiTheme="minorEastAsia" w:eastAsiaTheme="minorEastAsia" w:hAnsiTheme="minorEastAsia" w:hint="eastAsia"/>
           <w:b/>
           <w:sz w:val="28"/>
           <w:szCs w:val="28"/>
@@ -9430,7 +8961,7 @@
         <w:spacing w:beforeLines="100" w:before="312" w:afterLines="100" w:after="312" w:line="440" w:lineRule="exact"/>
         <w:outlineLvl w:val="0"/>
         <w:rPr>
-          <w:rFonts w:asciiTheme="minorEastAsia" w:eastAsiaTheme="minorEastAsia" w:hAnsiTheme="minorEastAsia"/>
+          <w:rFonts w:asciiTheme="minorEastAsia" w:eastAsiaTheme="minorEastAsia" w:hAnsiTheme="minorEastAsia" w:hint="eastAsia"/>
           <w:b/>
           <w:sz w:val="28"/>
           <w:szCs w:val="28"/>
@@ -9445,7 +8976,7 @@
         <w:spacing w:beforeLines="50" w:before="156" w:afterLines="50" w:after="156" w:line="440" w:lineRule="exact"/>
         <w:outlineLvl w:val="0"/>
         <w:rPr>
-          <w:rFonts w:asciiTheme="minorEastAsia" w:eastAsiaTheme="minorEastAsia" w:hAnsiTheme="minorEastAsia"/>
+          <w:rFonts w:asciiTheme="minorEastAsia" w:eastAsiaTheme="minorEastAsia" w:hAnsiTheme="minorEastAsia" w:hint="eastAsia"/>
           <w:b/>
           <w:sz w:val="28"/>
           <w:szCs w:val="28"/>
@@ -9496,7 +9027,7 @@
         <w:spacing w:beforeLines="100" w:before="312" w:afterLines="100" w:after="312" w:line="440" w:lineRule="exact"/>
         <w:outlineLvl w:val="0"/>
         <w:rPr>
-          <w:rFonts w:asciiTheme="minorEastAsia" w:eastAsiaTheme="minorEastAsia" w:hAnsiTheme="minorEastAsia"/>
+          <w:rFonts w:asciiTheme="minorEastAsia" w:eastAsiaTheme="minorEastAsia" w:hAnsiTheme="minorEastAsia" w:hint="eastAsia"/>
           <w:b/>
           <w:sz w:val="28"/>
           <w:szCs w:val="28"/>
@@ -9509,7 +9040,7 @@
           <w:lang w:eastAsia="zh-CN" w:bidi="ar-SA"/>
         </w:rPr>
         <w:drawing>
-          <wp:anchor distT="0" distB="0" distL="114300" distR="114300" simplePos="0" relativeHeight="251660288" behindDoc="0" locked="0" layoutInCell="1" allowOverlap="1" wp14:anchorId="3BC1FA74" wp14:editId="1BB20C1C">
+          <wp:anchor distT="0" distB="0" distL="114300" distR="114300" simplePos="0" relativeHeight="251660288" behindDoc="0" locked="0" layoutInCell="1" allowOverlap="1" wp14:anchorId="3139308D" wp14:editId="7A08661D">
             <wp:simplePos x="0" y="0"/>
             <wp:positionH relativeFrom="column">
               <wp:posOffset>-267335</wp:posOffset>
@@ -9579,7 +9110,7 @@
         <w:spacing w:beforeLines="100" w:before="312" w:afterLines="100" w:after="312" w:line="440" w:lineRule="exact"/>
         <w:outlineLvl w:val="0"/>
         <w:rPr>
-          <w:rFonts w:asciiTheme="minorEastAsia" w:eastAsiaTheme="minorEastAsia" w:hAnsiTheme="minorEastAsia"/>
+          <w:rFonts w:asciiTheme="minorEastAsia" w:eastAsiaTheme="minorEastAsia" w:hAnsiTheme="minorEastAsia" w:hint="eastAsia"/>
           <w:b/>
           <w:sz w:val="28"/>
           <w:szCs w:val="28"/>
@@ -9594,7 +9125,7 @@
         <w:spacing w:beforeLines="100" w:before="312" w:afterLines="100" w:after="312" w:line="440" w:lineRule="exact"/>
         <w:outlineLvl w:val="0"/>
         <w:rPr>
-          <w:rFonts w:asciiTheme="minorEastAsia" w:eastAsiaTheme="minorEastAsia" w:hAnsiTheme="minorEastAsia"/>
+          <w:rFonts w:asciiTheme="minorEastAsia" w:eastAsiaTheme="minorEastAsia" w:hAnsiTheme="minorEastAsia" w:hint="eastAsia"/>
           <w:b/>
           <w:sz w:val="28"/>
           <w:szCs w:val="28"/>
@@ -9609,7 +9140,7 @@
         <w:spacing w:beforeLines="100" w:before="312" w:afterLines="100" w:after="312" w:line="440" w:lineRule="exact"/>
         <w:outlineLvl w:val="0"/>
         <w:rPr>
-          <w:rFonts w:asciiTheme="minorEastAsia" w:eastAsiaTheme="minorEastAsia" w:hAnsiTheme="minorEastAsia"/>
+          <w:rFonts w:asciiTheme="minorEastAsia" w:eastAsiaTheme="minorEastAsia" w:hAnsiTheme="minorEastAsia" w:hint="eastAsia"/>
           <w:b/>
           <w:sz w:val="28"/>
           <w:szCs w:val="28"/>
@@ -9624,7 +9155,7 @@
         <w:spacing w:beforeLines="100" w:before="312" w:afterLines="100" w:after="312" w:line="440" w:lineRule="exact"/>
         <w:outlineLvl w:val="0"/>
         <w:rPr>
-          <w:rFonts w:asciiTheme="minorEastAsia" w:eastAsiaTheme="minorEastAsia" w:hAnsiTheme="minorEastAsia"/>
+          <w:rFonts w:asciiTheme="minorEastAsia" w:eastAsiaTheme="minorEastAsia" w:hAnsiTheme="minorEastAsia" w:hint="eastAsia"/>
           <w:b/>
           <w:sz w:val="28"/>
           <w:szCs w:val="28"/>
@@ -9639,7 +9170,7 @@
         <w:spacing w:beforeLines="100" w:before="312" w:afterLines="100" w:after="312" w:line="440" w:lineRule="exact"/>
         <w:outlineLvl w:val="0"/>
         <w:rPr>
-          <w:rFonts w:asciiTheme="minorEastAsia" w:eastAsiaTheme="minorEastAsia" w:hAnsiTheme="minorEastAsia"/>
+          <w:rFonts w:asciiTheme="minorEastAsia" w:eastAsiaTheme="minorEastAsia" w:hAnsiTheme="minorEastAsia" w:hint="eastAsia"/>
           <w:b/>
           <w:sz w:val="28"/>
           <w:szCs w:val="28"/>
@@ -9685,7 +9216,7 @@
         <w:ind w:firstLineChars="200" w:firstLine="560"/>
         <w:outlineLvl w:val="0"/>
         <w:rPr>
-          <w:rFonts w:asciiTheme="minorEastAsia" w:eastAsiaTheme="minorEastAsia" w:hAnsiTheme="minorEastAsia"/>
+          <w:rFonts w:asciiTheme="minorEastAsia" w:eastAsiaTheme="minorEastAsia" w:hAnsiTheme="minorEastAsia" w:hint="eastAsia"/>
           <w:sz w:val="28"/>
           <w:szCs w:val="28"/>
           <w:lang w:eastAsia="zh-CN"/>
@@ -9709,7 +9240,7 @@
         <w:ind w:firstLineChars="200" w:firstLine="560"/>
         <w:outlineLvl w:val="0"/>
         <w:rPr>
-          <w:rFonts w:asciiTheme="minorEastAsia" w:eastAsiaTheme="minorEastAsia" w:hAnsiTheme="minorEastAsia"/>
+          <w:rFonts w:asciiTheme="minorEastAsia" w:eastAsiaTheme="minorEastAsia" w:hAnsiTheme="minorEastAsia" w:hint="eastAsia"/>
           <w:sz w:val="28"/>
           <w:szCs w:val="28"/>
           <w:lang w:eastAsia="zh-CN"/>
@@ -9769,7 +9300,7 @@
         <w:ind w:firstLineChars="200" w:firstLine="560"/>
         <w:outlineLvl w:val="0"/>
         <w:rPr>
-          <w:rFonts w:asciiTheme="minorEastAsia" w:eastAsiaTheme="minorEastAsia" w:hAnsiTheme="minorEastAsia"/>
+          <w:rFonts w:asciiTheme="minorEastAsia" w:eastAsiaTheme="minorEastAsia" w:hAnsiTheme="minorEastAsia" w:hint="eastAsia"/>
           <w:sz w:val="28"/>
           <w:szCs w:val="28"/>
           <w:lang w:eastAsia="zh-CN"/>
@@ -9829,7 +9360,7 @@
         <w:spacing w:beforeLines="100" w:before="312" w:afterLines="100" w:after="312" w:line="440" w:lineRule="exact"/>
         <w:outlineLvl w:val="0"/>
         <w:rPr>
-          <w:rFonts w:asciiTheme="minorEastAsia" w:eastAsiaTheme="minorEastAsia" w:hAnsiTheme="minorEastAsia"/>
+          <w:rFonts w:asciiTheme="minorEastAsia" w:eastAsiaTheme="minorEastAsia" w:hAnsiTheme="minorEastAsia" w:hint="eastAsia"/>
           <w:b/>
           <w:sz w:val="28"/>
           <w:szCs w:val="28"/>
@@ -9885,7 +9416,7 @@
         <w:ind w:firstLineChars="200" w:firstLine="560"/>
         <w:outlineLvl w:val="0"/>
         <w:rPr>
-          <w:rFonts w:asciiTheme="minorEastAsia" w:eastAsiaTheme="minorEastAsia" w:hAnsiTheme="minorEastAsia"/>
+          <w:rFonts w:asciiTheme="minorEastAsia" w:eastAsiaTheme="minorEastAsia" w:hAnsiTheme="minorEastAsia" w:hint="eastAsia"/>
           <w:sz w:val="28"/>
           <w:lang w:eastAsia="zh-CN"/>
         </w:rPr>
@@ -9939,7 +9470,7 @@
         <w:ind w:firstLineChars="200" w:firstLine="560"/>
         <w:outlineLvl w:val="0"/>
         <w:rPr>
-          <w:rFonts w:asciiTheme="minorEastAsia" w:eastAsiaTheme="minorEastAsia" w:hAnsiTheme="minorEastAsia"/>
+          <w:rFonts w:asciiTheme="minorEastAsia" w:eastAsiaTheme="minorEastAsia" w:hAnsiTheme="minorEastAsia" w:hint="eastAsia"/>
           <w:sz w:val="28"/>
           <w:lang w:eastAsia="zh-CN"/>
         </w:rPr>
@@ -9993,7 +9524,7 @@
         <w:ind w:firstLineChars="200" w:firstLine="560"/>
         <w:outlineLvl w:val="0"/>
         <w:rPr>
-          <w:rFonts w:asciiTheme="minorEastAsia" w:eastAsiaTheme="minorEastAsia" w:hAnsiTheme="minorEastAsia"/>
+          <w:rFonts w:asciiTheme="minorEastAsia" w:eastAsiaTheme="minorEastAsia" w:hAnsiTheme="minorEastAsia" w:hint="eastAsia"/>
           <w:sz w:val="28"/>
           <w:lang w:eastAsia="zh-CN"/>
         </w:rPr>
@@ -10047,7 +9578,7 @@
         <w:ind w:firstLineChars="200" w:firstLine="560"/>
         <w:outlineLvl w:val="0"/>
         <w:rPr>
-          <w:rFonts w:asciiTheme="minorEastAsia" w:eastAsiaTheme="minorEastAsia" w:hAnsiTheme="minorEastAsia"/>
+          <w:rFonts w:asciiTheme="minorEastAsia" w:eastAsiaTheme="minorEastAsia" w:hAnsiTheme="minorEastAsia" w:hint="eastAsia"/>
           <w:sz w:val="28"/>
           <w:lang w:eastAsia="zh-CN"/>
         </w:rPr>
@@ -10101,7 +9632,7 @@
         <w:ind w:firstLineChars="200" w:firstLine="560"/>
         <w:outlineLvl w:val="0"/>
         <w:rPr>
-          <w:rFonts w:asciiTheme="minorEastAsia" w:eastAsiaTheme="minorEastAsia" w:hAnsiTheme="minorEastAsia"/>
+          <w:rFonts w:asciiTheme="minorEastAsia" w:eastAsiaTheme="minorEastAsia" w:hAnsiTheme="minorEastAsia" w:hint="eastAsia"/>
           <w:sz w:val="28"/>
           <w:lang w:eastAsia="zh-CN"/>
         </w:rPr>
@@ -10179,7 +9710,7 @@
         <w:ind w:firstLineChars="200" w:firstLine="560"/>
         <w:outlineLvl w:val="0"/>
         <w:rPr>
-          <w:rFonts w:asciiTheme="minorEastAsia" w:eastAsiaTheme="minorEastAsia" w:hAnsiTheme="minorEastAsia"/>
+          <w:rFonts w:asciiTheme="minorEastAsia" w:eastAsiaTheme="minorEastAsia" w:hAnsiTheme="minorEastAsia" w:hint="eastAsia"/>
           <w:sz w:val="28"/>
           <w:lang w:eastAsia="zh-CN"/>
         </w:rPr>
@@ -10200,8 +9731,6 @@
         </w:rPr>
         <w:t>0</w:t>
       </w:r>
-      <w:bookmarkStart w:id="0" w:name="_GoBack"/>
-      <w:bookmarkEnd w:id="0"/>
       <w:r>
         <w:rPr>
           <w:rFonts w:asciiTheme="minorEastAsia" w:eastAsiaTheme="minorEastAsia" w:hAnsiTheme="minorEastAsia"/>
@@ -10243,7 +9772,7 @@
         <w:ind w:firstLineChars="200" w:firstLine="560"/>
         <w:outlineLvl w:val="0"/>
         <w:rPr>
-          <w:rFonts w:asciiTheme="minorEastAsia" w:eastAsiaTheme="minorEastAsia" w:hAnsiTheme="minorEastAsia"/>
+          <w:rFonts w:asciiTheme="minorEastAsia" w:eastAsiaTheme="minorEastAsia" w:hAnsiTheme="minorEastAsia" w:hint="eastAsia"/>
           <w:sz w:val="28"/>
           <w:lang w:eastAsia="zh-CN"/>
         </w:rPr>
@@ -10289,7 +9818,7 @@
         <w:ind w:firstLineChars="200" w:firstLine="560"/>
         <w:outlineLvl w:val="0"/>
         <w:rPr>
-          <w:rFonts w:asciiTheme="minorEastAsia" w:eastAsiaTheme="minorEastAsia" w:hAnsiTheme="minorEastAsia"/>
+          <w:rFonts w:asciiTheme="minorEastAsia" w:eastAsiaTheme="minorEastAsia" w:hAnsiTheme="minorEastAsia" w:hint="eastAsia"/>
           <w:sz w:val="28"/>
           <w:lang w:eastAsia="zh-CN"/>
         </w:rPr>
@@ -10335,7 +9864,7 @@
         <w:ind w:firstLineChars="200" w:firstLine="560"/>
         <w:outlineLvl w:val="0"/>
         <w:rPr>
-          <w:rFonts w:asciiTheme="minorEastAsia" w:eastAsiaTheme="minorEastAsia" w:hAnsiTheme="minorEastAsia"/>
+          <w:rFonts w:asciiTheme="minorEastAsia" w:eastAsiaTheme="minorEastAsia" w:hAnsiTheme="minorEastAsia" w:hint="eastAsia"/>
           <w:sz w:val="28"/>
           <w:lang w:eastAsia="zh-CN"/>
         </w:rPr>
@@ -10349,7 +9878,7 @@
         <w:ind w:firstLineChars="200" w:firstLine="560"/>
         <w:outlineLvl w:val="0"/>
         <w:rPr>
-          <w:rFonts w:asciiTheme="minorEastAsia" w:eastAsiaTheme="minorEastAsia" w:hAnsiTheme="minorEastAsia"/>
+          <w:rFonts w:asciiTheme="minorEastAsia" w:eastAsiaTheme="minorEastAsia" w:hAnsiTheme="minorEastAsia" w:hint="eastAsia"/>
           <w:sz w:val="28"/>
           <w:lang w:eastAsia="zh-CN"/>
         </w:rPr>
@@ -10362,7 +9891,7 @@
         <w:spacing w:beforeLines="30" w:before="93" w:line="360" w:lineRule="auto"/>
         <w:outlineLvl w:val="0"/>
         <w:rPr>
-          <w:rFonts w:asciiTheme="minorEastAsia" w:eastAsiaTheme="minorEastAsia" w:hAnsiTheme="minorEastAsia"/>
+          <w:rFonts w:asciiTheme="minorEastAsia" w:eastAsiaTheme="minorEastAsia" w:hAnsiTheme="minorEastAsia" w:hint="eastAsia"/>
           <w:b/>
           <w:lang w:eastAsia="zh-CN"/>
         </w:rPr>
@@ -10375,7 +9904,7 @@
         <w:spacing w:beforeLines="30" w:before="93" w:line="360" w:lineRule="auto"/>
         <w:outlineLvl w:val="0"/>
         <w:rPr>
-          <w:rFonts w:asciiTheme="minorEastAsia" w:eastAsiaTheme="minorEastAsia" w:hAnsiTheme="minorEastAsia"/>
+          <w:rFonts w:asciiTheme="minorEastAsia" w:eastAsiaTheme="minorEastAsia" w:hAnsiTheme="minorEastAsia" w:hint="eastAsia"/>
           <w:b/>
           <w:lang w:eastAsia="zh-CN"/>
         </w:rPr>
@@ -10394,7 +9923,7 @@
 </file>
 
 <file path=word/endnotes.xml><?xml version="1.0" encoding="utf-8"?>
-<w:endnotes xmlns:wpc="http://schemas.microsoft.com/office/word/2010/wordprocessingCanvas" xmlns:cx="http://schemas.microsoft.com/office/drawing/2014/chartex" xmlns:mc="http://schemas.openxmlformats.org/markup-compatibility/2006" xmlns:o="urn:schemas-microsoft-com:office:office" xmlns:r="http://schemas.openxmlformats.org/officeDocument/2006/relationships" xmlns:m="http://schemas.openxmlformats.org/officeDocument/2006/math" xmlns:v="urn:schemas-microsoft-com:vml" xmlns:wp14="http://schemas.microsoft.com/office/word/2010/wordprocessingDrawing" xmlns:wp="http://schemas.openxmlformats.org/drawingml/2006/wordprocessingDrawing" xmlns:w10="urn:schemas-microsoft-com:office:word" xmlns:w="http://schemas.openxmlformats.org/wordprocessingml/2006/main" xmlns:w14="http://schemas.microsoft.com/office/word/2010/wordml" xmlns:w15="http://schemas.microsoft.com/office/word/2012/wordml" xmlns:w16se="http://schemas.microsoft.com/office/word/2015/wordml/symex" xmlns:wpg="http://schemas.microsoft.com/office/word/2010/wordprocessingGroup" xmlns:wpi="http://schemas.microsoft.com/office/word/2010/wordprocessingInk" xmlns:wne="http://schemas.microsoft.com/office/word/2006/wordml" xmlns:wps="http://schemas.microsoft.com/office/word/2010/wordprocessingShape" mc:Ignorable="w14 w15 w16se wp14">
+<w:endnotes xmlns:wpc="http://schemas.microsoft.com/office/word/2010/wordprocessingCanvas" xmlns:cx="http://schemas.microsoft.com/office/drawing/2014/chartex" xmlns:cx1="http://schemas.microsoft.com/office/drawing/2015/9/8/chartex" xmlns:cx2="http://schemas.microsoft.com/office/drawing/2015/10/21/chartex" xmlns:cx3="http://schemas.microsoft.com/office/drawing/2016/5/9/chartex" xmlns:cx4="http://schemas.microsoft.com/office/drawing/2016/5/10/chartex" xmlns:cx5="http://schemas.microsoft.com/office/drawing/2016/5/11/chartex" xmlns:cx6="http://schemas.microsoft.com/office/drawing/2016/5/12/chartex" xmlns:cx7="http://schemas.microsoft.com/office/drawing/2016/5/13/chartex" xmlns:cx8="http://schemas.microsoft.com/office/drawing/2016/5/14/chartex" xmlns:mc="http://schemas.openxmlformats.org/markup-compatibility/2006" xmlns:aink="http://schemas.microsoft.com/office/drawing/2016/ink" xmlns:am3d="http://schemas.microsoft.com/office/drawing/2017/model3d" xmlns:o="urn:schemas-microsoft-com:office:office" xmlns:oel="http://schemas.microsoft.com/office/2019/extlst" xmlns:r="http://schemas.openxmlformats.org/officeDocument/2006/relationships" xmlns:m="http://schemas.openxmlformats.org/officeDocument/2006/math" xmlns:v="urn:schemas-microsoft-com:vml" xmlns:wp14="http://schemas.microsoft.com/office/word/2010/wordprocessingDrawing" xmlns:wp="http://schemas.openxmlformats.org/drawingml/2006/wordprocessingDrawing" xmlns:w10="urn:schemas-microsoft-com:office:word" xmlns:w="http://schemas.openxmlformats.org/wordprocessingml/2006/main" xmlns:w14="http://schemas.microsoft.com/office/word/2010/wordml" xmlns:w15="http://schemas.microsoft.com/office/word/2012/wordml" xmlns:w16cex="http://schemas.microsoft.com/office/word/2018/wordml/cex" xmlns:w16cid="http://schemas.microsoft.com/office/word/2016/wordml/cid" xmlns:w16="http://schemas.microsoft.com/office/word/2018/wordml" xmlns:w16sdtdh="http://schemas.microsoft.com/office/word/2020/wordml/sdtdatahash" xmlns:w16se="http://schemas.microsoft.com/office/word/2015/wordml/symex" xmlns:wpg="http://schemas.microsoft.com/office/word/2010/wordprocessingGroup" xmlns:wpi="http://schemas.microsoft.com/office/word/2010/wordprocessingInk" xmlns:wne="http://schemas.microsoft.com/office/word/2006/wordml" xmlns:wps="http://schemas.microsoft.com/office/word/2010/wordprocessingShape" mc:Ignorable="w14 w15 w16se w16cid w16 w16cex w16sdtdh wp14">
   <w:endnote w:type="separator" w:id="-1">
     <w:p>
       <w:r>
@@ -10413,12 +9942,11 @@
 </file>
 
 <file path=word/footer1.xml><?xml version="1.0" encoding="utf-8"?>
-<w:ftr xmlns:wpc="http://schemas.microsoft.com/office/word/2010/wordprocessingCanvas" xmlns:cx="http://schemas.microsoft.com/office/drawing/2014/chartex" xmlns:mc="http://schemas.openxmlformats.org/markup-compatibility/2006" xmlns:o="urn:schemas-microsoft-com:office:office" xmlns:r="http://schemas.openxmlformats.org/officeDocument/2006/relationships" xmlns:m="http://schemas.openxmlformats.org/officeDocument/2006/math" xmlns:v="urn:schemas-microsoft-com:vml" xmlns:wp14="http://schemas.microsoft.com/office/word/2010/wordprocessingDrawing" xmlns:wp="http://schemas.openxmlformats.org/drawingml/2006/wordprocessingDrawing" xmlns:w10="urn:schemas-microsoft-com:office:word" xmlns:w="http://schemas.openxmlformats.org/wordprocessingml/2006/main" xmlns:w14="http://schemas.microsoft.com/office/word/2010/wordml" xmlns:w15="http://schemas.microsoft.com/office/word/2012/wordml" xmlns:w16se="http://schemas.microsoft.com/office/word/2015/wordml/symex" xmlns:wpg="http://schemas.microsoft.com/office/word/2010/wordprocessingGroup" xmlns:wpi="http://schemas.microsoft.com/office/word/2010/wordprocessingInk" xmlns:wne="http://schemas.microsoft.com/office/word/2006/wordml" xmlns:wps="http://schemas.microsoft.com/office/word/2010/wordprocessingShape" mc:Ignorable="w14 w15 w16se wp14">
+<w:ftr xmlns:wpc="http://schemas.microsoft.com/office/word/2010/wordprocessingCanvas" xmlns:cx="http://schemas.microsoft.com/office/drawing/2014/chartex" xmlns:cx1="http://schemas.microsoft.com/office/drawing/2015/9/8/chartex" xmlns:cx2="http://schemas.microsoft.com/office/drawing/2015/10/21/chartex" xmlns:cx3="http://schemas.microsoft.com/office/drawing/2016/5/9/chartex" xmlns:cx4="http://schemas.microsoft.com/office/drawing/2016/5/10/chartex" xmlns:cx5="http://schemas.microsoft.com/office/drawing/2016/5/11/chartex" xmlns:cx6="http://schemas.microsoft.com/office/drawing/2016/5/12/chartex" xmlns:cx7="http://schemas.microsoft.com/office/drawing/2016/5/13/chartex" xmlns:cx8="http://schemas.microsoft.com/office/drawing/2016/5/14/chartex" xmlns:mc="http://schemas.openxmlformats.org/markup-compatibility/2006" xmlns:aink="http://schemas.microsoft.com/office/drawing/2016/ink" xmlns:am3d="http://schemas.microsoft.com/office/drawing/2017/model3d" xmlns:o="urn:schemas-microsoft-com:office:office" xmlns:oel="http://schemas.microsoft.com/office/2019/extlst" xmlns:r="http://schemas.openxmlformats.org/officeDocument/2006/relationships" xmlns:m="http://schemas.openxmlformats.org/officeDocument/2006/math" xmlns:v="urn:schemas-microsoft-com:vml" xmlns:wp14="http://schemas.microsoft.com/office/word/2010/wordprocessingDrawing" xmlns:wp="http://schemas.openxmlformats.org/drawingml/2006/wordprocessingDrawing" xmlns:w10="urn:schemas-microsoft-com:office:word" xmlns:w="http://schemas.openxmlformats.org/wordprocessingml/2006/main" xmlns:w14="http://schemas.microsoft.com/office/word/2010/wordml" xmlns:w15="http://schemas.microsoft.com/office/word/2012/wordml" xmlns:w16cex="http://schemas.microsoft.com/office/word/2018/wordml/cex" xmlns:w16cid="http://schemas.microsoft.com/office/word/2016/wordml/cid" xmlns:w16="http://schemas.microsoft.com/office/word/2018/wordml" xmlns:w16sdtdh="http://schemas.microsoft.com/office/word/2020/wordml/sdtdatahash" xmlns:w16se="http://schemas.microsoft.com/office/word/2015/wordml/symex" xmlns:wpg="http://schemas.microsoft.com/office/word/2010/wordprocessingGroup" xmlns:wpi="http://schemas.microsoft.com/office/word/2010/wordprocessingInk" xmlns:wne="http://schemas.microsoft.com/office/word/2006/wordml" xmlns:wps="http://schemas.microsoft.com/office/word/2010/wordprocessingShape" mc:Ignorable="w14 w15 w16se w16cid w16 w16cex w16sdtdh wp14">
   <w:sdt>
     <w:sdtPr>
       <w:id w:val="-1716195855"/>
     </w:sdtPr>
-    <w:sdtEndPr/>
     <w:sdtContent>
       <w:p>
         <w:pPr>
@@ -10456,7 +9984,7 @@
 </file>
 
 <file path=word/footnotes.xml><?xml version="1.0" encoding="utf-8"?>
-<w:footnotes xmlns:wpc="http://schemas.microsoft.com/office/word/2010/wordprocessingCanvas" xmlns:cx="http://schemas.microsoft.com/office/drawing/2014/chartex" xmlns:mc="http://schemas.openxmlformats.org/markup-compatibility/2006" xmlns:o="urn:schemas-microsoft-com:office:office" xmlns:r="http://schemas.openxmlformats.org/officeDocument/2006/relationships" xmlns:m="http://schemas.openxmlformats.org/officeDocument/2006/math" xmlns:v="urn:schemas-microsoft-com:vml" xmlns:wp14="http://schemas.microsoft.com/office/word/2010/wordprocessingDrawing" xmlns:wp="http://schemas.openxmlformats.org/drawingml/2006/wordprocessingDrawing" xmlns:w10="urn:schemas-microsoft-com:office:word" xmlns:w="http://schemas.openxmlformats.org/wordprocessingml/2006/main" xmlns:w14="http://schemas.microsoft.com/office/word/2010/wordml" xmlns:w15="http://schemas.microsoft.com/office/word/2012/wordml" xmlns:w16se="http://schemas.microsoft.com/office/word/2015/wordml/symex" xmlns:wpg="http://schemas.microsoft.com/office/word/2010/wordprocessingGroup" xmlns:wpi="http://schemas.microsoft.com/office/word/2010/wordprocessingInk" xmlns:wne="http://schemas.microsoft.com/office/word/2006/wordml" xmlns:wps="http://schemas.microsoft.com/office/word/2010/wordprocessingShape" mc:Ignorable="w14 w15 w16se wp14">
+<w:footnotes xmlns:wpc="http://schemas.microsoft.com/office/word/2010/wordprocessingCanvas" xmlns:cx="http://schemas.microsoft.com/office/drawing/2014/chartex" xmlns:cx1="http://schemas.microsoft.com/office/drawing/2015/9/8/chartex" xmlns:cx2="http://schemas.microsoft.com/office/drawing/2015/10/21/chartex" xmlns:cx3="http://schemas.microsoft.com/office/drawing/2016/5/9/chartex" xmlns:cx4="http://schemas.microsoft.com/office/drawing/2016/5/10/chartex" xmlns:cx5="http://schemas.microsoft.com/office/drawing/2016/5/11/chartex" xmlns:cx6="http://schemas.microsoft.com/office/drawing/2016/5/12/chartex" xmlns:cx7="http://schemas.microsoft.com/office/drawing/2016/5/13/chartex" xmlns:cx8="http://schemas.microsoft.com/office/drawing/2016/5/14/chartex" xmlns:mc="http://schemas.openxmlformats.org/markup-compatibility/2006" xmlns:aink="http://schemas.microsoft.com/office/drawing/2016/ink" xmlns:am3d="http://schemas.microsoft.com/office/drawing/2017/model3d" xmlns:o="urn:schemas-microsoft-com:office:office" xmlns:oel="http://schemas.microsoft.com/office/2019/extlst" xmlns:r="http://schemas.openxmlformats.org/officeDocument/2006/relationships" xmlns:m="http://schemas.openxmlformats.org/officeDocument/2006/math" xmlns:v="urn:schemas-microsoft-com:vml" xmlns:wp14="http://schemas.microsoft.com/office/word/2010/wordprocessingDrawing" xmlns:wp="http://schemas.openxmlformats.org/drawingml/2006/wordprocessingDrawing" xmlns:w10="urn:schemas-microsoft-com:office:word" xmlns:w="http://schemas.openxmlformats.org/wordprocessingml/2006/main" xmlns:w14="http://schemas.microsoft.com/office/word/2010/wordml" xmlns:w15="http://schemas.microsoft.com/office/word/2012/wordml" xmlns:w16cex="http://schemas.microsoft.com/office/word/2018/wordml/cex" xmlns:w16cid="http://schemas.microsoft.com/office/word/2016/wordml/cid" xmlns:w16="http://schemas.microsoft.com/office/word/2018/wordml" xmlns:w16sdtdh="http://schemas.microsoft.com/office/word/2020/wordml/sdtdatahash" xmlns:w16se="http://schemas.microsoft.com/office/word/2015/wordml/symex" xmlns:wpg="http://schemas.microsoft.com/office/word/2010/wordprocessingGroup" xmlns:wpi="http://schemas.microsoft.com/office/word/2010/wordprocessingInk" xmlns:wne="http://schemas.microsoft.com/office/word/2006/wordml" xmlns:wps="http://schemas.microsoft.com/office/word/2010/wordprocessingShape" mc:Ignorable="w14 w15 w16se w16cid w16 w16cex w16sdtdh wp14">
   <w:footnote w:type="separator" w:id="-1">
     <w:p>
       <w:r>
@@ -10475,7 +10003,7 @@
 </file>
 
 <file path=word/header1.xml><?xml version="1.0" encoding="utf-8"?>
-<w:hdr xmlns:wpc="http://schemas.microsoft.com/office/word/2010/wordprocessingCanvas" xmlns:cx="http://schemas.microsoft.com/office/drawing/2014/chartex" xmlns:mc="http://schemas.openxmlformats.org/markup-compatibility/2006" xmlns:o="urn:schemas-microsoft-com:office:office" xmlns:r="http://schemas.openxmlformats.org/officeDocument/2006/relationships" xmlns:m="http://schemas.openxmlformats.org/officeDocument/2006/math" xmlns:v="urn:schemas-microsoft-com:vml" xmlns:wp14="http://schemas.microsoft.com/office/word/2010/wordprocessingDrawing" xmlns:wp="http://schemas.openxmlformats.org/drawingml/2006/wordprocessingDrawing" xmlns:w10="urn:schemas-microsoft-com:office:word" xmlns:w="http://schemas.openxmlformats.org/wordprocessingml/2006/main" xmlns:w14="http://schemas.microsoft.com/office/word/2010/wordml" xmlns:w15="http://schemas.microsoft.com/office/word/2012/wordml" xmlns:w16se="http://schemas.microsoft.com/office/word/2015/wordml/symex" xmlns:wpg="http://schemas.microsoft.com/office/word/2010/wordprocessingGroup" xmlns:wpi="http://schemas.microsoft.com/office/word/2010/wordprocessingInk" xmlns:wne="http://schemas.microsoft.com/office/word/2006/wordml" xmlns:wps="http://schemas.microsoft.com/office/word/2010/wordprocessingShape" mc:Ignorable="w14 w15 w16se wp14">
+<w:hdr xmlns:wpc="http://schemas.microsoft.com/office/word/2010/wordprocessingCanvas" xmlns:cx="http://schemas.microsoft.com/office/drawing/2014/chartex" xmlns:cx1="http://schemas.microsoft.com/office/drawing/2015/9/8/chartex" xmlns:cx2="http://schemas.microsoft.com/office/drawing/2015/10/21/chartex" xmlns:cx3="http://schemas.microsoft.com/office/drawing/2016/5/9/chartex" xmlns:cx4="http://schemas.microsoft.com/office/drawing/2016/5/10/chartex" xmlns:cx5="http://schemas.microsoft.com/office/drawing/2016/5/11/chartex" xmlns:cx6="http://schemas.microsoft.com/office/drawing/2016/5/12/chartex" xmlns:cx7="http://schemas.microsoft.com/office/drawing/2016/5/13/chartex" xmlns:cx8="http://schemas.microsoft.com/office/drawing/2016/5/14/chartex" xmlns:mc="http://schemas.openxmlformats.org/markup-compatibility/2006" xmlns:aink="http://schemas.microsoft.com/office/drawing/2016/ink" xmlns:am3d="http://schemas.microsoft.com/office/drawing/2017/model3d" xmlns:o="urn:schemas-microsoft-com:office:office" xmlns:oel="http://schemas.microsoft.com/office/2019/extlst" xmlns:r="http://schemas.openxmlformats.org/officeDocument/2006/relationships" xmlns:m="http://schemas.openxmlformats.org/officeDocument/2006/math" xmlns:v="urn:schemas-microsoft-com:vml" xmlns:wp14="http://schemas.microsoft.com/office/word/2010/wordprocessingDrawing" xmlns:wp="http://schemas.openxmlformats.org/drawingml/2006/wordprocessingDrawing" xmlns:w10="urn:schemas-microsoft-com:office:word" xmlns:w="http://schemas.openxmlformats.org/wordprocessingml/2006/main" xmlns:w14="http://schemas.microsoft.com/office/word/2010/wordml" xmlns:w15="http://schemas.microsoft.com/office/word/2012/wordml" xmlns:w16cex="http://schemas.microsoft.com/office/word/2018/wordml/cex" xmlns:w16cid="http://schemas.microsoft.com/office/word/2016/wordml/cid" xmlns:w16="http://schemas.microsoft.com/office/word/2018/wordml" xmlns:w16sdtdh="http://schemas.microsoft.com/office/word/2020/wordml/sdtdatahash" xmlns:w16se="http://schemas.microsoft.com/office/word/2015/wordml/symex" xmlns:wpg="http://schemas.microsoft.com/office/word/2010/wordprocessingGroup" xmlns:wpi="http://schemas.microsoft.com/office/word/2010/wordprocessingInk" xmlns:wne="http://schemas.microsoft.com/office/word/2006/wordml" xmlns:wps="http://schemas.microsoft.com/office/word/2010/wordprocessingShape" mc:Ignorable="w14 w15 w16se w16cid w16 w16cex w16sdtdh wp14">
   <w:tbl>
     <w:tblPr>
       <w:tblpPr w:leftFromText="180" w:rightFromText="180" w:vertAnchor="text" w:horzAnchor="margin" w:tblpX="-32" w:tblpY="624"/>
@@ -10511,7 +10039,7 @@
           <w:pPr>
             <w:jc w:val="center"/>
             <w:rPr>
-              <w:rFonts w:ascii="黑体" w:eastAsia="黑体" w:hAnsi="宋体"/>
+              <w:rFonts w:ascii="黑体" w:eastAsia="黑体" w:hAnsi="宋体" w:hint="eastAsia"/>
               <w:sz w:val="30"/>
               <w:szCs w:val="30"/>
               <w:lang w:eastAsia="zh-CN"/>
@@ -10543,17 +10071,15 @@
           <w:pPr>
             <w:jc w:val="center"/>
             <w:rPr>
-              <w:rFonts w:ascii="宋体" w:hAnsi="宋体"/>
+              <w:rFonts w:ascii="宋体" w:hAnsi="宋体" w:hint="eastAsia"/>
             </w:rPr>
           </w:pPr>
-          <w:proofErr w:type="spellStart"/>
           <w:r>
             <w:rPr>
               <w:rFonts w:ascii="宋体" w:hAnsi="宋体" w:hint="eastAsia"/>
             </w:rPr>
             <w:t>文件名称</w:t>
           </w:r>
-          <w:proofErr w:type="spellEnd"/>
         </w:p>
       </w:tc>
       <w:tc>
@@ -10627,7 +10153,7 @@
           <w:pPr>
             <w:jc w:val="center"/>
             <w:rPr>
-              <w:rFonts w:ascii="宋体" w:hAnsi="宋体"/>
+              <w:rFonts w:ascii="宋体" w:hAnsi="宋体" w:hint="eastAsia"/>
             </w:rPr>
           </w:pPr>
           <w:r>
@@ -10761,7 +10287,7 @@
           <w:pPr>
             <w:jc w:val="center"/>
             <w:rPr>
-              <w:rFonts w:ascii="宋体" w:hAnsi="宋体"/>
+              <w:rFonts w:ascii="宋体" w:hAnsi="宋体" w:hint="eastAsia"/>
             </w:rPr>
           </w:pPr>
           <w:r>
@@ -10812,7 +10338,7 @@
 </file>
 
 <file path=word/header2.xml><?xml version="1.0" encoding="utf-8"?>
-<w:hdr xmlns:wpc="http://schemas.microsoft.com/office/word/2010/wordprocessingCanvas" xmlns:cx="http://schemas.microsoft.com/office/drawing/2014/chartex" xmlns:mc="http://schemas.openxmlformats.org/markup-compatibility/2006" xmlns:o="urn:schemas-microsoft-com:office:office" xmlns:r="http://schemas.openxmlformats.org/officeDocument/2006/relationships" xmlns:m="http://schemas.openxmlformats.org/officeDocument/2006/math" xmlns:v="urn:schemas-microsoft-com:vml" xmlns:wp14="http://schemas.microsoft.com/office/word/2010/wordprocessingDrawing" xmlns:wp="http://schemas.openxmlformats.org/drawingml/2006/wordprocessingDrawing" xmlns:w10="urn:schemas-microsoft-com:office:word" xmlns:w="http://schemas.openxmlformats.org/wordprocessingml/2006/main" xmlns:w14="http://schemas.microsoft.com/office/word/2010/wordml" xmlns:w15="http://schemas.microsoft.com/office/word/2012/wordml" xmlns:w16se="http://schemas.microsoft.com/office/word/2015/wordml/symex" xmlns:wpg="http://schemas.microsoft.com/office/word/2010/wordprocessingGroup" xmlns:wpi="http://schemas.microsoft.com/office/word/2010/wordprocessingInk" xmlns:wne="http://schemas.microsoft.com/office/word/2006/wordml" xmlns:wps="http://schemas.microsoft.com/office/word/2010/wordprocessingShape" mc:Ignorable="w14 w15 w16se wp14">
+<w:hdr xmlns:wpc="http://schemas.microsoft.com/office/word/2010/wordprocessingCanvas" xmlns:cx="http://schemas.microsoft.com/office/drawing/2014/chartex" xmlns:cx1="http://schemas.microsoft.com/office/drawing/2015/9/8/chartex" xmlns:cx2="http://schemas.microsoft.com/office/drawing/2015/10/21/chartex" xmlns:cx3="http://schemas.microsoft.com/office/drawing/2016/5/9/chartex" xmlns:cx4="http://schemas.microsoft.com/office/drawing/2016/5/10/chartex" xmlns:cx5="http://schemas.microsoft.com/office/drawing/2016/5/11/chartex" xmlns:cx6="http://schemas.microsoft.com/office/drawing/2016/5/12/chartex" xmlns:cx7="http://schemas.microsoft.com/office/drawing/2016/5/13/chartex" xmlns:cx8="http://schemas.microsoft.com/office/drawing/2016/5/14/chartex" xmlns:mc="http://schemas.openxmlformats.org/markup-compatibility/2006" xmlns:aink="http://schemas.microsoft.com/office/drawing/2016/ink" xmlns:am3d="http://schemas.microsoft.com/office/drawing/2017/model3d" xmlns:o="urn:schemas-microsoft-com:office:office" xmlns:oel="http://schemas.microsoft.com/office/2019/extlst" xmlns:r="http://schemas.openxmlformats.org/officeDocument/2006/relationships" xmlns:m="http://schemas.openxmlformats.org/officeDocument/2006/math" xmlns:v="urn:schemas-microsoft-com:vml" xmlns:wp14="http://schemas.microsoft.com/office/word/2010/wordprocessingDrawing" xmlns:wp="http://schemas.openxmlformats.org/drawingml/2006/wordprocessingDrawing" xmlns:w10="urn:schemas-microsoft-com:office:word" xmlns:w="http://schemas.openxmlformats.org/wordprocessingml/2006/main" xmlns:w14="http://schemas.microsoft.com/office/word/2010/wordml" xmlns:w15="http://schemas.microsoft.com/office/word/2012/wordml" xmlns:w16cex="http://schemas.microsoft.com/office/word/2018/wordml/cex" xmlns:w16cid="http://schemas.microsoft.com/office/word/2016/wordml/cid" xmlns:w16="http://schemas.microsoft.com/office/word/2018/wordml" xmlns:w16sdtdh="http://schemas.microsoft.com/office/word/2020/wordml/sdtdatahash" xmlns:w16se="http://schemas.microsoft.com/office/word/2015/wordml/symex" xmlns:wpg="http://schemas.microsoft.com/office/word/2010/wordprocessingGroup" xmlns:wpi="http://schemas.microsoft.com/office/word/2010/wordprocessingInk" xmlns:wne="http://schemas.microsoft.com/office/word/2006/wordml" xmlns:wps="http://schemas.microsoft.com/office/word/2010/wordprocessingShape" mc:Ignorable="w14 w15 w16se w16cid w16 w16cex w16sdtdh wp14">
   <w:tbl>
     <w:tblPr>
       <w:tblpPr w:leftFromText="180" w:rightFromText="180" w:vertAnchor="text" w:horzAnchor="margin" w:tblpX="-32" w:tblpY="624"/>
@@ -10848,7 +10374,7 @@
           <w:pPr>
             <w:jc w:val="center"/>
             <w:rPr>
-              <w:rFonts w:ascii="黑体" w:eastAsia="黑体" w:hAnsi="宋体"/>
+              <w:rFonts w:ascii="黑体" w:eastAsia="黑体" w:hAnsi="宋体" w:hint="eastAsia"/>
               <w:sz w:val="30"/>
               <w:szCs w:val="30"/>
               <w:lang w:eastAsia="zh-CN"/>
@@ -10880,17 +10406,15 @@
           <w:pPr>
             <w:jc w:val="center"/>
             <w:rPr>
-              <w:rFonts w:ascii="宋体" w:hAnsi="宋体"/>
+              <w:rFonts w:ascii="宋体" w:hAnsi="宋体" w:hint="eastAsia"/>
             </w:rPr>
           </w:pPr>
-          <w:proofErr w:type="spellStart"/>
           <w:r>
             <w:rPr>
               <w:rFonts w:ascii="宋体" w:hAnsi="宋体" w:hint="eastAsia"/>
             </w:rPr>
             <w:t>文件名称</w:t>
           </w:r>
-          <w:proofErr w:type="spellEnd"/>
         </w:p>
       </w:tc>
       <w:tc>
@@ -10964,7 +10488,7 @@
           <w:pPr>
             <w:jc w:val="center"/>
             <w:rPr>
-              <w:rFonts w:ascii="宋体" w:hAnsi="宋体"/>
+              <w:rFonts w:ascii="宋体" w:hAnsi="宋体" w:hint="eastAsia"/>
             </w:rPr>
           </w:pPr>
           <w:r>
@@ -11123,7 +10647,7 @@
           <w:pPr>
             <w:jc w:val="center"/>
             <w:rPr>
-              <w:rFonts w:ascii="宋体" w:hAnsi="宋体"/>
+              <w:rFonts w:ascii="宋体" w:hAnsi="宋体" w:hint="eastAsia"/>
             </w:rPr>
           </w:pPr>
           <w:r>
@@ -11174,7 +10698,7 @@
 </file>
 
 <file path=word/numbering.xml><?xml version="1.0" encoding="utf-8"?>
-<w:numbering xmlns:wpc="http://schemas.microsoft.com/office/word/2010/wordprocessingCanvas" xmlns:cx="http://schemas.microsoft.com/office/drawing/2014/chartex" xmlns:mc="http://schemas.openxmlformats.org/markup-compatibility/2006" xmlns:o="urn:schemas-microsoft-com:office:office" xmlns:r="http://schemas.openxmlformats.org/officeDocument/2006/relationships" xmlns:m="http://schemas.openxmlformats.org/officeDocument/2006/math" xmlns:v="urn:schemas-microsoft-com:vml" xmlns:wp14="http://schemas.microsoft.com/office/word/2010/wordprocessingDrawing" xmlns:wp="http://schemas.openxmlformats.org/drawingml/2006/wordprocessingDrawing" xmlns:w10="urn:schemas-microsoft-com:office:word" xmlns:w="http://schemas.openxmlformats.org/wordprocessingml/2006/main" xmlns:w14="http://schemas.microsoft.com/office/word/2010/wordml" xmlns:w15="http://schemas.microsoft.com/office/word/2012/wordml" xmlns:w16se="http://schemas.microsoft.com/office/word/2015/wordml/symex" xmlns:wpg="http://schemas.microsoft.com/office/word/2010/wordprocessingGroup" xmlns:wpi="http://schemas.microsoft.com/office/word/2010/wordprocessingInk" xmlns:wne="http://schemas.microsoft.com/office/word/2006/wordml" xmlns:wps="http://schemas.microsoft.com/office/word/2010/wordprocessingShape" mc:Ignorable="w14 w15 w16se wp14">
+<w:numbering xmlns:wpc="http://schemas.microsoft.com/office/word/2010/wordprocessingCanvas" xmlns:cx="http://schemas.microsoft.com/office/drawing/2014/chartex" xmlns:cx1="http://schemas.microsoft.com/office/drawing/2015/9/8/chartex" xmlns:cx2="http://schemas.microsoft.com/office/drawing/2015/10/21/chartex" xmlns:cx3="http://schemas.microsoft.com/office/drawing/2016/5/9/chartex" xmlns:cx4="http://schemas.microsoft.com/office/drawing/2016/5/10/chartex" xmlns:cx5="http://schemas.microsoft.com/office/drawing/2016/5/11/chartex" xmlns:cx6="http://schemas.microsoft.com/office/drawing/2016/5/12/chartex" xmlns:cx7="http://schemas.microsoft.com/office/drawing/2016/5/13/chartex" xmlns:cx8="http://schemas.microsoft.com/office/drawing/2016/5/14/chartex" xmlns:mc="http://schemas.openxmlformats.org/markup-compatibility/2006" xmlns:aink="http://schemas.microsoft.com/office/drawing/2016/ink" xmlns:am3d="http://schemas.microsoft.com/office/drawing/2017/model3d" xmlns:o="urn:schemas-microsoft-com:office:office" xmlns:oel="http://schemas.microsoft.com/office/2019/extlst" xmlns:r="http://schemas.openxmlformats.org/officeDocument/2006/relationships" xmlns:m="http://schemas.openxmlformats.org/officeDocument/2006/math" xmlns:v="urn:schemas-microsoft-com:vml" xmlns:wp14="http://schemas.microsoft.com/office/word/2010/wordprocessingDrawing" xmlns:wp="http://schemas.openxmlformats.org/drawingml/2006/wordprocessingDrawing" xmlns:w10="urn:schemas-microsoft-com:office:word" xmlns:w="http://schemas.openxmlformats.org/wordprocessingml/2006/main" xmlns:w14="http://schemas.microsoft.com/office/word/2010/wordml" xmlns:w15="http://schemas.microsoft.com/office/word/2012/wordml" xmlns:w16cex="http://schemas.microsoft.com/office/word/2018/wordml/cex" xmlns:w16cid="http://schemas.microsoft.com/office/word/2016/wordml/cid" xmlns:w16="http://schemas.microsoft.com/office/word/2018/wordml" xmlns:w16sdtdh="http://schemas.microsoft.com/office/word/2020/wordml/sdtdatahash" xmlns:w16se="http://schemas.microsoft.com/office/word/2015/wordml/symex" xmlns:wpg="http://schemas.microsoft.com/office/word/2010/wordprocessingGroup" xmlns:wpi="http://schemas.microsoft.com/office/word/2010/wordprocessingInk" xmlns:wne="http://schemas.microsoft.com/office/word/2006/wordml" xmlns:wps="http://schemas.microsoft.com/office/word/2010/wordprocessingShape" mc:Ignorable="w14 w15 w16se w16cid w16 w16cex w16sdtdh wp14">
   <w:abstractNum w:abstractNumId="0" w15:restartNumberingAfterBreak="0">
     <w:nsid w:val="31723022"/>
     <w:multiLevelType w:val="multilevel"/>
@@ -11264,14 +10788,14 @@
       </w:pPr>
     </w:lvl>
   </w:abstractNum>
-  <w:num w:numId="1">
+  <w:num w:numId="1" w16cid:durableId="1078819237">
     <w:abstractNumId w:val="0"/>
   </w:num>
 </w:numbering>
 </file>
 
 <file path=word/styles.xml><?xml version="1.0" encoding="utf-8"?>
-<w:styles xmlns:mc="http://schemas.openxmlformats.org/markup-compatibility/2006" xmlns:r="http://schemas.openxmlformats.org/officeDocument/2006/relationships" xmlns:w="http://schemas.openxmlformats.org/wordprocessingml/2006/main" xmlns:w14="http://schemas.microsoft.com/office/word/2010/wordml" xmlns:w15="http://schemas.microsoft.com/office/word/2012/wordml" xmlns:w16se="http://schemas.microsoft.com/office/word/2015/wordml/symex" mc:Ignorable="w14 w15 w16se">
+<w:styles xmlns:mc="http://schemas.openxmlformats.org/markup-compatibility/2006" xmlns:r="http://schemas.openxmlformats.org/officeDocument/2006/relationships" xmlns:w="http://schemas.openxmlformats.org/wordprocessingml/2006/main" xmlns:w14="http://schemas.microsoft.com/office/word/2010/wordml" xmlns:w15="http://schemas.microsoft.com/office/word/2012/wordml" xmlns:w16cex="http://schemas.microsoft.com/office/word/2018/wordml/cex" xmlns:w16cid="http://schemas.microsoft.com/office/word/2016/wordml/cid" xmlns:w16="http://schemas.microsoft.com/office/word/2018/wordml" xmlns:w16sdtdh="http://schemas.microsoft.com/office/word/2020/wordml/sdtdatahash" xmlns:w16se="http://schemas.microsoft.com/office/word/2015/wordml/symex" mc:Ignorable="w14 w15 w16se w16cid w16 w16cex w16sdtdh">
   <w:docDefaults>
     <w:rPrDefault>
       <w:rPr>
@@ -11281,7 +10805,7 @@
     </w:rPrDefault>
     <w:pPrDefault/>
   </w:docDefaults>
-  <w:latentStyles w:defLockedState="0" w:defUIPriority="0" w:defSemiHidden="0" w:defUnhideWhenUsed="0" w:defQFormat="0" w:count="371">
+  <w:latentStyles w:defLockedState="0" w:defUIPriority="0" w:defSemiHidden="0" w:defUnhideWhenUsed="0" w:defQFormat="0" w:count="376">
     <w:lsdException w:name="Normal" w:qFormat="1"/>
     <w:lsdException w:name="heading 1" w:qFormat="1"/>
     <w:lsdException w:name="heading 2" w:qFormat="1"/>
@@ -11647,6 +11171,11 @@
     <w:lsdException w:name="List Table 5 Dark Accent 6" w:uiPriority="50"/>
     <w:lsdException w:name="List Table 6 Colorful Accent 6" w:uiPriority="51"/>
     <w:lsdException w:name="List Table 7 Colorful Accent 6" w:uiPriority="52"/>
+    <w:lsdException w:name="Mention" w:semiHidden="1" w:uiPriority="99" w:unhideWhenUsed="1"/>
+    <w:lsdException w:name="Smart Hyperlink" w:semiHidden="1" w:uiPriority="99" w:unhideWhenUsed="1"/>
+    <w:lsdException w:name="Hashtag" w:semiHidden="1" w:uiPriority="99" w:unhideWhenUsed="1"/>
+    <w:lsdException w:name="Unresolved Mention" w:semiHidden="1" w:uiPriority="99" w:unhideWhenUsed="1"/>
+    <w:lsdException w:name="Smart Link" w:semiHidden="1" w:uiPriority="99" w:unhideWhenUsed="1"/>
   </w:latentStyles>
   <w:style w:type="paragraph" w:default="1" w:styleId="a">
     <w:name w:val="Normal"/>
